--- a/2.1/docs/ElemCalendar.docx
+++ b/2.1/docs/ElemCalendar.docx
@@ -3,64 +3,85 @@
 <w:document xmlns:wpc="http://schemas.microsoft.com/office/word/2010/wordprocessingCanvas" xmlns:mo="http://schemas.microsoft.com/office/mac/office/2008/main" xmlns:mc="http://schemas.openxmlformats.org/markup-compatibility/2006" xmlns:mv="urn:schemas-microsoft-com:mac:vml" xmlns:o="urn:schemas-microsoft-com:office:office" xmlns:r="http://schemas.openxmlformats.org/officeDocument/2006/relationships" xmlns:m="http://schemas.openxmlformats.org/officeDocument/2006/math" xmlns:v="urn:schemas-microsoft-com:vml" xmlns:wp14="http://schemas.microsoft.com/office/word/2010/wordprocessingDrawing" xmlns:wp="http://schemas.openxmlformats.org/drawingml/2006/wordprocessingDrawing" xmlns:w10="urn:schemas-microsoft-com:office:word" xmlns:w="http://schemas.openxmlformats.org/wordprocessingml/2006/main" xmlns:w14="http://schemas.microsoft.com/office/word/2010/wordml" xmlns:wpg="http://schemas.microsoft.com/office/word/2010/wordprocessingGroup" xmlns:wpi="http://schemas.microsoft.com/office/word/2010/wordprocessingInk" xmlns:wne="http://schemas.microsoft.com/office/word/2006/wordml" xmlns:wps="http://schemas.microsoft.com/office/word/2010/wordprocessingShape" mc:Ignorable="w14 wp14">
   <w:body>
     <w:p>
+      <w:r>
+        <w:rPr>
+          <w:b/>
+          <w:color w:val="4F6AFF"/>
+          <w:sz w:val="56"/>
+        </w:rPr>
+        <w:t>Виджет «Календарь»</w:t>
+      </w:r>
+    </w:p>
+    <w:p>
+      <w:r>
+        <w:rPr>
+          <w:color w:val="64748B"/>
+          <w:sz w:val="24"/>
+        </w:rPr>
+        <w:t>ElemCalendar — фильтр дат и полноразмерный календарь с событиями</w:t>
+      </w:r>
+    </w:p>
+    <w:p/>
+    <w:p>
       <w:pPr>
-        <w:jc w:val="left"/>
+        <w:spacing w:before="200" w:after="40"/>
       </w:pPr>
       <w:r>
         <w:rPr>
           <w:b/>
           <w:color w:val="4F6AFF"/>
-          <w:sz w:val="52"/>
+          <w:sz w:val="28"/>
         </w:rPr>
-        <w:t>ElemCalendar</w:t>
+        <w:t>Описание</w:t>
       </w:r>
     </w:p>
     <w:p>
+      <w:pPr>
+        <w:spacing w:after="40"/>
+      </w:pPr>
       <w:r>
         <w:rPr>
-          <w:color w:val="475569"/>
-          <w:sz w:val="24"/>
+          <w:sz w:val="21"/>
         </w:rPr>
-        <w:t>Виджет календаря с выбором дат, событиями и тепловой картой</w:t>
+        <w:t>Виджет «Календарь» работает в двух основных режимах: полный календарь (для просмотра событий, тепловых карт, расписания) и компактный фильтр дат (встраивается в шапку дашборда для выбора периода). Выбранные даты передаются в хранилище платформы и автоматически применяются ко всем связанным виджетам.</w:t>
+      </w:r>
+    </w:p>
+    <w:p>
+      <w:pPr>
+        <w:spacing w:before="80"/>
+      </w:pPr>
+      <w:r>
+        <w:rPr>
+          <w:i/>
+          <w:color w:val="64748B"/>
+          <w:sz w:val="18"/>
+        </w:rPr>
+        <w:t>[Скриншот: Пример виджета на дашборде]</w:t>
       </w:r>
     </w:p>
     <w:p/>
     <w:p>
+      <w:pPr>
+        <w:spacing w:before="200" w:after="40"/>
+      </w:pPr>
       <w:r>
         <w:rPr>
           <w:b/>
           <w:color w:val="4F6AFF"/>
-          <w:sz w:val="26"/>
+          <w:sz w:val="28"/>
         </w:rPr>
-        <w:t>Назначение</w:t>
+        <w:t>Режим виджета</w:t>
       </w:r>
     </w:p>
     <w:p>
+      <w:pPr>
+        <w:spacing w:after="40"/>
+      </w:pPr>
       <w:r>
         <w:rPr>
-          <w:sz w:val="20"/>
+          <w:sz w:val="21"/>
         </w:rPr>
-        <w:t>ElemCalendar — многофункциональный календарный виджет с двумя основными режимами: полный (full) — полноразмерный календарь с видами месяц/неделя/день/повестка/год, и компактный (compact) — встраиваемый фильтр дат. Поддерживает выбор одиночной даты, диапазона и множественного выбора, отображение событий из источника данных, тепловую карту метрик.</w:t>
-      </w:r>
-    </w:p>
-    <w:p>
-      <w:r>
-        <w:rPr>
-          <w:b/>
-          <w:color w:val="4F6AFF"/>
-          <w:sz w:val="26"/>
-        </w:rPr>
-        <w:t>Режимы</w:t>
-      </w:r>
-    </w:p>
-    <w:p>
-      <w:r>
-        <w:rPr>
-          <w:b/>
-          <w:color w:val="1E293B"/>
-          <w:sz w:val="22"/>
-        </w:rPr>
-        <w:t>Полный режим (calMode = "full")</w:t>
+        <w:t>В разделе «Режим виджета» выберите один из двух вариантов:</w:t>
       </w:r>
     </w:p>
     <w:p>
@@ -69,9 +90,9 @@
       </w:pPr>
       <w:r>
         <w:rPr>
-          <w:sz w:val="20"/>
+          <w:sz w:val="21"/>
         </w:rPr>
-        <w:t>Переключение видов: месяц, неделя, день, повестка, год</w:t>
+        <w:t>«Полный календарь» — полноразмерный календарь с видами: Месяц, Неделя, День, Список, Год.</w:t>
       </w:r>
     </w:p>
     <w:p>
@@ -80,9 +101,47 @@
       </w:pPr>
       <w:r>
         <w:rPr>
-          <w:sz w:val="20"/>
+          <w:sz w:val="21"/>
         </w:rPr>
-        <w:t>Отображение событий из хранилища или JSON</w:t>
+        <w:t>«Компактный календарь» — компактный фильтр дат, встраиваемый в шапку.</w:t>
+      </w:r>
+    </w:p>
+    <w:p>
+      <w:pPr>
+        <w:spacing w:before="80"/>
+      </w:pPr>
+      <w:r>
+        <w:rPr>
+          <w:i/>
+          <w:color w:val="64748B"/>
+          <w:sz w:val="18"/>
+        </w:rPr>
+        <w:t>[Скриншот: Выбор режима виджета]</w:t>
+      </w:r>
+    </w:p>
+    <w:p/>
+    <w:p>
+      <w:pPr>
+        <w:spacing w:before="200" w:after="40"/>
+      </w:pPr>
+      <w:r>
+        <w:rPr>
+          <w:b/>
+          <w:color w:val="4F6AFF"/>
+          <w:sz w:val="28"/>
+        </w:rPr>
+        <w:t>Режим компактного виджета</w:t>
+      </w:r>
+    </w:p>
+    <w:p>
+      <w:pPr>
+        <w:spacing w:after="40"/>
+      </w:pPr>
+      <w:r>
+        <w:rPr>
+          <w:sz w:val="21"/>
+        </w:rPr>
+        <w:t>При выборе компактного режима доступны четыре подрежима:</w:t>
       </w:r>
     </w:p>
     <w:p>
@@ -91,9 +150,9 @@
       </w:pPr>
       <w:r>
         <w:rPr>
-          <w:sz w:val="20"/>
+          <w:sz w:val="21"/>
         </w:rPr>
-        <w:t>Тепловая карта с настраиваемыми цветами</w:t>
+        <w:t>«Выбор периода» — стандартный вид: мини-календарь + кнопки-пресеты.</w:t>
       </w:r>
     </w:p>
     <w:p>
@@ -102,9 +161,9 @@
       </w:pPr>
       <w:r>
         <w:rPr>
-          <w:sz w:val="20"/>
+          <w:sz w:val="21"/>
         </w:rPr>
-        <w:t>Тултип при наведении на день с событиями</w:t>
+        <w:t>«Выбор периода (расширенный)» — два мини-календаря рядом с независимой навигацией по месяцам, удобен для выбора длинных диапазонов.</w:t>
       </w:r>
     </w:p>
     <w:p>
@@ -113,3591 +172,48 @@
       </w:pPr>
       <w:r>
         <w:rPr>
-          <w:sz w:val="20"/>
+          <w:sz w:val="21"/>
         </w:rPr>
-        <w:t>Кнопки «Сегодня» и «Сброс»</w:t>
+        <w:t>«Выбор периода (упрощённый)» — только кнопки-пресеты без календарной сетки. Пресеты «Сегодня» и «Вчера» скрыты, так как в упрощённом режиме подразумевается выбор периода, а не одного дня.</w:t>
       </w:r>
     </w:p>
     <w:p>
+      <w:pPr>
+        <w:pStyle w:val="ListBullet"/>
+      </w:pPr>
       <w:r>
         <w:rPr>
-          <w:b/>
-          <w:color w:val="1E293B"/>
-          <w:sz w:val="22"/>
+          <w:sz w:val="21"/>
         </w:rPr>
-        <w:t>Компактный режим (calMode = "compact") — 4 подрежима</w:t>
+        <w:t>«Ввод дат» — только поля ручного ввода начала и конца диапазона.</w:t>
       </w:r>
     </w:p>
     <w:tbl>
       <w:tblPr>
         <w:tblW w:type="auto" w:w="0"/>
-        <w:jc w:val="left"/>
         <w:tblLook w:firstColumn="1" w:firstRow="1" w:lastColumn="0" w:lastRow="0" w:noHBand="0" w:noVBand="1" w:val="04A0"/>
       </w:tblPr>
       <w:tblGrid>
-        <w:gridCol w:w="2351"/>
-        <w:gridCol w:w="2351"/>
-        <w:gridCol w:w="2351"/>
-        <w:gridCol w:w="2351"/>
+        <w:gridCol w:w="9406"/>
       </w:tblGrid>
       <w:tr>
         <w:tc>
           <w:tcPr>
-            <w:tcW w:type="dxa" w:w="2551"/>
-            <w:shd w:val="clear" w:color="auto" w:fill="4F6AFF"/>
-            <w:tcBorders>
-              <w:top w:val="single" w:sz="4" w:color="3A56F0"/>
-              <w:left w:val="single" w:sz="4" w:color="3A56F0"/>
-              <w:bottom w:val="single" w:sz="4" w:color="3A56F0"/>
-              <w:right w:val="single" w:sz="4" w:color="3A56F0"/>
-              <w:insideH w:val="single" w:sz="4" w:color="3A56F0"/>
-              <w:insideV w:val="single" w:sz="4" w:color="3A56F0"/>
-            </w:tcBorders>
+            <w:tcW w:type="dxa" w:w="9406"/>
+            <w:shd w:val="clear" w:color="auto" w:fill="EEF1FF"/>
           </w:tcPr>
           <w:p>
             <w:pPr>
-              <w:jc w:val="left"/>
+              <w:spacing w:before="80" w:after="80"/>
+              <w:ind w:left="170" w:right="170"/>
             </w:pPr>
             <w:r>
               <w:rPr>
-                <w:b/>
-                <w:color w:val="FFFFFF"/>
-                <w:sz w:val="18"/>
+                <w:i/>
+                <w:color w:val="3D55E8"/>
+                <w:sz w:val="20"/>
               </w:rPr>
-              <w:t>Параметр</w:t>
-            </w:r>
-          </w:p>
-        </w:tc>
-        <w:tc>
-          <w:tcPr>
-            <w:tcW w:type="dxa" w:w="1417"/>
-            <w:shd w:val="clear" w:color="auto" w:fill="4F6AFF"/>
-            <w:tcBorders>
-              <w:top w:val="single" w:sz="4" w:color="3A56F0"/>
-              <w:left w:val="single" w:sz="4" w:color="3A56F0"/>
-              <w:bottom w:val="single" w:sz="4" w:color="3A56F0"/>
-              <w:right w:val="single" w:sz="4" w:color="3A56F0"/>
-              <w:insideH w:val="single" w:sz="4" w:color="3A56F0"/>
-              <w:insideV w:val="single" w:sz="4" w:color="3A56F0"/>
-            </w:tcBorders>
-          </w:tcPr>
-          <w:p>
-            <w:pPr>
-              <w:jc w:val="left"/>
-            </w:pPr>
-            <w:r>
-              <w:rPr>
-                <w:b/>
-                <w:color w:val="FFFFFF"/>
-                <w:sz w:val="18"/>
-              </w:rPr>
-              <w:t>Тип</w:t>
-            </w:r>
-          </w:p>
-        </w:tc>
-        <w:tc>
-          <w:tcPr>
-            <w:tcW w:type="dxa" w:w="1984"/>
-            <w:shd w:val="clear" w:color="auto" w:fill="4F6AFF"/>
-            <w:tcBorders>
-              <w:top w:val="single" w:sz="4" w:color="3A56F0"/>
-              <w:left w:val="single" w:sz="4" w:color="3A56F0"/>
-              <w:bottom w:val="single" w:sz="4" w:color="3A56F0"/>
-              <w:right w:val="single" w:sz="4" w:color="3A56F0"/>
-              <w:insideH w:val="single" w:sz="4" w:color="3A56F0"/>
-              <w:insideV w:val="single" w:sz="4" w:color="3A56F0"/>
-            </w:tcBorders>
-          </w:tcPr>
-          <w:p>
-            <w:pPr>
-              <w:jc w:val="left"/>
-            </w:pPr>
-            <w:r>
-              <w:rPr>
-                <w:b/>
-                <w:color w:val="FFFFFF"/>
-                <w:sz w:val="18"/>
-              </w:rPr>
-              <w:t>Умолчание</w:t>
-            </w:r>
-          </w:p>
-        </w:tc>
-        <w:tc>
-          <w:tcPr>
-            <w:tcW w:type="dxa" w:w="4535"/>
-            <w:shd w:val="clear" w:color="auto" w:fill="4F6AFF"/>
-            <w:tcBorders>
-              <w:top w:val="single" w:sz="4" w:color="3A56F0"/>
-              <w:left w:val="single" w:sz="4" w:color="3A56F0"/>
-              <w:bottom w:val="single" w:sz="4" w:color="3A56F0"/>
-              <w:right w:val="single" w:sz="4" w:color="3A56F0"/>
-              <w:insideH w:val="single" w:sz="4" w:color="3A56F0"/>
-              <w:insideV w:val="single" w:sz="4" w:color="3A56F0"/>
-            </w:tcBorders>
-          </w:tcPr>
-          <w:p>
-            <w:pPr>
-              <w:jc w:val="left"/>
-            </w:pPr>
-            <w:r>
-              <w:rPr>
-                <w:b/>
-                <w:color w:val="FFFFFF"/>
-                <w:sz w:val="18"/>
-              </w:rPr>
-              <w:t>Описание</w:t>
-            </w:r>
-          </w:p>
-        </w:tc>
-      </w:tr>
-      <w:tr>
-        <w:tc>
-          <w:tcPr>
-            <w:tcW w:type="dxa" w:w="2551"/>
-            <w:shd w:val="clear" w:color="auto" w:fill="FFFFFF"/>
-            <w:tcBorders>
-              <w:top w:val="single" w:sz="4" w:color="E2E8F0"/>
-              <w:left w:val="single" w:sz="4" w:color="E2E8F0"/>
-              <w:bottom w:val="single" w:sz="4" w:color="E2E8F0"/>
-              <w:right w:val="single" w:sz="4" w:color="E2E8F0"/>
-              <w:insideH w:val="single" w:sz="4" w:color="E2E8F0"/>
-              <w:insideV w:val="single" w:sz="4" w:color="E2E8F0"/>
-            </w:tcBorders>
-          </w:tcPr>
-          <w:p>
-            <w:r>
-              <w:rPr>
-                <w:b/>
-                <w:color w:val="2D3A8C"/>
-                <w:sz w:val="18"/>
-              </w:rPr>
-              <w:t>Выбор периода</w:t>
-            </w:r>
-          </w:p>
-        </w:tc>
-        <w:tc>
-          <w:tcPr>
-            <w:tcW w:type="dxa" w:w="1417"/>
-            <w:shd w:val="clear" w:color="auto" w:fill="FFFFFF"/>
-            <w:tcBorders>
-              <w:top w:val="single" w:sz="4" w:color="E2E8F0"/>
-              <w:left w:val="single" w:sz="4" w:color="E2E8F0"/>
-              <w:bottom w:val="single" w:sz="4" w:color="E2E8F0"/>
-              <w:right w:val="single" w:sz="4" w:color="E2E8F0"/>
-              <w:insideH w:val="single" w:sz="4" w:color="E2E8F0"/>
-              <w:insideV w:val="single" w:sz="4" w:color="E2E8F0"/>
-            </w:tcBorders>
-          </w:tcPr>
-          <w:p>
-            <w:r>
-              <w:rPr>
-                <w:color w:val="1E293B"/>
-                <w:sz w:val="18"/>
-              </w:rPr>
-              <w:t>(стандартный)</w:t>
-            </w:r>
-          </w:p>
-        </w:tc>
-        <w:tc>
-          <w:tcPr>
-            <w:tcW w:type="dxa" w:w="1984"/>
-            <w:shd w:val="clear" w:color="auto" w:fill="FFFFFF"/>
-            <w:tcBorders>
-              <w:top w:val="single" w:sz="4" w:color="E2E8F0"/>
-              <w:left w:val="single" w:sz="4" w:color="E2E8F0"/>
-              <w:bottom w:val="single" w:sz="4" w:color="E2E8F0"/>
-              <w:right w:val="single" w:sz="4" w:color="E2E8F0"/>
-              <w:insideH w:val="single" w:sz="4" w:color="E2E8F0"/>
-              <w:insideV w:val="single" w:sz="4" w:color="E2E8F0"/>
-            </w:tcBorders>
-          </w:tcPr>
-          <w:p>
-            <w:r>
-              <w:rPr>
-                <w:color w:val="1E293B"/>
-                <w:sz w:val="18"/>
-              </w:rPr>
-              <w:t>Мини-календарь + пресеты</w:t>
-            </w:r>
-          </w:p>
-        </w:tc>
-        <w:tc>
-          <w:tcPr>
-            <w:tcW w:type="dxa" w:w="4535"/>
-            <w:shd w:val="clear" w:color="auto" w:fill="FFFFFF"/>
-            <w:tcBorders>
-              <w:top w:val="single" w:sz="4" w:color="E2E8F0"/>
-              <w:left w:val="single" w:sz="4" w:color="E2E8F0"/>
-              <w:bottom w:val="single" w:sz="4" w:color="E2E8F0"/>
-              <w:right w:val="single" w:sz="4" w:color="E2E8F0"/>
-              <w:insideH w:val="single" w:sz="4" w:color="E2E8F0"/>
-              <w:insideV w:val="single" w:sz="4" w:color="E2E8F0"/>
-            </w:tcBorders>
-          </w:tcPr>
-          <w:p>
-            <w:r>
-              <w:rPr>
-                <w:color w:val="1E293B"/>
-                <w:sz w:val="18"/>
-              </w:rPr>
-              <w:t>Базовый вид фильтра дат</w:t>
-            </w:r>
-          </w:p>
-        </w:tc>
-      </w:tr>
-      <w:tr>
-        <w:tc>
-          <w:tcPr>
-            <w:tcW w:type="dxa" w:w="2551"/>
-            <w:shd w:val="clear" w:color="auto" w:fill="F8FAFC"/>
-            <w:tcBorders>
-              <w:top w:val="single" w:sz="4" w:color="E2E8F0"/>
-              <w:left w:val="single" w:sz="4" w:color="E2E8F0"/>
-              <w:bottom w:val="single" w:sz="4" w:color="E2E8F0"/>
-              <w:right w:val="single" w:sz="4" w:color="E2E8F0"/>
-              <w:insideH w:val="single" w:sz="4" w:color="E2E8F0"/>
-              <w:insideV w:val="single" w:sz="4" w:color="E2E8F0"/>
-            </w:tcBorders>
-          </w:tcPr>
-          <w:p>
-            <w:r>
-              <w:rPr>
-                <w:b/>
-                <w:color w:val="2D3A8C"/>
-                <w:sz w:val="18"/>
-              </w:rPr>
-              <w:t>Выбор периода (расширенный)</w:t>
-            </w:r>
-          </w:p>
-        </w:tc>
-        <w:tc>
-          <w:tcPr>
-            <w:tcW w:type="dxa" w:w="1417"/>
-            <w:shd w:val="clear" w:color="auto" w:fill="F8FAFC"/>
-            <w:tcBorders>
-              <w:top w:val="single" w:sz="4" w:color="E2E8F0"/>
-              <w:left w:val="single" w:sz="4" w:color="E2E8F0"/>
-              <w:bottom w:val="single" w:sz="4" w:color="E2E8F0"/>
-              <w:right w:val="single" w:sz="4" w:color="E2E8F0"/>
-              <w:insideH w:val="single" w:sz="4" w:color="E2E8F0"/>
-              <w:insideV w:val="single" w:sz="4" w:color="E2E8F0"/>
-            </w:tcBorders>
-          </w:tcPr>
-          <w:p>
-            <w:r>
-              <w:rPr>
-                <w:color w:val="1E293B"/>
-                <w:sz w:val="18"/>
-              </w:rPr>
-              <w:t>(extended)</w:t>
-            </w:r>
-          </w:p>
-        </w:tc>
-        <w:tc>
-          <w:tcPr>
-            <w:tcW w:type="dxa" w:w="1984"/>
-            <w:shd w:val="clear" w:color="auto" w:fill="F8FAFC"/>
-            <w:tcBorders>
-              <w:top w:val="single" w:sz="4" w:color="E2E8F0"/>
-              <w:left w:val="single" w:sz="4" w:color="E2E8F0"/>
-              <w:bottom w:val="single" w:sz="4" w:color="E2E8F0"/>
-              <w:right w:val="single" w:sz="4" w:color="E2E8F0"/>
-              <w:insideH w:val="single" w:sz="4" w:color="E2E8F0"/>
-              <w:insideV w:val="single" w:sz="4" w:color="E2E8F0"/>
-            </w:tcBorders>
-          </w:tcPr>
-          <w:p>
-            <w:r>
-              <w:rPr>
-                <w:color w:val="1E293B"/>
-                <w:sz w:val="18"/>
-              </w:rPr>
-              <w:t>Два мини-календаря + пресеты</w:t>
-            </w:r>
-          </w:p>
-        </w:tc>
-        <w:tc>
-          <w:tcPr>
-            <w:tcW w:type="dxa" w:w="4535"/>
-            <w:shd w:val="clear" w:color="auto" w:fill="F8FAFC"/>
-            <w:tcBorders>
-              <w:top w:val="single" w:sz="4" w:color="E2E8F0"/>
-              <w:left w:val="single" w:sz="4" w:color="E2E8F0"/>
-              <w:bottom w:val="single" w:sz="4" w:color="E2E8F0"/>
-              <w:right w:val="single" w:sz="4" w:color="E2E8F0"/>
-              <w:insideH w:val="single" w:sz="4" w:color="E2E8F0"/>
-              <w:insideV w:val="single" w:sz="4" w:color="E2E8F0"/>
-            </w:tcBorders>
-          </w:tcPr>
-          <w:p>
-            <w:r>
-              <w:rPr>
-                <w:color w:val="1E293B"/>
-                <w:sz w:val="18"/>
-              </w:rPr>
-              <w:t>Независимая навигация каждого месяца</w:t>
-            </w:r>
-          </w:p>
-        </w:tc>
-      </w:tr>
-      <w:tr>
-        <w:tc>
-          <w:tcPr>
-            <w:tcW w:type="dxa" w:w="2551"/>
-            <w:shd w:val="clear" w:color="auto" w:fill="FFFFFF"/>
-            <w:tcBorders>
-              <w:top w:val="single" w:sz="4" w:color="E2E8F0"/>
-              <w:left w:val="single" w:sz="4" w:color="E2E8F0"/>
-              <w:bottom w:val="single" w:sz="4" w:color="E2E8F0"/>
-              <w:right w:val="single" w:sz="4" w:color="E2E8F0"/>
-              <w:insideH w:val="single" w:sz="4" w:color="E2E8F0"/>
-              <w:insideV w:val="single" w:sz="4" w:color="E2E8F0"/>
-            </w:tcBorders>
-          </w:tcPr>
-          <w:p>
-            <w:r>
-              <w:rPr>
-                <w:b/>
-                <w:color w:val="2D3A8C"/>
-                <w:sz w:val="18"/>
-              </w:rPr>
-              <w:t>Выбор периода (упрощённый)</w:t>
-            </w:r>
-          </w:p>
-        </w:tc>
-        <w:tc>
-          <w:tcPr>
-            <w:tcW w:type="dxa" w:w="1417"/>
-            <w:shd w:val="clear" w:color="auto" w:fill="FFFFFF"/>
-            <w:tcBorders>
-              <w:top w:val="single" w:sz="4" w:color="E2E8F0"/>
-              <w:left w:val="single" w:sz="4" w:color="E2E8F0"/>
-              <w:bottom w:val="single" w:sz="4" w:color="E2E8F0"/>
-              <w:right w:val="single" w:sz="4" w:color="E2E8F0"/>
-              <w:insideH w:val="single" w:sz="4" w:color="E2E8F0"/>
-              <w:insideV w:val="single" w:sz="4" w:color="E2E8F0"/>
-            </w:tcBorders>
-          </w:tcPr>
-          <w:p>
-            <w:r>
-              <w:rPr>
-                <w:color w:val="1E293B"/>
-                <w:sz w:val="18"/>
-              </w:rPr>
-              <w:t>(simplified)</w:t>
-            </w:r>
-          </w:p>
-        </w:tc>
-        <w:tc>
-          <w:tcPr>
-            <w:tcW w:type="dxa" w:w="1984"/>
-            <w:shd w:val="clear" w:color="auto" w:fill="FFFFFF"/>
-            <w:tcBorders>
-              <w:top w:val="single" w:sz="4" w:color="E2E8F0"/>
-              <w:left w:val="single" w:sz="4" w:color="E2E8F0"/>
-              <w:bottom w:val="single" w:sz="4" w:color="E2E8F0"/>
-              <w:right w:val="single" w:sz="4" w:color="E2E8F0"/>
-              <w:insideH w:val="single" w:sz="4" w:color="E2E8F0"/>
-              <w:insideV w:val="single" w:sz="4" w:color="E2E8F0"/>
-            </w:tcBorders>
-          </w:tcPr>
-          <w:p>
-            <w:r>
-              <w:rPr>
-                <w:color w:val="1E293B"/>
-                <w:sz w:val="18"/>
-              </w:rPr>
-              <w:t>Только пресеты (без календаря)</w:t>
-            </w:r>
-          </w:p>
-        </w:tc>
-        <w:tc>
-          <w:tcPr>
-            <w:tcW w:type="dxa" w:w="4535"/>
-            <w:shd w:val="clear" w:color="auto" w:fill="FFFFFF"/>
-            <w:tcBorders>
-              <w:top w:val="single" w:sz="4" w:color="E2E8F0"/>
-              <w:left w:val="single" w:sz="4" w:color="E2E8F0"/>
-              <w:bottom w:val="single" w:sz="4" w:color="E2E8F0"/>
-              <w:right w:val="single" w:sz="4" w:color="E2E8F0"/>
-              <w:insideH w:val="single" w:sz="4" w:color="E2E8F0"/>
-              <w:insideV w:val="single" w:sz="4" w:color="E2E8F0"/>
-            </w:tcBorders>
-          </w:tcPr>
-          <w:p>
-            <w:r>
-              <w:rPr>
-                <w:color w:val="1E293B"/>
-                <w:sz w:val="18"/>
-              </w:rPr>
-              <w:t>Быстрый выбор через кнопки-пресеты</w:t>
-            </w:r>
-          </w:p>
-        </w:tc>
-      </w:tr>
-      <w:tr>
-        <w:tc>
-          <w:tcPr>
-            <w:tcW w:type="dxa" w:w="2551"/>
-            <w:shd w:val="clear" w:color="auto" w:fill="F8FAFC"/>
-            <w:tcBorders>
-              <w:top w:val="single" w:sz="4" w:color="E2E8F0"/>
-              <w:left w:val="single" w:sz="4" w:color="E2E8F0"/>
-              <w:bottom w:val="single" w:sz="4" w:color="E2E8F0"/>
-              <w:right w:val="single" w:sz="4" w:color="E2E8F0"/>
-              <w:insideH w:val="single" w:sz="4" w:color="E2E8F0"/>
-              <w:insideV w:val="single" w:sz="4" w:color="E2E8F0"/>
-            </w:tcBorders>
-          </w:tcPr>
-          <w:p>
-            <w:r>
-              <w:rPr>
-                <w:b/>
-                <w:color w:val="2D3A8C"/>
-                <w:sz w:val="18"/>
-              </w:rPr>
-              <w:t>Ввод дат</w:t>
-            </w:r>
-          </w:p>
-        </w:tc>
-        <w:tc>
-          <w:tcPr>
-            <w:tcW w:type="dxa" w:w="1417"/>
-            <w:shd w:val="clear" w:color="auto" w:fill="F8FAFC"/>
-            <w:tcBorders>
-              <w:top w:val="single" w:sz="4" w:color="E2E8F0"/>
-              <w:left w:val="single" w:sz="4" w:color="E2E8F0"/>
-              <w:bottom w:val="single" w:sz="4" w:color="E2E8F0"/>
-              <w:right w:val="single" w:sz="4" w:color="E2E8F0"/>
-              <w:insideH w:val="single" w:sz="4" w:color="E2E8F0"/>
-              <w:insideV w:val="single" w:sz="4" w:color="E2E8F0"/>
-            </w:tcBorders>
-          </w:tcPr>
-          <w:p>
-            <w:r>
-              <w:rPr>
-                <w:color w:val="1E293B"/>
-                <w:sz w:val="18"/>
-              </w:rPr>
-              <w:t>(input)</w:t>
-            </w:r>
-          </w:p>
-        </w:tc>
-        <w:tc>
-          <w:tcPr>
-            <w:tcW w:type="dxa" w:w="1984"/>
-            <w:shd w:val="clear" w:color="auto" w:fill="F8FAFC"/>
-            <w:tcBorders>
-              <w:top w:val="single" w:sz="4" w:color="E2E8F0"/>
-              <w:left w:val="single" w:sz="4" w:color="E2E8F0"/>
-              <w:bottom w:val="single" w:sz="4" w:color="E2E8F0"/>
-              <w:right w:val="single" w:sz="4" w:color="E2E8F0"/>
-              <w:insideH w:val="single" w:sz="4" w:color="E2E8F0"/>
-              <w:insideV w:val="single" w:sz="4" w:color="E2E8F0"/>
-            </w:tcBorders>
-          </w:tcPr>
-          <w:p>
-            <w:r>
-              <w:rPr>
-                <w:color w:val="1E293B"/>
-                <w:sz w:val="18"/>
-              </w:rPr>
-              <w:t>Только поля ввода дат</w:t>
-            </w:r>
-          </w:p>
-        </w:tc>
-        <w:tc>
-          <w:tcPr>
-            <w:tcW w:type="dxa" w:w="4535"/>
-            <w:shd w:val="clear" w:color="auto" w:fill="F8FAFC"/>
-            <w:tcBorders>
-              <w:top w:val="single" w:sz="4" w:color="E2E8F0"/>
-              <w:left w:val="single" w:sz="4" w:color="E2E8F0"/>
-              <w:bottom w:val="single" w:sz="4" w:color="E2E8F0"/>
-              <w:right w:val="single" w:sz="4" w:color="E2E8F0"/>
-              <w:insideH w:val="single" w:sz="4" w:color="E2E8F0"/>
-              <w:insideV w:val="single" w:sz="4" w:color="E2E8F0"/>
-            </w:tcBorders>
-          </w:tcPr>
-          <w:p>
-            <w:r>
-              <w:rPr>
-                <w:color w:val="1E293B"/>
-                <w:sz w:val="18"/>
-              </w:rPr>
-              <w:t>Ручной ввод начала и конца диапазона</w:t>
-            </w:r>
-          </w:p>
-        </w:tc>
-      </w:tr>
-    </w:tbl>
-    <w:p/>
-    <w:p>
-      <w:r>
-        <w:rPr>
-          <w:b/>
-          <w:color w:val="4F6AFF"/>
-          <w:sz w:val="26"/>
-        </w:rPr>
-        <w:t>Параметры</w:t>
-      </w:r>
-    </w:p>
-    <w:p>
-      <w:r>
-        <w:rPr>
-          <w:b/>
-          <w:color w:val="1E293B"/>
-          <w:sz w:val="22"/>
-        </w:rPr>
-        <w:t>Основные</w:t>
-      </w:r>
-    </w:p>
-    <w:tbl>
-      <w:tblPr>
-        <w:tblW w:type="auto" w:w="0"/>
-        <w:jc w:val="left"/>
-        <w:tblLook w:firstColumn="1" w:firstRow="1" w:lastColumn="0" w:lastRow="0" w:noHBand="0" w:noVBand="1" w:val="04A0"/>
-      </w:tblPr>
-      <w:tblGrid>
-        <w:gridCol w:w="2351"/>
-        <w:gridCol w:w="2351"/>
-        <w:gridCol w:w="2351"/>
-        <w:gridCol w:w="2351"/>
-      </w:tblGrid>
-      <w:tr>
-        <w:tc>
-          <w:tcPr>
-            <w:tcW w:type="dxa" w:w="2551"/>
-            <w:shd w:val="clear" w:color="auto" w:fill="4F6AFF"/>
-            <w:tcBorders>
-              <w:top w:val="single" w:sz="4" w:color="3A56F0"/>
-              <w:left w:val="single" w:sz="4" w:color="3A56F0"/>
-              <w:bottom w:val="single" w:sz="4" w:color="3A56F0"/>
-              <w:right w:val="single" w:sz="4" w:color="3A56F0"/>
-              <w:insideH w:val="single" w:sz="4" w:color="3A56F0"/>
-              <w:insideV w:val="single" w:sz="4" w:color="3A56F0"/>
-            </w:tcBorders>
-          </w:tcPr>
-          <w:p>
-            <w:pPr>
-              <w:jc w:val="left"/>
-            </w:pPr>
-            <w:r>
-              <w:rPr>
-                <w:b/>
-                <w:color w:val="FFFFFF"/>
-                <w:sz w:val="18"/>
-              </w:rPr>
-              <w:t>Параметр</w:t>
-            </w:r>
-          </w:p>
-        </w:tc>
-        <w:tc>
-          <w:tcPr>
-            <w:tcW w:type="dxa" w:w="1417"/>
-            <w:shd w:val="clear" w:color="auto" w:fill="4F6AFF"/>
-            <w:tcBorders>
-              <w:top w:val="single" w:sz="4" w:color="3A56F0"/>
-              <w:left w:val="single" w:sz="4" w:color="3A56F0"/>
-              <w:bottom w:val="single" w:sz="4" w:color="3A56F0"/>
-              <w:right w:val="single" w:sz="4" w:color="3A56F0"/>
-              <w:insideH w:val="single" w:sz="4" w:color="3A56F0"/>
-              <w:insideV w:val="single" w:sz="4" w:color="3A56F0"/>
-            </w:tcBorders>
-          </w:tcPr>
-          <w:p>
-            <w:pPr>
-              <w:jc w:val="left"/>
-            </w:pPr>
-            <w:r>
-              <w:rPr>
-                <w:b/>
-                <w:color w:val="FFFFFF"/>
-                <w:sz w:val="18"/>
-              </w:rPr>
-              <w:t>Тип</w:t>
-            </w:r>
-          </w:p>
-        </w:tc>
-        <w:tc>
-          <w:tcPr>
-            <w:tcW w:type="dxa" w:w="1984"/>
-            <w:shd w:val="clear" w:color="auto" w:fill="4F6AFF"/>
-            <w:tcBorders>
-              <w:top w:val="single" w:sz="4" w:color="3A56F0"/>
-              <w:left w:val="single" w:sz="4" w:color="3A56F0"/>
-              <w:bottom w:val="single" w:sz="4" w:color="3A56F0"/>
-              <w:right w:val="single" w:sz="4" w:color="3A56F0"/>
-              <w:insideH w:val="single" w:sz="4" w:color="3A56F0"/>
-              <w:insideV w:val="single" w:sz="4" w:color="3A56F0"/>
-            </w:tcBorders>
-          </w:tcPr>
-          <w:p>
-            <w:pPr>
-              <w:jc w:val="left"/>
-            </w:pPr>
-            <w:r>
-              <w:rPr>
-                <w:b/>
-                <w:color w:val="FFFFFF"/>
-                <w:sz w:val="18"/>
-              </w:rPr>
-              <w:t>Умолчание</w:t>
-            </w:r>
-          </w:p>
-        </w:tc>
-        <w:tc>
-          <w:tcPr>
-            <w:tcW w:type="dxa" w:w="4535"/>
-            <w:shd w:val="clear" w:color="auto" w:fill="4F6AFF"/>
-            <w:tcBorders>
-              <w:top w:val="single" w:sz="4" w:color="3A56F0"/>
-              <w:left w:val="single" w:sz="4" w:color="3A56F0"/>
-              <w:bottom w:val="single" w:sz="4" w:color="3A56F0"/>
-              <w:right w:val="single" w:sz="4" w:color="3A56F0"/>
-              <w:insideH w:val="single" w:sz="4" w:color="3A56F0"/>
-              <w:insideV w:val="single" w:sz="4" w:color="3A56F0"/>
-            </w:tcBorders>
-          </w:tcPr>
-          <w:p>
-            <w:pPr>
-              <w:jc w:val="left"/>
-            </w:pPr>
-            <w:r>
-              <w:rPr>
-                <w:b/>
-                <w:color w:val="FFFFFF"/>
-                <w:sz w:val="18"/>
-              </w:rPr>
-              <w:t>Описание</w:t>
-            </w:r>
-          </w:p>
-        </w:tc>
-      </w:tr>
-      <w:tr>
-        <w:tc>
-          <w:tcPr>
-            <w:tcW w:type="dxa" w:w="2551"/>
-            <w:shd w:val="clear" w:color="auto" w:fill="FFFFFF"/>
-            <w:tcBorders>
-              <w:top w:val="single" w:sz="4" w:color="E2E8F0"/>
-              <w:left w:val="single" w:sz="4" w:color="E2E8F0"/>
-              <w:bottom w:val="single" w:sz="4" w:color="E2E8F0"/>
-              <w:right w:val="single" w:sz="4" w:color="E2E8F0"/>
-              <w:insideH w:val="single" w:sz="4" w:color="E2E8F0"/>
-              <w:insideV w:val="single" w:sz="4" w:color="E2E8F0"/>
-            </w:tcBorders>
-          </w:tcPr>
-          <w:p>
-            <w:r>
-              <w:rPr>
-                <w:b/>
-                <w:color w:val="2D3A8C"/>
-                <w:sz w:val="18"/>
-              </w:rPr>
-              <w:t>calMode</w:t>
-            </w:r>
-          </w:p>
-        </w:tc>
-        <w:tc>
-          <w:tcPr>
-            <w:tcW w:type="dxa" w:w="1417"/>
-            <w:shd w:val="clear" w:color="auto" w:fill="FFFFFF"/>
-            <w:tcBorders>
-              <w:top w:val="single" w:sz="4" w:color="E2E8F0"/>
-              <w:left w:val="single" w:sz="4" w:color="E2E8F0"/>
-              <w:bottom w:val="single" w:sz="4" w:color="E2E8F0"/>
-              <w:right w:val="single" w:sz="4" w:color="E2E8F0"/>
-              <w:insideH w:val="single" w:sz="4" w:color="E2E8F0"/>
-              <w:insideV w:val="single" w:sz="4" w:color="E2E8F0"/>
-            </w:tcBorders>
-          </w:tcPr>
-          <w:p>
-            <w:r>
-              <w:rPr>
-                <w:color w:val="1E293B"/>
-                <w:sz w:val="18"/>
-              </w:rPr>
-              <w:t>String</w:t>
-            </w:r>
-          </w:p>
-        </w:tc>
-        <w:tc>
-          <w:tcPr>
-            <w:tcW w:type="dxa" w:w="1984"/>
-            <w:shd w:val="clear" w:color="auto" w:fill="FFFFFF"/>
-            <w:tcBorders>
-              <w:top w:val="single" w:sz="4" w:color="E2E8F0"/>
-              <w:left w:val="single" w:sz="4" w:color="E2E8F0"/>
-              <w:bottom w:val="single" w:sz="4" w:color="E2E8F0"/>
-              <w:right w:val="single" w:sz="4" w:color="E2E8F0"/>
-              <w:insideH w:val="single" w:sz="4" w:color="E2E8F0"/>
-              <w:insideV w:val="single" w:sz="4" w:color="E2E8F0"/>
-            </w:tcBorders>
-          </w:tcPr>
-          <w:p>
-            <w:r>
-              <w:rPr>
-                <w:color w:val="1E293B"/>
-                <w:sz w:val="18"/>
-              </w:rPr>
-              <w:t>full</w:t>
-            </w:r>
-          </w:p>
-        </w:tc>
-        <w:tc>
-          <w:tcPr>
-            <w:tcW w:type="dxa" w:w="4535"/>
-            <w:shd w:val="clear" w:color="auto" w:fill="FFFFFF"/>
-            <w:tcBorders>
-              <w:top w:val="single" w:sz="4" w:color="E2E8F0"/>
-              <w:left w:val="single" w:sz="4" w:color="E2E8F0"/>
-              <w:bottom w:val="single" w:sz="4" w:color="E2E8F0"/>
-              <w:right w:val="single" w:sz="4" w:color="E2E8F0"/>
-              <w:insideH w:val="single" w:sz="4" w:color="E2E8F0"/>
-              <w:insideV w:val="single" w:sz="4" w:color="E2E8F0"/>
-            </w:tcBorders>
-          </w:tcPr>
-          <w:p>
-            <w:r>
-              <w:rPr>
-                <w:color w:val="1E293B"/>
-                <w:sz w:val="18"/>
-              </w:rPr>
-              <w:t>Режим виджета: full | compact</w:t>
-            </w:r>
-          </w:p>
-        </w:tc>
-      </w:tr>
-      <w:tr>
-        <w:tc>
-          <w:tcPr>
-            <w:tcW w:type="dxa" w:w="2551"/>
-            <w:shd w:val="clear" w:color="auto" w:fill="F8FAFC"/>
-            <w:tcBorders>
-              <w:top w:val="single" w:sz="4" w:color="E2E8F0"/>
-              <w:left w:val="single" w:sz="4" w:color="E2E8F0"/>
-              <w:bottom w:val="single" w:sz="4" w:color="E2E8F0"/>
-              <w:right w:val="single" w:sz="4" w:color="E2E8F0"/>
-              <w:insideH w:val="single" w:sz="4" w:color="E2E8F0"/>
-              <w:insideV w:val="single" w:sz="4" w:color="E2E8F0"/>
-            </w:tcBorders>
-          </w:tcPr>
-          <w:p>
-            <w:r>
-              <w:rPr>
-                <w:b/>
-                <w:color w:val="2D3A8C"/>
-                <w:sz w:val="18"/>
-              </w:rPr>
-              <w:t>calView</w:t>
-            </w:r>
-          </w:p>
-        </w:tc>
-        <w:tc>
-          <w:tcPr>
-            <w:tcW w:type="dxa" w:w="1417"/>
-            <w:shd w:val="clear" w:color="auto" w:fill="F8FAFC"/>
-            <w:tcBorders>
-              <w:top w:val="single" w:sz="4" w:color="E2E8F0"/>
-              <w:left w:val="single" w:sz="4" w:color="E2E8F0"/>
-              <w:bottom w:val="single" w:sz="4" w:color="E2E8F0"/>
-              <w:right w:val="single" w:sz="4" w:color="E2E8F0"/>
-              <w:insideH w:val="single" w:sz="4" w:color="E2E8F0"/>
-              <w:insideV w:val="single" w:sz="4" w:color="E2E8F0"/>
-            </w:tcBorders>
-          </w:tcPr>
-          <w:p>
-            <w:r>
-              <w:rPr>
-                <w:color w:val="1E293B"/>
-                <w:sz w:val="18"/>
-              </w:rPr>
-              <w:t>String</w:t>
-            </w:r>
-          </w:p>
-        </w:tc>
-        <w:tc>
-          <w:tcPr>
-            <w:tcW w:type="dxa" w:w="1984"/>
-            <w:shd w:val="clear" w:color="auto" w:fill="F8FAFC"/>
-            <w:tcBorders>
-              <w:top w:val="single" w:sz="4" w:color="E2E8F0"/>
-              <w:left w:val="single" w:sz="4" w:color="E2E8F0"/>
-              <w:bottom w:val="single" w:sz="4" w:color="E2E8F0"/>
-              <w:right w:val="single" w:sz="4" w:color="E2E8F0"/>
-              <w:insideH w:val="single" w:sz="4" w:color="E2E8F0"/>
-              <w:insideV w:val="single" w:sz="4" w:color="E2E8F0"/>
-            </w:tcBorders>
-          </w:tcPr>
-          <w:p>
-            <w:r>
-              <w:rPr>
-                <w:color w:val="1E293B"/>
-                <w:sz w:val="18"/>
-              </w:rPr>
-              <w:t>month</w:t>
-            </w:r>
-          </w:p>
-        </w:tc>
-        <w:tc>
-          <w:tcPr>
-            <w:tcW w:type="dxa" w:w="4535"/>
-            <w:shd w:val="clear" w:color="auto" w:fill="F8FAFC"/>
-            <w:tcBorders>
-              <w:top w:val="single" w:sz="4" w:color="E2E8F0"/>
-              <w:left w:val="single" w:sz="4" w:color="E2E8F0"/>
-              <w:bottom w:val="single" w:sz="4" w:color="E2E8F0"/>
-              <w:right w:val="single" w:sz="4" w:color="E2E8F0"/>
-              <w:insideH w:val="single" w:sz="4" w:color="E2E8F0"/>
-              <w:insideV w:val="single" w:sz="4" w:color="E2E8F0"/>
-            </w:tcBorders>
-          </w:tcPr>
-          <w:p>
-            <w:r>
-              <w:rPr>
-                <w:color w:val="1E293B"/>
-                <w:sz w:val="18"/>
-              </w:rPr>
-              <w:t>Начальный вид (month / week / day / agenda / year)</w:t>
-            </w:r>
-          </w:p>
-        </w:tc>
-      </w:tr>
-      <w:tr>
-        <w:tc>
-          <w:tcPr>
-            <w:tcW w:type="dxa" w:w="2551"/>
-            <w:shd w:val="clear" w:color="auto" w:fill="FFFFFF"/>
-            <w:tcBorders>
-              <w:top w:val="single" w:sz="4" w:color="E2E8F0"/>
-              <w:left w:val="single" w:sz="4" w:color="E2E8F0"/>
-              <w:bottom w:val="single" w:sz="4" w:color="E2E8F0"/>
-              <w:right w:val="single" w:sz="4" w:color="E2E8F0"/>
-              <w:insideH w:val="single" w:sz="4" w:color="E2E8F0"/>
-              <w:insideV w:val="single" w:sz="4" w:color="E2E8F0"/>
-            </w:tcBorders>
-          </w:tcPr>
-          <w:p>
-            <w:r>
-              <w:rPr>
-                <w:b/>
-                <w:color w:val="2D3A8C"/>
-                <w:sz w:val="18"/>
-              </w:rPr>
-              <w:t>calLocale</w:t>
-            </w:r>
-          </w:p>
-        </w:tc>
-        <w:tc>
-          <w:tcPr>
-            <w:tcW w:type="dxa" w:w="1417"/>
-            <w:shd w:val="clear" w:color="auto" w:fill="FFFFFF"/>
-            <w:tcBorders>
-              <w:top w:val="single" w:sz="4" w:color="E2E8F0"/>
-              <w:left w:val="single" w:sz="4" w:color="E2E8F0"/>
-              <w:bottom w:val="single" w:sz="4" w:color="E2E8F0"/>
-              <w:right w:val="single" w:sz="4" w:color="E2E8F0"/>
-              <w:insideH w:val="single" w:sz="4" w:color="E2E8F0"/>
-              <w:insideV w:val="single" w:sz="4" w:color="E2E8F0"/>
-            </w:tcBorders>
-          </w:tcPr>
-          <w:p>
-            <w:r>
-              <w:rPr>
-                <w:color w:val="1E293B"/>
-                <w:sz w:val="18"/>
-              </w:rPr>
-              <w:t>String</w:t>
-            </w:r>
-          </w:p>
-        </w:tc>
-        <w:tc>
-          <w:tcPr>
-            <w:tcW w:type="dxa" w:w="1984"/>
-            <w:shd w:val="clear" w:color="auto" w:fill="FFFFFF"/>
-            <w:tcBorders>
-              <w:top w:val="single" w:sz="4" w:color="E2E8F0"/>
-              <w:left w:val="single" w:sz="4" w:color="E2E8F0"/>
-              <w:bottom w:val="single" w:sz="4" w:color="E2E8F0"/>
-              <w:right w:val="single" w:sz="4" w:color="E2E8F0"/>
-              <w:insideH w:val="single" w:sz="4" w:color="E2E8F0"/>
-              <w:insideV w:val="single" w:sz="4" w:color="E2E8F0"/>
-            </w:tcBorders>
-          </w:tcPr>
-          <w:p>
-            <w:r>
-              <w:rPr>
-                <w:color w:val="1E293B"/>
-                <w:sz w:val="18"/>
-              </w:rPr>
-              <w:t>ru</w:t>
-            </w:r>
-          </w:p>
-        </w:tc>
-        <w:tc>
-          <w:tcPr>
-            <w:tcW w:type="dxa" w:w="4535"/>
-            <w:shd w:val="clear" w:color="auto" w:fill="FFFFFF"/>
-            <w:tcBorders>
-              <w:top w:val="single" w:sz="4" w:color="E2E8F0"/>
-              <w:left w:val="single" w:sz="4" w:color="E2E8F0"/>
-              <w:bottom w:val="single" w:sz="4" w:color="E2E8F0"/>
-              <w:right w:val="single" w:sz="4" w:color="E2E8F0"/>
-              <w:insideH w:val="single" w:sz="4" w:color="E2E8F0"/>
-              <w:insideV w:val="single" w:sz="4" w:color="E2E8F0"/>
-            </w:tcBorders>
-          </w:tcPr>
-          <w:p>
-            <w:r>
-              <w:rPr>
-                <w:color w:val="1E293B"/>
-                <w:sz w:val="18"/>
-              </w:rPr>
-              <w:t>Язык интерфейса</w:t>
-            </w:r>
-          </w:p>
-        </w:tc>
-      </w:tr>
-      <w:tr>
-        <w:tc>
-          <w:tcPr>
-            <w:tcW w:type="dxa" w:w="2551"/>
-            <w:shd w:val="clear" w:color="auto" w:fill="F8FAFC"/>
-            <w:tcBorders>
-              <w:top w:val="single" w:sz="4" w:color="E2E8F0"/>
-              <w:left w:val="single" w:sz="4" w:color="E2E8F0"/>
-              <w:bottom w:val="single" w:sz="4" w:color="E2E8F0"/>
-              <w:right w:val="single" w:sz="4" w:color="E2E8F0"/>
-              <w:insideH w:val="single" w:sz="4" w:color="E2E8F0"/>
-              <w:insideV w:val="single" w:sz="4" w:color="E2E8F0"/>
-            </w:tcBorders>
-          </w:tcPr>
-          <w:p>
-            <w:r>
-              <w:rPr>
-                <w:b/>
-                <w:color w:val="2D3A8C"/>
-                <w:sz w:val="18"/>
-              </w:rPr>
-              <w:t>calFirstDay</w:t>
-            </w:r>
-          </w:p>
-        </w:tc>
-        <w:tc>
-          <w:tcPr>
-            <w:tcW w:type="dxa" w:w="1417"/>
-            <w:shd w:val="clear" w:color="auto" w:fill="F8FAFC"/>
-            <w:tcBorders>
-              <w:top w:val="single" w:sz="4" w:color="E2E8F0"/>
-              <w:left w:val="single" w:sz="4" w:color="E2E8F0"/>
-              <w:bottom w:val="single" w:sz="4" w:color="E2E8F0"/>
-              <w:right w:val="single" w:sz="4" w:color="E2E8F0"/>
-              <w:insideH w:val="single" w:sz="4" w:color="E2E8F0"/>
-              <w:insideV w:val="single" w:sz="4" w:color="E2E8F0"/>
-            </w:tcBorders>
-          </w:tcPr>
-          <w:p>
-            <w:r>
-              <w:rPr>
-                <w:color w:val="1E293B"/>
-                <w:sz w:val="18"/>
-              </w:rPr>
-              <w:t>Number</w:t>
-            </w:r>
-          </w:p>
-        </w:tc>
-        <w:tc>
-          <w:tcPr>
-            <w:tcW w:type="dxa" w:w="1984"/>
-            <w:shd w:val="clear" w:color="auto" w:fill="F8FAFC"/>
-            <w:tcBorders>
-              <w:top w:val="single" w:sz="4" w:color="E2E8F0"/>
-              <w:left w:val="single" w:sz="4" w:color="E2E8F0"/>
-              <w:bottom w:val="single" w:sz="4" w:color="E2E8F0"/>
-              <w:right w:val="single" w:sz="4" w:color="E2E8F0"/>
-              <w:insideH w:val="single" w:sz="4" w:color="E2E8F0"/>
-              <w:insideV w:val="single" w:sz="4" w:color="E2E8F0"/>
-            </w:tcBorders>
-          </w:tcPr>
-          <w:p>
-            <w:r>
-              <w:rPr>
-                <w:color w:val="1E293B"/>
-                <w:sz w:val="18"/>
-              </w:rPr>
-              <w:t>1</w:t>
-            </w:r>
-          </w:p>
-        </w:tc>
-        <w:tc>
-          <w:tcPr>
-            <w:tcW w:type="dxa" w:w="4535"/>
-            <w:shd w:val="clear" w:color="auto" w:fill="F8FAFC"/>
-            <w:tcBorders>
-              <w:top w:val="single" w:sz="4" w:color="E2E8F0"/>
-              <w:left w:val="single" w:sz="4" w:color="E2E8F0"/>
-              <w:bottom w:val="single" w:sz="4" w:color="E2E8F0"/>
-              <w:right w:val="single" w:sz="4" w:color="E2E8F0"/>
-              <w:insideH w:val="single" w:sz="4" w:color="E2E8F0"/>
-              <w:insideV w:val="single" w:sz="4" w:color="E2E8F0"/>
-            </w:tcBorders>
-          </w:tcPr>
-          <w:p>
-            <w:r>
-              <w:rPr>
-                <w:color w:val="1E293B"/>
-                <w:sz w:val="18"/>
-              </w:rPr>
-              <w:t>Первый день недели: 0=Вс, 1=Пн</w:t>
-            </w:r>
-          </w:p>
-        </w:tc>
-      </w:tr>
-      <w:tr>
-        <w:tc>
-          <w:tcPr>
-            <w:tcW w:type="dxa" w:w="2551"/>
-            <w:shd w:val="clear" w:color="auto" w:fill="FFFFFF"/>
-            <w:tcBorders>
-              <w:top w:val="single" w:sz="4" w:color="E2E8F0"/>
-              <w:left w:val="single" w:sz="4" w:color="E2E8F0"/>
-              <w:bottom w:val="single" w:sz="4" w:color="E2E8F0"/>
-              <w:right w:val="single" w:sz="4" w:color="E2E8F0"/>
-              <w:insideH w:val="single" w:sz="4" w:color="E2E8F0"/>
-              <w:insideV w:val="single" w:sz="4" w:color="E2E8F0"/>
-            </w:tcBorders>
-          </w:tcPr>
-          <w:p>
-            <w:r>
-              <w:rPr>
-                <w:b/>
-                <w:color w:val="2D3A8C"/>
-                <w:sz w:val="18"/>
-              </w:rPr>
-              <w:t>calShowWeekNumbers</w:t>
-            </w:r>
-          </w:p>
-        </w:tc>
-        <w:tc>
-          <w:tcPr>
-            <w:tcW w:type="dxa" w:w="1417"/>
-            <w:shd w:val="clear" w:color="auto" w:fill="FFFFFF"/>
-            <w:tcBorders>
-              <w:top w:val="single" w:sz="4" w:color="E2E8F0"/>
-              <w:left w:val="single" w:sz="4" w:color="E2E8F0"/>
-              <w:bottom w:val="single" w:sz="4" w:color="E2E8F0"/>
-              <w:right w:val="single" w:sz="4" w:color="E2E8F0"/>
-              <w:insideH w:val="single" w:sz="4" w:color="E2E8F0"/>
-              <w:insideV w:val="single" w:sz="4" w:color="E2E8F0"/>
-            </w:tcBorders>
-          </w:tcPr>
-          <w:p>
-            <w:r>
-              <w:rPr>
-                <w:color w:val="1E293B"/>
-                <w:sz w:val="18"/>
-              </w:rPr>
-              <w:t>Boolean</w:t>
-            </w:r>
-          </w:p>
-        </w:tc>
-        <w:tc>
-          <w:tcPr>
-            <w:tcW w:type="dxa" w:w="1984"/>
-            <w:shd w:val="clear" w:color="auto" w:fill="FFFFFF"/>
-            <w:tcBorders>
-              <w:top w:val="single" w:sz="4" w:color="E2E8F0"/>
-              <w:left w:val="single" w:sz="4" w:color="E2E8F0"/>
-              <w:bottom w:val="single" w:sz="4" w:color="E2E8F0"/>
-              <w:right w:val="single" w:sz="4" w:color="E2E8F0"/>
-              <w:insideH w:val="single" w:sz="4" w:color="E2E8F0"/>
-              <w:insideV w:val="single" w:sz="4" w:color="E2E8F0"/>
-            </w:tcBorders>
-          </w:tcPr>
-          <w:p>
-            <w:r>
-              <w:rPr>
-                <w:color w:val="1E293B"/>
-                <w:sz w:val="18"/>
-              </w:rPr>
-              <w:t>false</w:t>
-            </w:r>
-          </w:p>
-        </w:tc>
-        <w:tc>
-          <w:tcPr>
-            <w:tcW w:type="dxa" w:w="4535"/>
-            <w:shd w:val="clear" w:color="auto" w:fill="FFFFFF"/>
-            <w:tcBorders>
-              <w:top w:val="single" w:sz="4" w:color="E2E8F0"/>
-              <w:left w:val="single" w:sz="4" w:color="E2E8F0"/>
-              <w:bottom w:val="single" w:sz="4" w:color="E2E8F0"/>
-              <w:right w:val="single" w:sz="4" w:color="E2E8F0"/>
-              <w:insideH w:val="single" w:sz="4" w:color="E2E8F0"/>
-              <w:insideV w:val="single" w:sz="4" w:color="E2E8F0"/>
-            </w:tcBorders>
-          </w:tcPr>
-          <w:p>
-            <w:r>
-              <w:rPr>
-                <w:color w:val="1E293B"/>
-                <w:sz w:val="18"/>
-              </w:rPr>
-              <w:t>Показывать номера недель</w:t>
-            </w:r>
-          </w:p>
-        </w:tc>
-      </w:tr>
-      <w:tr>
-        <w:tc>
-          <w:tcPr>
-            <w:tcW w:type="dxa" w:w="2551"/>
-            <w:shd w:val="clear" w:color="auto" w:fill="F8FAFC"/>
-            <w:tcBorders>
-              <w:top w:val="single" w:sz="4" w:color="E2E8F0"/>
-              <w:left w:val="single" w:sz="4" w:color="E2E8F0"/>
-              <w:bottom w:val="single" w:sz="4" w:color="E2E8F0"/>
-              <w:right w:val="single" w:sz="4" w:color="E2E8F0"/>
-              <w:insideH w:val="single" w:sz="4" w:color="E2E8F0"/>
-              <w:insideV w:val="single" w:sz="4" w:color="E2E8F0"/>
-            </w:tcBorders>
-          </w:tcPr>
-          <w:p>
-            <w:r>
-              <w:rPr>
-                <w:b/>
-                <w:color w:val="2D3A8C"/>
-                <w:sz w:val="18"/>
-              </w:rPr>
-              <w:t>calShowWeekends</w:t>
-            </w:r>
-          </w:p>
-        </w:tc>
-        <w:tc>
-          <w:tcPr>
-            <w:tcW w:type="dxa" w:w="1417"/>
-            <w:shd w:val="clear" w:color="auto" w:fill="F8FAFC"/>
-            <w:tcBorders>
-              <w:top w:val="single" w:sz="4" w:color="E2E8F0"/>
-              <w:left w:val="single" w:sz="4" w:color="E2E8F0"/>
-              <w:bottom w:val="single" w:sz="4" w:color="E2E8F0"/>
-              <w:right w:val="single" w:sz="4" w:color="E2E8F0"/>
-              <w:insideH w:val="single" w:sz="4" w:color="E2E8F0"/>
-              <w:insideV w:val="single" w:sz="4" w:color="E2E8F0"/>
-            </w:tcBorders>
-          </w:tcPr>
-          <w:p>
-            <w:r>
-              <w:rPr>
-                <w:color w:val="1E293B"/>
-                <w:sz w:val="18"/>
-              </w:rPr>
-              <w:t>Boolean</w:t>
-            </w:r>
-          </w:p>
-        </w:tc>
-        <w:tc>
-          <w:tcPr>
-            <w:tcW w:type="dxa" w:w="1984"/>
-            <w:shd w:val="clear" w:color="auto" w:fill="F8FAFC"/>
-            <w:tcBorders>
-              <w:top w:val="single" w:sz="4" w:color="E2E8F0"/>
-              <w:left w:val="single" w:sz="4" w:color="E2E8F0"/>
-              <w:bottom w:val="single" w:sz="4" w:color="E2E8F0"/>
-              <w:right w:val="single" w:sz="4" w:color="E2E8F0"/>
-              <w:insideH w:val="single" w:sz="4" w:color="E2E8F0"/>
-              <w:insideV w:val="single" w:sz="4" w:color="E2E8F0"/>
-            </w:tcBorders>
-          </w:tcPr>
-          <w:p>
-            <w:r>
-              <w:rPr>
-                <w:color w:val="1E293B"/>
-                <w:sz w:val="18"/>
-              </w:rPr>
-              <w:t>true</w:t>
-            </w:r>
-          </w:p>
-        </w:tc>
-        <w:tc>
-          <w:tcPr>
-            <w:tcW w:type="dxa" w:w="4535"/>
-            <w:shd w:val="clear" w:color="auto" w:fill="F8FAFC"/>
-            <w:tcBorders>
-              <w:top w:val="single" w:sz="4" w:color="E2E8F0"/>
-              <w:left w:val="single" w:sz="4" w:color="E2E8F0"/>
-              <w:bottom w:val="single" w:sz="4" w:color="E2E8F0"/>
-              <w:right w:val="single" w:sz="4" w:color="E2E8F0"/>
-              <w:insideH w:val="single" w:sz="4" w:color="E2E8F0"/>
-              <w:insideV w:val="single" w:sz="4" w:color="E2E8F0"/>
-            </w:tcBorders>
-          </w:tcPr>
-          <w:p>
-            <w:r>
-              <w:rPr>
-                <w:color w:val="1E293B"/>
-                <w:sz w:val="18"/>
-              </w:rPr>
-              <w:t>Показывать выходные дни</w:t>
-            </w:r>
-          </w:p>
-        </w:tc>
-      </w:tr>
-      <w:tr>
-        <w:tc>
-          <w:tcPr>
-            <w:tcW w:type="dxa" w:w="2551"/>
-            <w:shd w:val="clear" w:color="auto" w:fill="FFFFFF"/>
-            <w:tcBorders>
-              <w:top w:val="single" w:sz="4" w:color="E2E8F0"/>
-              <w:left w:val="single" w:sz="4" w:color="E2E8F0"/>
-              <w:bottom w:val="single" w:sz="4" w:color="E2E8F0"/>
-              <w:right w:val="single" w:sz="4" w:color="E2E8F0"/>
-              <w:insideH w:val="single" w:sz="4" w:color="E2E8F0"/>
-              <w:insideV w:val="single" w:sz="4" w:color="E2E8F0"/>
-            </w:tcBorders>
-          </w:tcPr>
-          <w:p>
-            <w:r>
-              <w:rPr>
-                <w:b/>
-                <w:color w:val="2D3A8C"/>
-                <w:sz w:val="18"/>
-              </w:rPr>
-              <w:t>calShowHeader</w:t>
-            </w:r>
-          </w:p>
-        </w:tc>
-        <w:tc>
-          <w:tcPr>
-            <w:tcW w:type="dxa" w:w="1417"/>
-            <w:shd w:val="clear" w:color="auto" w:fill="FFFFFF"/>
-            <w:tcBorders>
-              <w:top w:val="single" w:sz="4" w:color="E2E8F0"/>
-              <w:left w:val="single" w:sz="4" w:color="E2E8F0"/>
-              <w:bottom w:val="single" w:sz="4" w:color="E2E8F0"/>
-              <w:right w:val="single" w:sz="4" w:color="E2E8F0"/>
-              <w:insideH w:val="single" w:sz="4" w:color="E2E8F0"/>
-              <w:insideV w:val="single" w:sz="4" w:color="E2E8F0"/>
-            </w:tcBorders>
-          </w:tcPr>
-          <w:p>
-            <w:r>
-              <w:rPr>
-                <w:color w:val="1E293B"/>
-                <w:sz w:val="18"/>
-              </w:rPr>
-              <w:t>Boolean</w:t>
-            </w:r>
-          </w:p>
-        </w:tc>
-        <w:tc>
-          <w:tcPr>
-            <w:tcW w:type="dxa" w:w="1984"/>
-            <w:shd w:val="clear" w:color="auto" w:fill="FFFFFF"/>
-            <w:tcBorders>
-              <w:top w:val="single" w:sz="4" w:color="E2E8F0"/>
-              <w:left w:val="single" w:sz="4" w:color="E2E8F0"/>
-              <w:bottom w:val="single" w:sz="4" w:color="E2E8F0"/>
-              <w:right w:val="single" w:sz="4" w:color="E2E8F0"/>
-              <w:insideH w:val="single" w:sz="4" w:color="E2E8F0"/>
-              <w:insideV w:val="single" w:sz="4" w:color="E2E8F0"/>
-            </w:tcBorders>
-          </w:tcPr>
-          <w:p>
-            <w:r>
-              <w:rPr>
-                <w:color w:val="1E293B"/>
-                <w:sz w:val="18"/>
-              </w:rPr>
-              <w:t>true</w:t>
-            </w:r>
-          </w:p>
-        </w:tc>
-        <w:tc>
-          <w:tcPr>
-            <w:tcW w:type="dxa" w:w="4535"/>
-            <w:shd w:val="clear" w:color="auto" w:fill="FFFFFF"/>
-            <w:tcBorders>
-              <w:top w:val="single" w:sz="4" w:color="E2E8F0"/>
-              <w:left w:val="single" w:sz="4" w:color="E2E8F0"/>
-              <w:bottom w:val="single" w:sz="4" w:color="E2E8F0"/>
-              <w:right w:val="single" w:sz="4" w:color="E2E8F0"/>
-              <w:insideH w:val="single" w:sz="4" w:color="E2E8F0"/>
-              <w:insideV w:val="single" w:sz="4" w:color="E2E8F0"/>
-            </w:tcBorders>
-          </w:tcPr>
-          <w:p>
-            <w:r>
-              <w:rPr>
-                <w:color w:val="1E293B"/>
-                <w:sz w:val="18"/>
-              </w:rPr>
-              <w:t>Показывать заголовок</w:t>
-            </w:r>
-          </w:p>
-        </w:tc>
-      </w:tr>
-      <w:tr>
-        <w:tc>
-          <w:tcPr>
-            <w:tcW w:type="dxa" w:w="2551"/>
-            <w:shd w:val="clear" w:color="auto" w:fill="F8FAFC"/>
-            <w:tcBorders>
-              <w:top w:val="single" w:sz="4" w:color="E2E8F0"/>
-              <w:left w:val="single" w:sz="4" w:color="E2E8F0"/>
-              <w:bottom w:val="single" w:sz="4" w:color="E2E8F0"/>
-              <w:right w:val="single" w:sz="4" w:color="E2E8F0"/>
-              <w:insideH w:val="single" w:sz="4" w:color="E2E8F0"/>
-              <w:insideV w:val="single" w:sz="4" w:color="E2E8F0"/>
-            </w:tcBorders>
-          </w:tcPr>
-          <w:p>
-            <w:r>
-              <w:rPr>
-                <w:b/>
-                <w:color w:val="2D3A8C"/>
-                <w:sz w:val="18"/>
-              </w:rPr>
-              <w:t>calShowViewSwitcher</w:t>
-            </w:r>
-          </w:p>
-        </w:tc>
-        <w:tc>
-          <w:tcPr>
-            <w:tcW w:type="dxa" w:w="1417"/>
-            <w:shd w:val="clear" w:color="auto" w:fill="F8FAFC"/>
-            <w:tcBorders>
-              <w:top w:val="single" w:sz="4" w:color="E2E8F0"/>
-              <w:left w:val="single" w:sz="4" w:color="E2E8F0"/>
-              <w:bottom w:val="single" w:sz="4" w:color="E2E8F0"/>
-              <w:right w:val="single" w:sz="4" w:color="E2E8F0"/>
-              <w:insideH w:val="single" w:sz="4" w:color="E2E8F0"/>
-              <w:insideV w:val="single" w:sz="4" w:color="E2E8F0"/>
-            </w:tcBorders>
-          </w:tcPr>
-          <w:p>
-            <w:r>
-              <w:rPr>
-                <w:color w:val="1E293B"/>
-                <w:sz w:val="18"/>
-              </w:rPr>
-              <w:t>Boolean</w:t>
-            </w:r>
-          </w:p>
-        </w:tc>
-        <w:tc>
-          <w:tcPr>
-            <w:tcW w:type="dxa" w:w="1984"/>
-            <w:shd w:val="clear" w:color="auto" w:fill="F8FAFC"/>
-            <w:tcBorders>
-              <w:top w:val="single" w:sz="4" w:color="E2E8F0"/>
-              <w:left w:val="single" w:sz="4" w:color="E2E8F0"/>
-              <w:bottom w:val="single" w:sz="4" w:color="E2E8F0"/>
-              <w:right w:val="single" w:sz="4" w:color="E2E8F0"/>
-              <w:insideH w:val="single" w:sz="4" w:color="E2E8F0"/>
-              <w:insideV w:val="single" w:sz="4" w:color="E2E8F0"/>
-            </w:tcBorders>
-          </w:tcPr>
-          <w:p>
-            <w:r>
-              <w:rPr>
-                <w:color w:val="1E293B"/>
-                <w:sz w:val="18"/>
-              </w:rPr>
-              <w:t>true</w:t>
-            </w:r>
-          </w:p>
-        </w:tc>
-        <w:tc>
-          <w:tcPr>
-            <w:tcW w:type="dxa" w:w="4535"/>
-            <w:shd w:val="clear" w:color="auto" w:fill="F8FAFC"/>
-            <w:tcBorders>
-              <w:top w:val="single" w:sz="4" w:color="E2E8F0"/>
-              <w:left w:val="single" w:sz="4" w:color="E2E8F0"/>
-              <w:bottom w:val="single" w:sz="4" w:color="E2E8F0"/>
-              <w:right w:val="single" w:sz="4" w:color="E2E8F0"/>
-              <w:insideH w:val="single" w:sz="4" w:color="E2E8F0"/>
-              <w:insideV w:val="single" w:sz="4" w:color="E2E8F0"/>
-            </w:tcBorders>
-          </w:tcPr>
-          <w:p>
-            <w:r>
-              <w:rPr>
-                <w:color w:val="1E293B"/>
-                <w:sz w:val="18"/>
-              </w:rPr>
-              <w:t>Показывать переключатель видов</w:t>
-            </w:r>
-          </w:p>
-        </w:tc>
-      </w:tr>
-      <w:tr>
-        <w:tc>
-          <w:tcPr>
-            <w:tcW w:type="dxa" w:w="2551"/>
-            <w:shd w:val="clear" w:color="auto" w:fill="FFFFFF"/>
-            <w:tcBorders>
-              <w:top w:val="single" w:sz="4" w:color="E2E8F0"/>
-              <w:left w:val="single" w:sz="4" w:color="E2E8F0"/>
-              <w:bottom w:val="single" w:sz="4" w:color="E2E8F0"/>
-              <w:right w:val="single" w:sz="4" w:color="E2E8F0"/>
-              <w:insideH w:val="single" w:sz="4" w:color="E2E8F0"/>
-              <w:insideV w:val="single" w:sz="4" w:color="E2E8F0"/>
-            </w:tcBorders>
-          </w:tcPr>
-          <w:p>
-            <w:r>
-              <w:rPr>
-                <w:b/>
-                <w:color w:val="2D3A8C"/>
-                <w:sz w:val="18"/>
-              </w:rPr>
-              <w:t>calShowTodayBtn</w:t>
-            </w:r>
-          </w:p>
-        </w:tc>
-        <w:tc>
-          <w:tcPr>
-            <w:tcW w:type="dxa" w:w="1417"/>
-            <w:shd w:val="clear" w:color="auto" w:fill="FFFFFF"/>
-            <w:tcBorders>
-              <w:top w:val="single" w:sz="4" w:color="E2E8F0"/>
-              <w:left w:val="single" w:sz="4" w:color="E2E8F0"/>
-              <w:bottom w:val="single" w:sz="4" w:color="E2E8F0"/>
-              <w:right w:val="single" w:sz="4" w:color="E2E8F0"/>
-              <w:insideH w:val="single" w:sz="4" w:color="E2E8F0"/>
-              <w:insideV w:val="single" w:sz="4" w:color="E2E8F0"/>
-            </w:tcBorders>
-          </w:tcPr>
-          <w:p>
-            <w:r>
-              <w:rPr>
-                <w:color w:val="1E293B"/>
-                <w:sz w:val="18"/>
-              </w:rPr>
-              <w:t>Boolean</w:t>
-            </w:r>
-          </w:p>
-        </w:tc>
-        <w:tc>
-          <w:tcPr>
-            <w:tcW w:type="dxa" w:w="1984"/>
-            <w:shd w:val="clear" w:color="auto" w:fill="FFFFFF"/>
-            <w:tcBorders>
-              <w:top w:val="single" w:sz="4" w:color="E2E8F0"/>
-              <w:left w:val="single" w:sz="4" w:color="E2E8F0"/>
-              <w:bottom w:val="single" w:sz="4" w:color="E2E8F0"/>
-              <w:right w:val="single" w:sz="4" w:color="E2E8F0"/>
-              <w:insideH w:val="single" w:sz="4" w:color="E2E8F0"/>
-              <w:insideV w:val="single" w:sz="4" w:color="E2E8F0"/>
-            </w:tcBorders>
-          </w:tcPr>
-          <w:p>
-            <w:r>
-              <w:rPr>
-                <w:color w:val="1E293B"/>
-                <w:sz w:val="18"/>
-              </w:rPr>
-              <w:t>true</w:t>
-            </w:r>
-          </w:p>
-        </w:tc>
-        <w:tc>
-          <w:tcPr>
-            <w:tcW w:type="dxa" w:w="4535"/>
-            <w:shd w:val="clear" w:color="auto" w:fill="FFFFFF"/>
-            <w:tcBorders>
-              <w:top w:val="single" w:sz="4" w:color="E2E8F0"/>
-              <w:left w:val="single" w:sz="4" w:color="E2E8F0"/>
-              <w:bottom w:val="single" w:sz="4" w:color="E2E8F0"/>
-              <w:right w:val="single" w:sz="4" w:color="E2E8F0"/>
-              <w:insideH w:val="single" w:sz="4" w:color="E2E8F0"/>
-              <w:insideV w:val="single" w:sz="4" w:color="E2E8F0"/>
-            </w:tcBorders>
-          </w:tcPr>
-          <w:p>
-            <w:r>
-              <w:rPr>
-                <w:color w:val="1E293B"/>
-                <w:sz w:val="18"/>
-              </w:rPr>
-              <w:t>Показывать кнопку «Сегодня»</w:t>
-            </w:r>
-          </w:p>
-        </w:tc>
-      </w:tr>
-      <w:tr>
-        <w:tc>
-          <w:tcPr>
-            <w:tcW w:type="dxa" w:w="2551"/>
-            <w:shd w:val="clear" w:color="auto" w:fill="F8FAFC"/>
-            <w:tcBorders>
-              <w:top w:val="single" w:sz="4" w:color="E2E8F0"/>
-              <w:left w:val="single" w:sz="4" w:color="E2E8F0"/>
-              <w:bottom w:val="single" w:sz="4" w:color="E2E8F0"/>
-              <w:right w:val="single" w:sz="4" w:color="E2E8F0"/>
-              <w:insideH w:val="single" w:sz="4" w:color="E2E8F0"/>
-              <w:insideV w:val="single" w:sz="4" w:color="E2E8F0"/>
-            </w:tcBorders>
-          </w:tcPr>
-          <w:p>
-            <w:r>
-              <w:rPr>
-                <w:b/>
-                <w:color w:val="2D3A8C"/>
-                <w:sz w:val="18"/>
-              </w:rPr>
-              <w:t>calShowResetBtn</w:t>
-            </w:r>
-          </w:p>
-        </w:tc>
-        <w:tc>
-          <w:tcPr>
-            <w:tcW w:type="dxa" w:w="1417"/>
-            <w:shd w:val="clear" w:color="auto" w:fill="F8FAFC"/>
-            <w:tcBorders>
-              <w:top w:val="single" w:sz="4" w:color="E2E8F0"/>
-              <w:left w:val="single" w:sz="4" w:color="E2E8F0"/>
-              <w:bottom w:val="single" w:sz="4" w:color="E2E8F0"/>
-              <w:right w:val="single" w:sz="4" w:color="E2E8F0"/>
-              <w:insideH w:val="single" w:sz="4" w:color="E2E8F0"/>
-              <w:insideV w:val="single" w:sz="4" w:color="E2E8F0"/>
-            </w:tcBorders>
-          </w:tcPr>
-          <w:p>
-            <w:r>
-              <w:rPr>
-                <w:color w:val="1E293B"/>
-                <w:sz w:val="18"/>
-              </w:rPr>
-              <w:t>Boolean</w:t>
-            </w:r>
-          </w:p>
-        </w:tc>
-        <w:tc>
-          <w:tcPr>
-            <w:tcW w:type="dxa" w:w="1984"/>
-            <w:shd w:val="clear" w:color="auto" w:fill="F8FAFC"/>
-            <w:tcBorders>
-              <w:top w:val="single" w:sz="4" w:color="E2E8F0"/>
-              <w:left w:val="single" w:sz="4" w:color="E2E8F0"/>
-              <w:bottom w:val="single" w:sz="4" w:color="E2E8F0"/>
-              <w:right w:val="single" w:sz="4" w:color="E2E8F0"/>
-              <w:insideH w:val="single" w:sz="4" w:color="E2E8F0"/>
-              <w:insideV w:val="single" w:sz="4" w:color="E2E8F0"/>
-            </w:tcBorders>
-          </w:tcPr>
-          <w:p>
-            <w:r>
-              <w:rPr>
-                <w:color w:val="1E293B"/>
-                <w:sz w:val="18"/>
-              </w:rPr>
-              <w:t>true</w:t>
-            </w:r>
-          </w:p>
-        </w:tc>
-        <w:tc>
-          <w:tcPr>
-            <w:tcW w:type="dxa" w:w="4535"/>
-            <w:shd w:val="clear" w:color="auto" w:fill="F8FAFC"/>
-            <w:tcBorders>
-              <w:top w:val="single" w:sz="4" w:color="E2E8F0"/>
-              <w:left w:val="single" w:sz="4" w:color="E2E8F0"/>
-              <w:bottom w:val="single" w:sz="4" w:color="E2E8F0"/>
-              <w:right w:val="single" w:sz="4" w:color="E2E8F0"/>
-              <w:insideH w:val="single" w:sz="4" w:color="E2E8F0"/>
-              <w:insideV w:val="single" w:sz="4" w:color="E2E8F0"/>
-            </w:tcBorders>
-          </w:tcPr>
-          <w:p>
-            <w:r>
-              <w:rPr>
-                <w:color w:val="1E293B"/>
-                <w:sz w:val="18"/>
-              </w:rPr>
-              <w:t>Полный режим: показывать кнопку «Сброс»</w:t>
-            </w:r>
-          </w:p>
-        </w:tc>
-      </w:tr>
-      <w:tr>
-        <w:tc>
-          <w:tcPr>
-            <w:tcW w:type="dxa" w:w="2551"/>
-            <w:shd w:val="clear" w:color="auto" w:fill="FFFFFF"/>
-            <w:tcBorders>
-              <w:top w:val="single" w:sz="4" w:color="E2E8F0"/>
-              <w:left w:val="single" w:sz="4" w:color="E2E8F0"/>
-              <w:bottom w:val="single" w:sz="4" w:color="E2E8F0"/>
-              <w:right w:val="single" w:sz="4" w:color="E2E8F0"/>
-              <w:insideH w:val="single" w:sz="4" w:color="E2E8F0"/>
-              <w:insideV w:val="single" w:sz="4" w:color="E2E8F0"/>
-            </w:tcBorders>
-          </w:tcPr>
-          <w:p>
-            <w:r>
-              <w:rPr>
-                <w:b/>
-                <w:color w:val="2D3A8C"/>
-                <w:sz w:val="18"/>
-              </w:rPr>
-              <w:t>calAvailableViews</w:t>
-            </w:r>
-          </w:p>
-        </w:tc>
-        <w:tc>
-          <w:tcPr>
-            <w:tcW w:type="dxa" w:w="1417"/>
-            <w:shd w:val="clear" w:color="auto" w:fill="FFFFFF"/>
-            <w:tcBorders>
-              <w:top w:val="single" w:sz="4" w:color="E2E8F0"/>
-              <w:left w:val="single" w:sz="4" w:color="E2E8F0"/>
-              <w:bottom w:val="single" w:sz="4" w:color="E2E8F0"/>
-              <w:right w:val="single" w:sz="4" w:color="E2E8F0"/>
-              <w:insideH w:val="single" w:sz="4" w:color="E2E8F0"/>
-              <w:insideV w:val="single" w:sz="4" w:color="E2E8F0"/>
-            </w:tcBorders>
-          </w:tcPr>
-          <w:p>
-            <w:r>
-              <w:rPr>
-                <w:color w:val="1E293B"/>
-                <w:sz w:val="18"/>
-              </w:rPr>
-              <w:t>Array</w:t>
-            </w:r>
-          </w:p>
-        </w:tc>
-        <w:tc>
-          <w:tcPr>
-            <w:tcW w:type="dxa" w:w="1984"/>
-            <w:shd w:val="clear" w:color="auto" w:fill="FFFFFF"/>
-            <w:tcBorders>
-              <w:top w:val="single" w:sz="4" w:color="E2E8F0"/>
-              <w:left w:val="single" w:sz="4" w:color="E2E8F0"/>
-              <w:bottom w:val="single" w:sz="4" w:color="E2E8F0"/>
-              <w:right w:val="single" w:sz="4" w:color="E2E8F0"/>
-              <w:insideH w:val="single" w:sz="4" w:color="E2E8F0"/>
-              <w:insideV w:val="single" w:sz="4" w:color="E2E8F0"/>
-            </w:tcBorders>
-          </w:tcPr>
-          <w:p>
-            <w:r>
-              <w:rPr>
-                <w:color w:val="1E293B"/>
-                <w:sz w:val="18"/>
-              </w:rPr>
-              <w:t>...</w:t>
-            </w:r>
-          </w:p>
-        </w:tc>
-        <w:tc>
-          <w:tcPr>
-            <w:tcW w:type="dxa" w:w="4535"/>
-            <w:shd w:val="clear" w:color="auto" w:fill="FFFFFF"/>
-            <w:tcBorders>
-              <w:top w:val="single" w:sz="4" w:color="E2E8F0"/>
-              <w:left w:val="single" w:sz="4" w:color="E2E8F0"/>
-              <w:bottom w:val="single" w:sz="4" w:color="E2E8F0"/>
-              <w:right w:val="single" w:sz="4" w:color="E2E8F0"/>
-              <w:insideH w:val="single" w:sz="4" w:color="E2E8F0"/>
-              <w:insideV w:val="single" w:sz="4" w:color="E2E8F0"/>
-            </w:tcBorders>
-          </w:tcPr>
-          <w:p>
-            <w:r>
-              <w:rPr>
-                <w:color w:val="1E293B"/>
-                <w:sz w:val="18"/>
-              </w:rPr>
-              <w:t>Список доступных видов</w:t>
-            </w:r>
-          </w:p>
-        </w:tc>
-      </w:tr>
-    </w:tbl>
-    <w:p/>
-    <w:p>
-      <w:r>
-        <w:rPr>
-          <w:b/>
-          <w:color w:val="1E293B"/>
-          <w:sz w:val="22"/>
-        </w:rPr>
-        <w:t>Выбор дат</w:t>
-      </w:r>
-    </w:p>
-    <w:tbl>
-      <w:tblPr>
-        <w:tblW w:type="auto" w:w="0"/>
-        <w:jc w:val="left"/>
-        <w:tblLook w:firstColumn="1" w:firstRow="1" w:lastColumn="0" w:lastRow="0" w:noHBand="0" w:noVBand="1" w:val="04A0"/>
-      </w:tblPr>
-      <w:tblGrid>
-        <w:gridCol w:w="2351"/>
-        <w:gridCol w:w="2351"/>
-        <w:gridCol w:w="2351"/>
-        <w:gridCol w:w="2351"/>
-      </w:tblGrid>
-      <w:tr>
-        <w:tc>
-          <w:tcPr>
-            <w:tcW w:type="dxa" w:w="2551"/>
-            <w:shd w:val="clear" w:color="auto" w:fill="4F6AFF"/>
-            <w:tcBorders>
-              <w:top w:val="single" w:sz="4" w:color="3A56F0"/>
-              <w:left w:val="single" w:sz="4" w:color="3A56F0"/>
-              <w:bottom w:val="single" w:sz="4" w:color="3A56F0"/>
-              <w:right w:val="single" w:sz="4" w:color="3A56F0"/>
-              <w:insideH w:val="single" w:sz="4" w:color="3A56F0"/>
-              <w:insideV w:val="single" w:sz="4" w:color="3A56F0"/>
-            </w:tcBorders>
-          </w:tcPr>
-          <w:p>
-            <w:pPr>
-              <w:jc w:val="left"/>
-            </w:pPr>
-            <w:r>
-              <w:rPr>
-                <w:b/>
-                <w:color w:val="FFFFFF"/>
-                <w:sz w:val="18"/>
-              </w:rPr>
-              <w:t>Параметр</w:t>
-            </w:r>
-          </w:p>
-        </w:tc>
-        <w:tc>
-          <w:tcPr>
-            <w:tcW w:type="dxa" w:w="1417"/>
-            <w:shd w:val="clear" w:color="auto" w:fill="4F6AFF"/>
-            <w:tcBorders>
-              <w:top w:val="single" w:sz="4" w:color="3A56F0"/>
-              <w:left w:val="single" w:sz="4" w:color="3A56F0"/>
-              <w:bottom w:val="single" w:sz="4" w:color="3A56F0"/>
-              <w:right w:val="single" w:sz="4" w:color="3A56F0"/>
-              <w:insideH w:val="single" w:sz="4" w:color="3A56F0"/>
-              <w:insideV w:val="single" w:sz="4" w:color="3A56F0"/>
-            </w:tcBorders>
-          </w:tcPr>
-          <w:p>
-            <w:pPr>
-              <w:jc w:val="left"/>
-            </w:pPr>
-            <w:r>
-              <w:rPr>
-                <w:b/>
-                <w:color w:val="FFFFFF"/>
-                <w:sz w:val="18"/>
-              </w:rPr>
-              <w:t>Тип</w:t>
-            </w:r>
-          </w:p>
-        </w:tc>
-        <w:tc>
-          <w:tcPr>
-            <w:tcW w:type="dxa" w:w="1984"/>
-            <w:shd w:val="clear" w:color="auto" w:fill="4F6AFF"/>
-            <w:tcBorders>
-              <w:top w:val="single" w:sz="4" w:color="3A56F0"/>
-              <w:left w:val="single" w:sz="4" w:color="3A56F0"/>
-              <w:bottom w:val="single" w:sz="4" w:color="3A56F0"/>
-              <w:right w:val="single" w:sz="4" w:color="3A56F0"/>
-              <w:insideH w:val="single" w:sz="4" w:color="3A56F0"/>
-              <w:insideV w:val="single" w:sz="4" w:color="3A56F0"/>
-            </w:tcBorders>
-          </w:tcPr>
-          <w:p>
-            <w:pPr>
-              <w:jc w:val="left"/>
-            </w:pPr>
-            <w:r>
-              <w:rPr>
-                <w:b/>
-                <w:color w:val="FFFFFF"/>
-                <w:sz w:val="18"/>
-              </w:rPr>
-              <w:t>Умолчание</w:t>
-            </w:r>
-          </w:p>
-        </w:tc>
-        <w:tc>
-          <w:tcPr>
-            <w:tcW w:type="dxa" w:w="4535"/>
-            <w:shd w:val="clear" w:color="auto" w:fill="4F6AFF"/>
-            <w:tcBorders>
-              <w:top w:val="single" w:sz="4" w:color="3A56F0"/>
-              <w:left w:val="single" w:sz="4" w:color="3A56F0"/>
-              <w:bottom w:val="single" w:sz="4" w:color="3A56F0"/>
-              <w:right w:val="single" w:sz="4" w:color="3A56F0"/>
-              <w:insideH w:val="single" w:sz="4" w:color="3A56F0"/>
-              <w:insideV w:val="single" w:sz="4" w:color="3A56F0"/>
-            </w:tcBorders>
-          </w:tcPr>
-          <w:p>
-            <w:pPr>
-              <w:jc w:val="left"/>
-            </w:pPr>
-            <w:r>
-              <w:rPr>
-                <w:b/>
-                <w:color w:val="FFFFFF"/>
-                <w:sz w:val="18"/>
-              </w:rPr>
-              <w:t>Описание</w:t>
-            </w:r>
-          </w:p>
-        </w:tc>
-      </w:tr>
-      <w:tr>
-        <w:tc>
-          <w:tcPr>
-            <w:tcW w:type="dxa" w:w="2551"/>
-            <w:shd w:val="clear" w:color="auto" w:fill="FFFFFF"/>
-            <w:tcBorders>
-              <w:top w:val="single" w:sz="4" w:color="E2E8F0"/>
-              <w:left w:val="single" w:sz="4" w:color="E2E8F0"/>
-              <w:bottom w:val="single" w:sz="4" w:color="E2E8F0"/>
-              <w:right w:val="single" w:sz="4" w:color="E2E8F0"/>
-              <w:insideH w:val="single" w:sz="4" w:color="E2E8F0"/>
-              <w:insideV w:val="single" w:sz="4" w:color="E2E8F0"/>
-            </w:tcBorders>
-          </w:tcPr>
-          <w:p>
-            <w:r>
-              <w:rPr>
-                <w:b/>
-                <w:color w:val="2D3A8C"/>
-                <w:sz w:val="18"/>
-              </w:rPr>
-              <w:t>calSelectionMode</w:t>
-            </w:r>
-          </w:p>
-        </w:tc>
-        <w:tc>
-          <w:tcPr>
-            <w:tcW w:type="dxa" w:w="1417"/>
-            <w:shd w:val="clear" w:color="auto" w:fill="FFFFFF"/>
-            <w:tcBorders>
-              <w:top w:val="single" w:sz="4" w:color="E2E8F0"/>
-              <w:left w:val="single" w:sz="4" w:color="E2E8F0"/>
-              <w:bottom w:val="single" w:sz="4" w:color="E2E8F0"/>
-              <w:right w:val="single" w:sz="4" w:color="E2E8F0"/>
-              <w:insideH w:val="single" w:sz="4" w:color="E2E8F0"/>
-              <w:insideV w:val="single" w:sz="4" w:color="E2E8F0"/>
-            </w:tcBorders>
-          </w:tcPr>
-          <w:p>
-            <w:r>
-              <w:rPr>
-                <w:color w:val="1E293B"/>
-                <w:sz w:val="18"/>
-              </w:rPr>
-              <w:t>String</w:t>
-            </w:r>
-          </w:p>
-        </w:tc>
-        <w:tc>
-          <w:tcPr>
-            <w:tcW w:type="dxa" w:w="1984"/>
-            <w:shd w:val="clear" w:color="auto" w:fill="FFFFFF"/>
-            <w:tcBorders>
-              <w:top w:val="single" w:sz="4" w:color="E2E8F0"/>
-              <w:left w:val="single" w:sz="4" w:color="E2E8F0"/>
-              <w:bottom w:val="single" w:sz="4" w:color="E2E8F0"/>
-              <w:right w:val="single" w:sz="4" w:color="E2E8F0"/>
-              <w:insideH w:val="single" w:sz="4" w:color="E2E8F0"/>
-              <w:insideV w:val="single" w:sz="4" w:color="E2E8F0"/>
-            </w:tcBorders>
-          </w:tcPr>
-          <w:p>
-            <w:r>
-              <w:rPr>
-                <w:color w:val="1E293B"/>
-                <w:sz w:val="18"/>
-              </w:rPr>
-              <w:t>range</w:t>
-            </w:r>
-          </w:p>
-        </w:tc>
-        <w:tc>
-          <w:tcPr>
-            <w:tcW w:type="dxa" w:w="4535"/>
-            <w:shd w:val="clear" w:color="auto" w:fill="FFFFFF"/>
-            <w:tcBorders>
-              <w:top w:val="single" w:sz="4" w:color="E2E8F0"/>
-              <w:left w:val="single" w:sz="4" w:color="E2E8F0"/>
-              <w:bottom w:val="single" w:sz="4" w:color="E2E8F0"/>
-              <w:right w:val="single" w:sz="4" w:color="E2E8F0"/>
-              <w:insideH w:val="single" w:sz="4" w:color="E2E8F0"/>
-              <w:insideV w:val="single" w:sz="4" w:color="E2E8F0"/>
-            </w:tcBorders>
-          </w:tcPr>
-          <w:p>
-            <w:r>
-              <w:rPr>
-                <w:color w:val="1E293B"/>
-                <w:sz w:val="18"/>
-              </w:rPr>
-              <w:t>Режим выбора: none / single / range / multi</w:t>
-            </w:r>
-          </w:p>
-        </w:tc>
-      </w:tr>
-      <w:tr>
-        <w:tc>
-          <w:tcPr>
-            <w:tcW w:type="dxa" w:w="2551"/>
-            <w:shd w:val="clear" w:color="auto" w:fill="F8FAFC"/>
-            <w:tcBorders>
-              <w:top w:val="single" w:sz="4" w:color="E2E8F0"/>
-              <w:left w:val="single" w:sz="4" w:color="E2E8F0"/>
-              <w:bottom w:val="single" w:sz="4" w:color="E2E8F0"/>
-              <w:right w:val="single" w:sz="4" w:color="E2E8F0"/>
-              <w:insideH w:val="single" w:sz="4" w:color="E2E8F0"/>
-              <w:insideV w:val="single" w:sz="4" w:color="E2E8F0"/>
-            </w:tcBorders>
-          </w:tcPr>
-          <w:p>
-            <w:r>
-              <w:rPr>
-                <w:b/>
-                <w:color w:val="2D3A8C"/>
-                <w:sz w:val="18"/>
-              </w:rPr>
-              <w:t>calSelectedDate</w:t>
-            </w:r>
-          </w:p>
-        </w:tc>
-        <w:tc>
-          <w:tcPr>
-            <w:tcW w:type="dxa" w:w="1417"/>
-            <w:shd w:val="clear" w:color="auto" w:fill="F8FAFC"/>
-            <w:tcBorders>
-              <w:top w:val="single" w:sz="4" w:color="E2E8F0"/>
-              <w:left w:val="single" w:sz="4" w:color="E2E8F0"/>
-              <w:bottom w:val="single" w:sz="4" w:color="E2E8F0"/>
-              <w:right w:val="single" w:sz="4" w:color="E2E8F0"/>
-              <w:insideH w:val="single" w:sz="4" w:color="E2E8F0"/>
-              <w:insideV w:val="single" w:sz="4" w:color="E2E8F0"/>
-            </w:tcBorders>
-          </w:tcPr>
-          <w:p>
-            <w:r>
-              <w:rPr>
-                <w:color w:val="1E293B"/>
-                <w:sz w:val="18"/>
-              </w:rPr>
-              <w:t>String</w:t>
-            </w:r>
-          </w:p>
-        </w:tc>
-        <w:tc>
-          <w:tcPr>
-            <w:tcW w:type="dxa" w:w="1984"/>
-            <w:shd w:val="clear" w:color="auto" w:fill="F8FAFC"/>
-            <w:tcBorders>
-              <w:top w:val="single" w:sz="4" w:color="E2E8F0"/>
-              <w:left w:val="single" w:sz="4" w:color="E2E8F0"/>
-              <w:bottom w:val="single" w:sz="4" w:color="E2E8F0"/>
-              <w:right w:val="single" w:sz="4" w:color="E2E8F0"/>
-              <w:insideH w:val="single" w:sz="4" w:color="E2E8F0"/>
-              <w:insideV w:val="single" w:sz="4" w:color="E2E8F0"/>
-            </w:tcBorders>
-          </w:tcPr>
-          <w:p>
-            <w:r>
-              <w:rPr>
-                <w:color w:val="1E293B"/>
-                <w:sz w:val="18"/>
-              </w:rPr>
-              <w:t>''</w:t>
-            </w:r>
-          </w:p>
-        </w:tc>
-        <w:tc>
-          <w:tcPr>
-            <w:tcW w:type="dxa" w:w="4535"/>
-            <w:shd w:val="clear" w:color="auto" w:fill="F8FAFC"/>
-            <w:tcBorders>
-              <w:top w:val="single" w:sz="4" w:color="E2E8F0"/>
-              <w:left w:val="single" w:sz="4" w:color="E2E8F0"/>
-              <w:bottom w:val="single" w:sz="4" w:color="E2E8F0"/>
-              <w:right w:val="single" w:sz="4" w:color="E2E8F0"/>
-              <w:insideH w:val="single" w:sz="4" w:color="E2E8F0"/>
-              <w:insideV w:val="single" w:sz="4" w:color="E2E8F0"/>
-            </w:tcBorders>
-          </w:tcPr>
-          <w:p>
-            <w:r>
-              <w:rPr>
-                <w:color w:val="1E293B"/>
-                <w:sz w:val="18"/>
-              </w:rPr>
-              <w:t>Выбранная дата (ISO, режим single)</w:t>
-            </w:r>
-          </w:p>
-        </w:tc>
-      </w:tr>
-      <w:tr>
-        <w:tc>
-          <w:tcPr>
-            <w:tcW w:type="dxa" w:w="2551"/>
-            <w:shd w:val="clear" w:color="auto" w:fill="FFFFFF"/>
-            <w:tcBorders>
-              <w:top w:val="single" w:sz="4" w:color="E2E8F0"/>
-              <w:left w:val="single" w:sz="4" w:color="E2E8F0"/>
-              <w:bottom w:val="single" w:sz="4" w:color="E2E8F0"/>
-              <w:right w:val="single" w:sz="4" w:color="E2E8F0"/>
-              <w:insideH w:val="single" w:sz="4" w:color="E2E8F0"/>
-              <w:insideV w:val="single" w:sz="4" w:color="E2E8F0"/>
-            </w:tcBorders>
-          </w:tcPr>
-          <w:p>
-            <w:r>
-              <w:rPr>
-                <w:b/>
-                <w:color w:val="2D3A8C"/>
-                <w:sz w:val="18"/>
-              </w:rPr>
-              <w:t>calSelectedStart</w:t>
-            </w:r>
-          </w:p>
-        </w:tc>
-        <w:tc>
-          <w:tcPr>
-            <w:tcW w:type="dxa" w:w="1417"/>
-            <w:shd w:val="clear" w:color="auto" w:fill="FFFFFF"/>
-            <w:tcBorders>
-              <w:top w:val="single" w:sz="4" w:color="E2E8F0"/>
-              <w:left w:val="single" w:sz="4" w:color="E2E8F0"/>
-              <w:bottom w:val="single" w:sz="4" w:color="E2E8F0"/>
-              <w:right w:val="single" w:sz="4" w:color="E2E8F0"/>
-              <w:insideH w:val="single" w:sz="4" w:color="E2E8F0"/>
-              <w:insideV w:val="single" w:sz="4" w:color="E2E8F0"/>
-            </w:tcBorders>
-          </w:tcPr>
-          <w:p>
-            <w:r>
-              <w:rPr>
-                <w:color w:val="1E293B"/>
-                <w:sz w:val="18"/>
-              </w:rPr>
-              <w:t>String</w:t>
-            </w:r>
-          </w:p>
-        </w:tc>
-        <w:tc>
-          <w:tcPr>
-            <w:tcW w:type="dxa" w:w="1984"/>
-            <w:shd w:val="clear" w:color="auto" w:fill="FFFFFF"/>
-            <w:tcBorders>
-              <w:top w:val="single" w:sz="4" w:color="E2E8F0"/>
-              <w:left w:val="single" w:sz="4" w:color="E2E8F0"/>
-              <w:bottom w:val="single" w:sz="4" w:color="E2E8F0"/>
-              <w:right w:val="single" w:sz="4" w:color="E2E8F0"/>
-              <w:insideH w:val="single" w:sz="4" w:color="E2E8F0"/>
-              <w:insideV w:val="single" w:sz="4" w:color="E2E8F0"/>
-            </w:tcBorders>
-          </w:tcPr>
-          <w:p>
-            <w:r>
-              <w:rPr>
-                <w:color w:val="1E293B"/>
-                <w:sz w:val="18"/>
-              </w:rPr>
-              <w:t>''</w:t>
-            </w:r>
-          </w:p>
-        </w:tc>
-        <w:tc>
-          <w:tcPr>
-            <w:tcW w:type="dxa" w:w="4535"/>
-            <w:shd w:val="clear" w:color="auto" w:fill="FFFFFF"/>
-            <w:tcBorders>
-              <w:top w:val="single" w:sz="4" w:color="E2E8F0"/>
-              <w:left w:val="single" w:sz="4" w:color="E2E8F0"/>
-              <w:bottom w:val="single" w:sz="4" w:color="E2E8F0"/>
-              <w:right w:val="single" w:sz="4" w:color="E2E8F0"/>
-              <w:insideH w:val="single" w:sz="4" w:color="E2E8F0"/>
-              <w:insideV w:val="single" w:sz="4" w:color="E2E8F0"/>
-            </w:tcBorders>
-          </w:tcPr>
-          <w:p>
-            <w:r>
-              <w:rPr>
-                <w:color w:val="1E293B"/>
-                <w:sz w:val="18"/>
-              </w:rPr>
-              <w:t>Начало диапазона (ISO)</w:t>
-            </w:r>
-          </w:p>
-        </w:tc>
-      </w:tr>
-      <w:tr>
-        <w:tc>
-          <w:tcPr>
-            <w:tcW w:type="dxa" w:w="2551"/>
-            <w:shd w:val="clear" w:color="auto" w:fill="F8FAFC"/>
-            <w:tcBorders>
-              <w:top w:val="single" w:sz="4" w:color="E2E8F0"/>
-              <w:left w:val="single" w:sz="4" w:color="E2E8F0"/>
-              <w:bottom w:val="single" w:sz="4" w:color="E2E8F0"/>
-              <w:right w:val="single" w:sz="4" w:color="E2E8F0"/>
-              <w:insideH w:val="single" w:sz="4" w:color="E2E8F0"/>
-              <w:insideV w:val="single" w:sz="4" w:color="E2E8F0"/>
-            </w:tcBorders>
-          </w:tcPr>
-          <w:p>
-            <w:r>
-              <w:rPr>
-                <w:b/>
-                <w:color w:val="2D3A8C"/>
-                <w:sz w:val="18"/>
-              </w:rPr>
-              <w:t>calSelectedEnd</w:t>
-            </w:r>
-          </w:p>
-        </w:tc>
-        <w:tc>
-          <w:tcPr>
-            <w:tcW w:type="dxa" w:w="1417"/>
-            <w:shd w:val="clear" w:color="auto" w:fill="F8FAFC"/>
-            <w:tcBorders>
-              <w:top w:val="single" w:sz="4" w:color="E2E8F0"/>
-              <w:left w:val="single" w:sz="4" w:color="E2E8F0"/>
-              <w:bottom w:val="single" w:sz="4" w:color="E2E8F0"/>
-              <w:right w:val="single" w:sz="4" w:color="E2E8F0"/>
-              <w:insideH w:val="single" w:sz="4" w:color="E2E8F0"/>
-              <w:insideV w:val="single" w:sz="4" w:color="E2E8F0"/>
-            </w:tcBorders>
-          </w:tcPr>
-          <w:p>
-            <w:r>
-              <w:rPr>
-                <w:color w:val="1E293B"/>
-                <w:sz w:val="18"/>
-              </w:rPr>
-              <w:t>String</w:t>
-            </w:r>
-          </w:p>
-        </w:tc>
-        <w:tc>
-          <w:tcPr>
-            <w:tcW w:type="dxa" w:w="1984"/>
-            <w:shd w:val="clear" w:color="auto" w:fill="F8FAFC"/>
-            <w:tcBorders>
-              <w:top w:val="single" w:sz="4" w:color="E2E8F0"/>
-              <w:left w:val="single" w:sz="4" w:color="E2E8F0"/>
-              <w:bottom w:val="single" w:sz="4" w:color="E2E8F0"/>
-              <w:right w:val="single" w:sz="4" w:color="E2E8F0"/>
-              <w:insideH w:val="single" w:sz="4" w:color="E2E8F0"/>
-              <w:insideV w:val="single" w:sz="4" w:color="E2E8F0"/>
-            </w:tcBorders>
-          </w:tcPr>
-          <w:p>
-            <w:r>
-              <w:rPr>
-                <w:color w:val="1E293B"/>
-                <w:sz w:val="18"/>
-              </w:rPr>
-              <w:t>''</w:t>
-            </w:r>
-          </w:p>
-        </w:tc>
-        <w:tc>
-          <w:tcPr>
-            <w:tcW w:type="dxa" w:w="4535"/>
-            <w:shd w:val="clear" w:color="auto" w:fill="F8FAFC"/>
-            <w:tcBorders>
-              <w:top w:val="single" w:sz="4" w:color="E2E8F0"/>
-              <w:left w:val="single" w:sz="4" w:color="E2E8F0"/>
-              <w:bottom w:val="single" w:sz="4" w:color="E2E8F0"/>
-              <w:right w:val="single" w:sz="4" w:color="E2E8F0"/>
-              <w:insideH w:val="single" w:sz="4" w:color="E2E8F0"/>
-              <w:insideV w:val="single" w:sz="4" w:color="E2E8F0"/>
-            </w:tcBorders>
-          </w:tcPr>
-          <w:p>
-            <w:r>
-              <w:rPr>
-                <w:color w:val="1E293B"/>
-                <w:sz w:val="18"/>
-              </w:rPr>
-              <w:t>Конец диапазона (ISO)</w:t>
-            </w:r>
-          </w:p>
-        </w:tc>
-      </w:tr>
-      <w:tr>
-        <w:tc>
-          <w:tcPr>
-            <w:tcW w:type="dxa" w:w="2551"/>
-            <w:shd w:val="clear" w:color="auto" w:fill="FFFFFF"/>
-            <w:tcBorders>
-              <w:top w:val="single" w:sz="4" w:color="E2E8F0"/>
-              <w:left w:val="single" w:sz="4" w:color="E2E8F0"/>
-              <w:bottom w:val="single" w:sz="4" w:color="E2E8F0"/>
-              <w:right w:val="single" w:sz="4" w:color="E2E8F0"/>
-              <w:insideH w:val="single" w:sz="4" w:color="E2E8F0"/>
-              <w:insideV w:val="single" w:sz="4" w:color="E2E8F0"/>
-            </w:tcBorders>
-          </w:tcPr>
-          <w:p>
-            <w:r>
-              <w:rPr>
-                <w:b/>
-                <w:color w:val="2D3A8C"/>
-                <w:sz w:val="18"/>
-              </w:rPr>
-              <w:t>calSelectedDates</w:t>
-            </w:r>
-          </w:p>
-        </w:tc>
-        <w:tc>
-          <w:tcPr>
-            <w:tcW w:type="dxa" w:w="1417"/>
-            <w:shd w:val="clear" w:color="auto" w:fill="FFFFFF"/>
-            <w:tcBorders>
-              <w:top w:val="single" w:sz="4" w:color="E2E8F0"/>
-              <w:left w:val="single" w:sz="4" w:color="E2E8F0"/>
-              <w:bottom w:val="single" w:sz="4" w:color="E2E8F0"/>
-              <w:right w:val="single" w:sz="4" w:color="E2E8F0"/>
-              <w:insideH w:val="single" w:sz="4" w:color="E2E8F0"/>
-              <w:insideV w:val="single" w:sz="4" w:color="E2E8F0"/>
-            </w:tcBorders>
-          </w:tcPr>
-          <w:p>
-            <w:r>
-              <w:rPr>
-                <w:color w:val="1E293B"/>
-                <w:sz w:val="18"/>
-              </w:rPr>
-              <w:t>String</w:t>
-            </w:r>
-          </w:p>
-        </w:tc>
-        <w:tc>
-          <w:tcPr>
-            <w:tcW w:type="dxa" w:w="1984"/>
-            <w:shd w:val="clear" w:color="auto" w:fill="FFFFFF"/>
-            <w:tcBorders>
-              <w:top w:val="single" w:sz="4" w:color="E2E8F0"/>
-              <w:left w:val="single" w:sz="4" w:color="E2E8F0"/>
-              <w:bottom w:val="single" w:sz="4" w:color="E2E8F0"/>
-              <w:right w:val="single" w:sz="4" w:color="E2E8F0"/>
-              <w:insideH w:val="single" w:sz="4" w:color="E2E8F0"/>
-              <w:insideV w:val="single" w:sz="4" w:color="E2E8F0"/>
-            </w:tcBorders>
-          </w:tcPr>
-          <w:p>
-            <w:r>
-              <w:rPr>
-                <w:color w:val="1E293B"/>
-                <w:sz w:val="18"/>
-              </w:rPr>
-              <w:t>''</w:t>
-            </w:r>
-          </w:p>
-        </w:tc>
-        <w:tc>
-          <w:tcPr>
-            <w:tcW w:type="dxa" w:w="4535"/>
-            <w:shd w:val="clear" w:color="auto" w:fill="FFFFFF"/>
-            <w:tcBorders>
-              <w:top w:val="single" w:sz="4" w:color="E2E8F0"/>
-              <w:left w:val="single" w:sz="4" w:color="E2E8F0"/>
-              <w:bottom w:val="single" w:sz="4" w:color="E2E8F0"/>
-              <w:right w:val="single" w:sz="4" w:color="E2E8F0"/>
-              <w:insideH w:val="single" w:sz="4" w:color="E2E8F0"/>
-              <w:insideV w:val="single" w:sz="4" w:color="E2E8F0"/>
-            </w:tcBorders>
-          </w:tcPr>
-          <w:p>
-            <w:r>
-              <w:rPr>
-                <w:color w:val="1E293B"/>
-                <w:sz w:val="18"/>
-              </w:rPr>
-              <w:t>Выбранные даты (JSON-массив ISO, режим multi)</w:t>
-            </w:r>
-          </w:p>
-        </w:tc>
-      </w:tr>
-      <w:tr>
-        <w:tc>
-          <w:tcPr>
-            <w:tcW w:type="dxa" w:w="2551"/>
-            <w:shd w:val="clear" w:color="auto" w:fill="F8FAFC"/>
-            <w:tcBorders>
-              <w:top w:val="single" w:sz="4" w:color="E2E8F0"/>
-              <w:left w:val="single" w:sz="4" w:color="E2E8F0"/>
-              <w:bottom w:val="single" w:sz="4" w:color="E2E8F0"/>
-              <w:right w:val="single" w:sz="4" w:color="E2E8F0"/>
-              <w:insideH w:val="single" w:sz="4" w:color="E2E8F0"/>
-              <w:insideV w:val="single" w:sz="4" w:color="E2E8F0"/>
-            </w:tcBorders>
-          </w:tcPr>
-          <w:p>
-            <w:r>
-              <w:rPr>
-                <w:b/>
-                <w:color w:val="2D3A8C"/>
-                <w:sz w:val="18"/>
-              </w:rPr>
-              <w:t>calWithTime</w:t>
-            </w:r>
-          </w:p>
-        </w:tc>
-        <w:tc>
-          <w:tcPr>
-            <w:tcW w:type="dxa" w:w="1417"/>
-            <w:shd w:val="clear" w:color="auto" w:fill="F8FAFC"/>
-            <w:tcBorders>
-              <w:top w:val="single" w:sz="4" w:color="E2E8F0"/>
-              <w:left w:val="single" w:sz="4" w:color="E2E8F0"/>
-              <w:bottom w:val="single" w:sz="4" w:color="E2E8F0"/>
-              <w:right w:val="single" w:sz="4" w:color="E2E8F0"/>
-              <w:insideH w:val="single" w:sz="4" w:color="E2E8F0"/>
-              <w:insideV w:val="single" w:sz="4" w:color="E2E8F0"/>
-            </w:tcBorders>
-          </w:tcPr>
-          <w:p>
-            <w:r>
-              <w:rPr>
-                <w:color w:val="1E293B"/>
-                <w:sz w:val="18"/>
-              </w:rPr>
-              <w:t>Boolean</w:t>
-            </w:r>
-          </w:p>
-        </w:tc>
-        <w:tc>
-          <w:tcPr>
-            <w:tcW w:type="dxa" w:w="1984"/>
-            <w:shd w:val="clear" w:color="auto" w:fill="F8FAFC"/>
-            <w:tcBorders>
-              <w:top w:val="single" w:sz="4" w:color="E2E8F0"/>
-              <w:left w:val="single" w:sz="4" w:color="E2E8F0"/>
-              <w:bottom w:val="single" w:sz="4" w:color="E2E8F0"/>
-              <w:right w:val="single" w:sz="4" w:color="E2E8F0"/>
-              <w:insideH w:val="single" w:sz="4" w:color="E2E8F0"/>
-              <w:insideV w:val="single" w:sz="4" w:color="E2E8F0"/>
-            </w:tcBorders>
-          </w:tcPr>
-          <w:p>
-            <w:r>
-              <w:rPr>
-                <w:color w:val="1E293B"/>
-                <w:sz w:val="18"/>
-              </w:rPr>
-              <w:t>false</w:t>
-            </w:r>
-          </w:p>
-        </w:tc>
-        <w:tc>
-          <w:tcPr>
-            <w:tcW w:type="dxa" w:w="4535"/>
-            <w:shd w:val="clear" w:color="auto" w:fill="F8FAFC"/>
-            <w:tcBorders>
-              <w:top w:val="single" w:sz="4" w:color="E2E8F0"/>
-              <w:left w:val="single" w:sz="4" w:color="E2E8F0"/>
-              <w:bottom w:val="single" w:sz="4" w:color="E2E8F0"/>
-              <w:right w:val="single" w:sz="4" w:color="E2E8F0"/>
-              <w:insideH w:val="single" w:sz="4" w:color="E2E8F0"/>
-              <w:insideV w:val="single" w:sz="4" w:color="E2E8F0"/>
-            </w:tcBorders>
-          </w:tcPr>
-          <w:p>
-            <w:r>
-              <w:rPr>
-                <w:color w:val="1E293B"/>
-                <w:sz w:val="18"/>
-              </w:rPr>
-              <w:t>Режим с временем: передаёт timestamp в мс</w:t>
-            </w:r>
-          </w:p>
-        </w:tc>
-      </w:tr>
-      <w:tr>
-        <w:tc>
-          <w:tcPr>
-            <w:tcW w:type="dxa" w:w="2551"/>
-            <w:shd w:val="clear" w:color="auto" w:fill="FFFFFF"/>
-            <w:tcBorders>
-              <w:top w:val="single" w:sz="4" w:color="E2E8F0"/>
-              <w:left w:val="single" w:sz="4" w:color="E2E8F0"/>
-              <w:bottom w:val="single" w:sz="4" w:color="E2E8F0"/>
-              <w:right w:val="single" w:sz="4" w:color="E2E8F0"/>
-              <w:insideH w:val="single" w:sz="4" w:color="E2E8F0"/>
-              <w:insideV w:val="single" w:sz="4" w:color="E2E8F0"/>
-            </w:tcBorders>
-          </w:tcPr>
-          <w:p>
-            <w:r>
-              <w:rPr>
-                <w:b/>
-                <w:color w:val="2D3A8C"/>
-                <w:sz w:val="18"/>
-              </w:rPr>
-              <w:t>calDefaultStartTime</w:t>
-            </w:r>
-          </w:p>
-        </w:tc>
-        <w:tc>
-          <w:tcPr>
-            <w:tcW w:type="dxa" w:w="1417"/>
-            <w:shd w:val="clear" w:color="auto" w:fill="FFFFFF"/>
-            <w:tcBorders>
-              <w:top w:val="single" w:sz="4" w:color="E2E8F0"/>
-              <w:left w:val="single" w:sz="4" w:color="E2E8F0"/>
-              <w:bottom w:val="single" w:sz="4" w:color="E2E8F0"/>
-              <w:right w:val="single" w:sz="4" w:color="E2E8F0"/>
-              <w:insideH w:val="single" w:sz="4" w:color="E2E8F0"/>
-              <w:insideV w:val="single" w:sz="4" w:color="E2E8F0"/>
-            </w:tcBorders>
-          </w:tcPr>
-          <w:p>
-            <w:r>
-              <w:rPr>
-                <w:color w:val="1E293B"/>
-                <w:sz w:val="18"/>
-              </w:rPr>
-              <w:t>String</w:t>
-            </w:r>
-          </w:p>
-        </w:tc>
-        <w:tc>
-          <w:tcPr>
-            <w:tcW w:type="dxa" w:w="1984"/>
-            <w:shd w:val="clear" w:color="auto" w:fill="FFFFFF"/>
-            <w:tcBorders>
-              <w:top w:val="single" w:sz="4" w:color="E2E8F0"/>
-              <w:left w:val="single" w:sz="4" w:color="E2E8F0"/>
-              <w:bottom w:val="single" w:sz="4" w:color="E2E8F0"/>
-              <w:right w:val="single" w:sz="4" w:color="E2E8F0"/>
-              <w:insideH w:val="single" w:sz="4" w:color="E2E8F0"/>
-              <w:insideV w:val="single" w:sz="4" w:color="E2E8F0"/>
-            </w:tcBorders>
-          </w:tcPr>
-          <w:p>
-            <w:r>
-              <w:rPr>
-                <w:color w:val="1E293B"/>
-                <w:sz w:val="18"/>
-              </w:rPr>
-              <w:t>00:00</w:t>
-            </w:r>
-          </w:p>
-        </w:tc>
-        <w:tc>
-          <w:tcPr>
-            <w:tcW w:type="dxa" w:w="4535"/>
-            <w:shd w:val="clear" w:color="auto" w:fill="FFFFFF"/>
-            <w:tcBorders>
-              <w:top w:val="single" w:sz="4" w:color="E2E8F0"/>
-              <w:left w:val="single" w:sz="4" w:color="E2E8F0"/>
-              <w:bottom w:val="single" w:sz="4" w:color="E2E8F0"/>
-              <w:right w:val="single" w:sz="4" w:color="E2E8F0"/>
-              <w:insideH w:val="single" w:sz="4" w:color="E2E8F0"/>
-              <w:insideV w:val="single" w:sz="4" w:color="E2E8F0"/>
-            </w:tcBorders>
-          </w:tcPr>
-          <w:p>
-            <w:r>
-              <w:rPr>
-                <w:color w:val="1E293B"/>
-                <w:sz w:val="18"/>
-              </w:rPr>
-              <w:t>Время начала по умолчанию (HH:MM)</w:t>
-            </w:r>
-          </w:p>
-        </w:tc>
-      </w:tr>
-      <w:tr>
-        <w:tc>
-          <w:tcPr>
-            <w:tcW w:type="dxa" w:w="2551"/>
-            <w:shd w:val="clear" w:color="auto" w:fill="F8FAFC"/>
-            <w:tcBorders>
-              <w:top w:val="single" w:sz="4" w:color="E2E8F0"/>
-              <w:left w:val="single" w:sz="4" w:color="E2E8F0"/>
-              <w:bottom w:val="single" w:sz="4" w:color="E2E8F0"/>
-              <w:right w:val="single" w:sz="4" w:color="E2E8F0"/>
-              <w:insideH w:val="single" w:sz="4" w:color="E2E8F0"/>
-              <w:insideV w:val="single" w:sz="4" w:color="E2E8F0"/>
-            </w:tcBorders>
-          </w:tcPr>
-          <w:p>
-            <w:r>
-              <w:rPr>
-                <w:b/>
-                <w:color w:val="2D3A8C"/>
-                <w:sz w:val="18"/>
-              </w:rPr>
-              <w:t>calDefaultEndTime</w:t>
-            </w:r>
-          </w:p>
-        </w:tc>
-        <w:tc>
-          <w:tcPr>
-            <w:tcW w:type="dxa" w:w="1417"/>
-            <w:shd w:val="clear" w:color="auto" w:fill="F8FAFC"/>
-            <w:tcBorders>
-              <w:top w:val="single" w:sz="4" w:color="E2E8F0"/>
-              <w:left w:val="single" w:sz="4" w:color="E2E8F0"/>
-              <w:bottom w:val="single" w:sz="4" w:color="E2E8F0"/>
-              <w:right w:val="single" w:sz="4" w:color="E2E8F0"/>
-              <w:insideH w:val="single" w:sz="4" w:color="E2E8F0"/>
-              <w:insideV w:val="single" w:sz="4" w:color="E2E8F0"/>
-            </w:tcBorders>
-          </w:tcPr>
-          <w:p>
-            <w:r>
-              <w:rPr>
-                <w:color w:val="1E293B"/>
-                <w:sz w:val="18"/>
-              </w:rPr>
-              <w:t>String</w:t>
-            </w:r>
-          </w:p>
-        </w:tc>
-        <w:tc>
-          <w:tcPr>
-            <w:tcW w:type="dxa" w:w="1984"/>
-            <w:shd w:val="clear" w:color="auto" w:fill="F8FAFC"/>
-            <w:tcBorders>
-              <w:top w:val="single" w:sz="4" w:color="E2E8F0"/>
-              <w:left w:val="single" w:sz="4" w:color="E2E8F0"/>
-              <w:bottom w:val="single" w:sz="4" w:color="E2E8F0"/>
-              <w:right w:val="single" w:sz="4" w:color="E2E8F0"/>
-              <w:insideH w:val="single" w:sz="4" w:color="E2E8F0"/>
-              <w:insideV w:val="single" w:sz="4" w:color="E2E8F0"/>
-            </w:tcBorders>
-          </w:tcPr>
-          <w:p>
-            <w:r>
-              <w:rPr>
-                <w:color w:val="1E293B"/>
-                <w:sz w:val="18"/>
-              </w:rPr>
-              <w:t>23:59</w:t>
-            </w:r>
-          </w:p>
-        </w:tc>
-        <w:tc>
-          <w:tcPr>
-            <w:tcW w:type="dxa" w:w="4535"/>
-            <w:shd w:val="clear" w:color="auto" w:fill="F8FAFC"/>
-            <w:tcBorders>
-              <w:top w:val="single" w:sz="4" w:color="E2E8F0"/>
-              <w:left w:val="single" w:sz="4" w:color="E2E8F0"/>
-              <w:bottom w:val="single" w:sz="4" w:color="E2E8F0"/>
-              <w:right w:val="single" w:sz="4" w:color="E2E8F0"/>
-              <w:insideH w:val="single" w:sz="4" w:color="E2E8F0"/>
-              <w:insideV w:val="single" w:sz="4" w:color="E2E8F0"/>
-            </w:tcBorders>
-          </w:tcPr>
-          <w:p>
-            <w:r>
-              <w:rPr>
-                <w:color w:val="1E293B"/>
-                <w:sz w:val="18"/>
-              </w:rPr>
-              <w:t>Время конца по умолчанию (HH:MM)</w:t>
-            </w:r>
-          </w:p>
-        </w:tc>
-      </w:tr>
-    </w:tbl>
-    <w:p/>
-    <w:p>
-      <w:r>
-        <w:rPr>
-          <w:b/>
-          <w:color w:val="1E293B"/>
-          <w:sz w:val="22"/>
-        </w:rPr>
-        <w:t>Компактный режим</w:t>
-      </w:r>
-    </w:p>
-    <w:tbl>
-      <w:tblPr>
-        <w:tblW w:type="auto" w:w="0"/>
-        <w:jc w:val="left"/>
-        <w:tblLook w:firstColumn="1" w:firstRow="1" w:lastColumn="0" w:lastRow="0" w:noHBand="0" w:noVBand="1" w:val="04A0"/>
-      </w:tblPr>
-      <w:tblGrid>
-        <w:gridCol w:w="2351"/>
-        <w:gridCol w:w="2351"/>
-        <w:gridCol w:w="2351"/>
-        <w:gridCol w:w="2351"/>
-      </w:tblGrid>
-      <w:tr>
-        <w:tc>
-          <w:tcPr>
-            <w:tcW w:type="dxa" w:w="2551"/>
-            <w:shd w:val="clear" w:color="auto" w:fill="4F6AFF"/>
-            <w:tcBorders>
-              <w:top w:val="single" w:sz="4" w:color="3A56F0"/>
-              <w:left w:val="single" w:sz="4" w:color="3A56F0"/>
-              <w:bottom w:val="single" w:sz="4" w:color="3A56F0"/>
-              <w:right w:val="single" w:sz="4" w:color="3A56F0"/>
-              <w:insideH w:val="single" w:sz="4" w:color="3A56F0"/>
-              <w:insideV w:val="single" w:sz="4" w:color="3A56F0"/>
-            </w:tcBorders>
-          </w:tcPr>
-          <w:p>
-            <w:pPr>
-              <w:jc w:val="left"/>
-            </w:pPr>
-            <w:r>
-              <w:rPr>
-                <w:b/>
-                <w:color w:val="FFFFFF"/>
-                <w:sz w:val="18"/>
-              </w:rPr>
-              <w:t>Параметр</w:t>
-            </w:r>
-          </w:p>
-        </w:tc>
-        <w:tc>
-          <w:tcPr>
-            <w:tcW w:type="dxa" w:w="1417"/>
-            <w:shd w:val="clear" w:color="auto" w:fill="4F6AFF"/>
-            <w:tcBorders>
-              <w:top w:val="single" w:sz="4" w:color="3A56F0"/>
-              <w:left w:val="single" w:sz="4" w:color="3A56F0"/>
-              <w:bottom w:val="single" w:sz="4" w:color="3A56F0"/>
-              <w:right w:val="single" w:sz="4" w:color="3A56F0"/>
-              <w:insideH w:val="single" w:sz="4" w:color="3A56F0"/>
-              <w:insideV w:val="single" w:sz="4" w:color="3A56F0"/>
-            </w:tcBorders>
-          </w:tcPr>
-          <w:p>
-            <w:pPr>
-              <w:jc w:val="left"/>
-            </w:pPr>
-            <w:r>
-              <w:rPr>
-                <w:b/>
-                <w:color w:val="FFFFFF"/>
-                <w:sz w:val="18"/>
-              </w:rPr>
-              <w:t>Тип</w:t>
-            </w:r>
-          </w:p>
-        </w:tc>
-        <w:tc>
-          <w:tcPr>
-            <w:tcW w:type="dxa" w:w="1984"/>
-            <w:shd w:val="clear" w:color="auto" w:fill="4F6AFF"/>
-            <w:tcBorders>
-              <w:top w:val="single" w:sz="4" w:color="3A56F0"/>
-              <w:left w:val="single" w:sz="4" w:color="3A56F0"/>
-              <w:bottom w:val="single" w:sz="4" w:color="3A56F0"/>
-              <w:right w:val="single" w:sz="4" w:color="3A56F0"/>
-              <w:insideH w:val="single" w:sz="4" w:color="3A56F0"/>
-              <w:insideV w:val="single" w:sz="4" w:color="3A56F0"/>
-            </w:tcBorders>
-          </w:tcPr>
-          <w:p>
-            <w:pPr>
-              <w:jc w:val="left"/>
-            </w:pPr>
-            <w:r>
-              <w:rPr>
-                <w:b/>
-                <w:color w:val="FFFFFF"/>
-                <w:sz w:val="18"/>
-              </w:rPr>
-              <w:t>Умолчание</w:t>
-            </w:r>
-          </w:p>
-        </w:tc>
-        <w:tc>
-          <w:tcPr>
-            <w:tcW w:type="dxa" w:w="4535"/>
-            <w:shd w:val="clear" w:color="auto" w:fill="4F6AFF"/>
-            <w:tcBorders>
-              <w:top w:val="single" w:sz="4" w:color="3A56F0"/>
-              <w:left w:val="single" w:sz="4" w:color="3A56F0"/>
-              <w:bottom w:val="single" w:sz="4" w:color="3A56F0"/>
-              <w:right w:val="single" w:sz="4" w:color="3A56F0"/>
-              <w:insideH w:val="single" w:sz="4" w:color="3A56F0"/>
-              <w:insideV w:val="single" w:sz="4" w:color="3A56F0"/>
-            </w:tcBorders>
-          </w:tcPr>
-          <w:p>
-            <w:pPr>
-              <w:jc w:val="left"/>
-            </w:pPr>
-            <w:r>
-              <w:rPr>
-                <w:b/>
-                <w:color w:val="FFFFFF"/>
-                <w:sz w:val="18"/>
-              </w:rPr>
-              <w:t>Описание</w:t>
-            </w:r>
-          </w:p>
-        </w:tc>
-      </w:tr>
-      <w:tr>
-        <w:tc>
-          <w:tcPr>
-            <w:tcW w:type="dxa" w:w="2551"/>
-            <w:shd w:val="clear" w:color="auto" w:fill="FFFFFF"/>
-            <w:tcBorders>
-              <w:top w:val="single" w:sz="4" w:color="E2E8F0"/>
-              <w:left w:val="single" w:sz="4" w:color="E2E8F0"/>
-              <w:bottom w:val="single" w:sz="4" w:color="E2E8F0"/>
-              <w:right w:val="single" w:sz="4" w:color="E2E8F0"/>
-              <w:insideH w:val="single" w:sz="4" w:color="E2E8F0"/>
-              <w:insideV w:val="single" w:sz="4" w:color="E2E8F0"/>
-            </w:tcBorders>
-          </w:tcPr>
-          <w:p>
-            <w:r>
-              <w:rPr>
-                <w:b/>
-                <w:color w:val="2D3A8C"/>
-                <w:sz w:val="18"/>
-              </w:rPr>
-              <w:t>calCompactShowBottom</w:t>
-            </w:r>
-          </w:p>
-        </w:tc>
-        <w:tc>
-          <w:tcPr>
-            <w:tcW w:type="dxa" w:w="1417"/>
-            <w:shd w:val="clear" w:color="auto" w:fill="FFFFFF"/>
-            <w:tcBorders>
-              <w:top w:val="single" w:sz="4" w:color="E2E8F0"/>
-              <w:left w:val="single" w:sz="4" w:color="E2E8F0"/>
-              <w:bottom w:val="single" w:sz="4" w:color="E2E8F0"/>
-              <w:right w:val="single" w:sz="4" w:color="E2E8F0"/>
-              <w:insideH w:val="single" w:sz="4" w:color="E2E8F0"/>
-              <w:insideV w:val="single" w:sz="4" w:color="E2E8F0"/>
-            </w:tcBorders>
-          </w:tcPr>
-          <w:p>
-            <w:r>
-              <w:rPr>
-                <w:color w:val="1E293B"/>
-                <w:sz w:val="18"/>
-              </w:rPr>
-              <w:t>Boolean</w:t>
-            </w:r>
-          </w:p>
-        </w:tc>
-        <w:tc>
-          <w:tcPr>
-            <w:tcW w:type="dxa" w:w="1984"/>
-            <w:shd w:val="clear" w:color="auto" w:fill="FFFFFF"/>
-            <w:tcBorders>
-              <w:top w:val="single" w:sz="4" w:color="E2E8F0"/>
-              <w:left w:val="single" w:sz="4" w:color="E2E8F0"/>
-              <w:bottom w:val="single" w:sz="4" w:color="E2E8F0"/>
-              <w:right w:val="single" w:sz="4" w:color="E2E8F0"/>
-              <w:insideH w:val="single" w:sz="4" w:color="E2E8F0"/>
-              <w:insideV w:val="single" w:sz="4" w:color="E2E8F0"/>
-            </w:tcBorders>
-          </w:tcPr>
-          <w:p>
-            <w:r>
-              <w:rPr>
-                <w:color w:val="1E293B"/>
-                <w:sz w:val="18"/>
-              </w:rPr>
-              <w:t>true</w:t>
-            </w:r>
-          </w:p>
-        </w:tc>
-        <w:tc>
-          <w:tcPr>
-            <w:tcW w:type="dxa" w:w="4535"/>
-            <w:shd w:val="clear" w:color="auto" w:fill="FFFFFF"/>
-            <w:tcBorders>
-              <w:top w:val="single" w:sz="4" w:color="E2E8F0"/>
-              <w:left w:val="single" w:sz="4" w:color="E2E8F0"/>
-              <w:bottom w:val="single" w:sz="4" w:color="E2E8F0"/>
-              <w:right w:val="single" w:sz="4" w:color="E2E8F0"/>
-              <w:insideH w:val="single" w:sz="4" w:color="E2E8F0"/>
-              <w:insideV w:val="single" w:sz="4" w:color="E2E8F0"/>
-            </w:tcBorders>
-          </w:tcPr>
-          <w:p>
-            <w:r>
-              <w:rPr>
-                <w:color w:val="1E293B"/>
-                <w:sz w:val="18"/>
-              </w:rPr>
-              <w:t>Показывать нижнюю панель (поля ввода + кнопки)</w:t>
-            </w:r>
-          </w:p>
-        </w:tc>
-      </w:tr>
-      <w:tr>
-        <w:tc>
-          <w:tcPr>
-            <w:tcW w:type="dxa" w:w="2551"/>
-            <w:shd w:val="clear" w:color="auto" w:fill="F8FAFC"/>
-            <w:tcBorders>
-              <w:top w:val="single" w:sz="4" w:color="E2E8F0"/>
-              <w:left w:val="single" w:sz="4" w:color="E2E8F0"/>
-              <w:bottom w:val="single" w:sz="4" w:color="E2E8F0"/>
-              <w:right w:val="single" w:sz="4" w:color="E2E8F0"/>
-              <w:insideH w:val="single" w:sz="4" w:color="E2E8F0"/>
-              <w:insideV w:val="single" w:sz="4" w:color="E2E8F0"/>
-            </w:tcBorders>
-          </w:tcPr>
-          <w:p>
-            <w:r>
-              <w:rPr>
-                <w:b/>
-                <w:color w:val="2D3A8C"/>
-                <w:sz w:val="18"/>
-              </w:rPr>
-              <w:t>calCompactShowPresets</w:t>
-            </w:r>
-          </w:p>
-        </w:tc>
-        <w:tc>
-          <w:tcPr>
-            <w:tcW w:type="dxa" w:w="1417"/>
-            <w:shd w:val="clear" w:color="auto" w:fill="F8FAFC"/>
-            <w:tcBorders>
-              <w:top w:val="single" w:sz="4" w:color="E2E8F0"/>
-              <w:left w:val="single" w:sz="4" w:color="E2E8F0"/>
-              <w:bottom w:val="single" w:sz="4" w:color="E2E8F0"/>
-              <w:right w:val="single" w:sz="4" w:color="E2E8F0"/>
-              <w:insideH w:val="single" w:sz="4" w:color="E2E8F0"/>
-              <w:insideV w:val="single" w:sz="4" w:color="E2E8F0"/>
-            </w:tcBorders>
-          </w:tcPr>
-          <w:p>
-            <w:r>
-              <w:rPr>
-                <w:color w:val="1E293B"/>
-                <w:sz w:val="18"/>
-              </w:rPr>
-              <w:t>Boolean</w:t>
-            </w:r>
-          </w:p>
-        </w:tc>
-        <w:tc>
-          <w:tcPr>
-            <w:tcW w:type="dxa" w:w="1984"/>
-            <w:shd w:val="clear" w:color="auto" w:fill="F8FAFC"/>
-            <w:tcBorders>
-              <w:top w:val="single" w:sz="4" w:color="E2E8F0"/>
-              <w:left w:val="single" w:sz="4" w:color="E2E8F0"/>
-              <w:bottom w:val="single" w:sz="4" w:color="E2E8F0"/>
-              <w:right w:val="single" w:sz="4" w:color="E2E8F0"/>
-              <w:insideH w:val="single" w:sz="4" w:color="E2E8F0"/>
-              <w:insideV w:val="single" w:sz="4" w:color="E2E8F0"/>
-            </w:tcBorders>
-          </w:tcPr>
-          <w:p>
-            <w:r>
-              <w:rPr>
-                <w:color w:val="1E293B"/>
-                <w:sz w:val="18"/>
-              </w:rPr>
-              <w:t>true</w:t>
-            </w:r>
-          </w:p>
-        </w:tc>
-        <w:tc>
-          <w:tcPr>
-            <w:tcW w:type="dxa" w:w="4535"/>
-            <w:shd w:val="clear" w:color="auto" w:fill="F8FAFC"/>
-            <w:tcBorders>
-              <w:top w:val="single" w:sz="4" w:color="E2E8F0"/>
-              <w:left w:val="single" w:sz="4" w:color="E2E8F0"/>
-              <w:bottom w:val="single" w:sz="4" w:color="E2E8F0"/>
-              <w:right w:val="single" w:sz="4" w:color="E2E8F0"/>
-              <w:insideH w:val="single" w:sz="4" w:color="E2E8F0"/>
-              <w:insideV w:val="single" w:sz="4" w:color="E2E8F0"/>
-            </w:tcBorders>
-          </w:tcPr>
-          <w:p>
-            <w:r>
-              <w:rPr>
-                <w:color w:val="1E293B"/>
-                <w:sz w:val="18"/>
-              </w:rPr>
-              <w:t>Показывать кнопки-пресеты</w:t>
-            </w:r>
-          </w:p>
-        </w:tc>
-      </w:tr>
-      <w:tr>
-        <w:tc>
-          <w:tcPr>
-            <w:tcW w:type="dxa" w:w="2551"/>
-            <w:shd w:val="clear" w:color="auto" w:fill="FFFFFF"/>
-            <w:tcBorders>
-              <w:top w:val="single" w:sz="4" w:color="E2E8F0"/>
-              <w:left w:val="single" w:sz="4" w:color="E2E8F0"/>
-              <w:bottom w:val="single" w:sz="4" w:color="E2E8F0"/>
-              <w:right w:val="single" w:sz="4" w:color="E2E8F0"/>
-              <w:insideH w:val="single" w:sz="4" w:color="E2E8F0"/>
-              <w:insideV w:val="single" w:sz="4" w:color="E2E8F0"/>
-            </w:tcBorders>
-          </w:tcPr>
-          <w:p>
-            <w:r>
-              <w:rPr>
-                <w:b/>
-                <w:color w:val="2D3A8C"/>
-                <w:sz w:val="18"/>
-              </w:rPr>
-              <w:t>calCompactShowCalendar</w:t>
-            </w:r>
-          </w:p>
-        </w:tc>
-        <w:tc>
-          <w:tcPr>
-            <w:tcW w:type="dxa" w:w="1417"/>
-            <w:shd w:val="clear" w:color="auto" w:fill="FFFFFF"/>
-            <w:tcBorders>
-              <w:top w:val="single" w:sz="4" w:color="E2E8F0"/>
-              <w:left w:val="single" w:sz="4" w:color="E2E8F0"/>
-              <w:bottom w:val="single" w:sz="4" w:color="E2E8F0"/>
-              <w:right w:val="single" w:sz="4" w:color="E2E8F0"/>
-              <w:insideH w:val="single" w:sz="4" w:color="E2E8F0"/>
-              <w:insideV w:val="single" w:sz="4" w:color="E2E8F0"/>
-            </w:tcBorders>
-          </w:tcPr>
-          <w:p>
-            <w:r>
-              <w:rPr>
-                <w:color w:val="1E293B"/>
-                <w:sz w:val="18"/>
-              </w:rPr>
-              <w:t>Boolean</w:t>
-            </w:r>
-          </w:p>
-        </w:tc>
-        <w:tc>
-          <w:tcPr>
-            <w:tcW w:type="dxa" w:w="1984"/>
-            <w:shd w:val="clear" w:color="auto" w:fill="FFFFFF"/>
-            <w:tcBorders>
-              <w:top w:val="single" w:sz="4" w:color="E2E8F0"/>
-              <w:left w:val="single" w:sz="4" w:color="E2E8F0"/>
-              <w:bottom w:val="single" w:sz="4" w:color="E2E8F0"/>
-              <w:right w:val="single" w:sz="4" w:color="E2E8F0"/>
-              <w:insideH w:val="single" w:sz="4" w:color="E2E8F0"/>
-              <w:insideV w:val="single" w:sz="4" w:color="E2E8F0"/>
-            </w:tcBorders>
-          </w:tcPr>
-          <w:p>
-            <w:r>
-              <w:rPr>
-                <w:color w:val="1E293B"/>
-                <w:sz w:val="18"/>
-              </w:rPr>
-              <w:t>true</w:t>
-            </w:r>
-          </w:p>
-        </w:tc>
-        <w:tc>
-          <w:tcPr>
-            <w:tcW w:type="dxa" w:w="4535"/>
-            <w:shd w:val="clear" w:color="auto" w:fill="FFFFFF"/>
-            <w:tcBorders>
-              <w:top w:val="single" w:sz="4" w:color="E2E8F0"/>
-              <w:left w:val="single" w:sz="4" w:color="E2E8F0"/>
-              <w:bottom w:val="single" w:sz="4" w:color="E2E8F0"/>
-              <w:right w:val="single" w:sz="4" w:color="E2E8F0"/>
-              <w:insideH w:val="single" w:sz="4" w:color="E2E8F0"/>
-              <w:insideV w:val="single" w:sz="4" w:color="E2E8F0"/>
-            </w:tcBorders>
-          </w:tcPr>
-          <w:p>
-            <w:r>
-              <w:rPr>
-                <w:color w:val="1E293B"/>
-                <w:sz w:val="18"/>
-              </w:rPr>
-              <w:t>Показывать мини-календарь</w:t>
-            </w:r>
-          </w:p>
-        </w:tc>
-      </w:tr>
-      <w:tr>
-        <w:tc>
-          <w:tcPr>
-            <w:tcW w:type="dxa" w:w="2551"/>
-            <w:shd w:val="clear" w:color="auto" w:fill="F8FAFC"/>
-            <w:tcBorders>
-              <w:top w:val="single" w:sz="4" w:color="E2E8F0"/>
-              <w:left w:val="single" w:sz="4" w:color="E2E8F0"/>
-              <w:bottom w:val="single" w:sz="4" w:color="E2E8F0"/>
-              <w:right w:val="single" w:sz="4" w:color="E2E8F0"/>
-              <w:insideH w:val="single" w:sz="4" w:color="E2E8F0"/>
-              <w:insideV w:val="single" w:sz="4" w:color="E2E8F0"/>
-            </w:tcBorders>
-          </w:tcPr>
-          <w:p>
-            <w:r>
-              <w:rPr>
-                <w:b/>
-                <w:color w:val="2D3A8C"/>
-                <w:sz w:val="18"/>
-              </w:rPr>
-              <w:t>calCompactDualMonth</w:t>
-            </w:r>
-          </w:p>
-        </w:tc>
-        <w:tc>
-          <w:tcPr>
-            <w:tcW w:type="dxa" w:w="1417"/>
-            <w:shd w:val="clear" w:color="auto" w:fill="F8FAFC"/>
-            <w:tcBorders>
-              <w:top w:val="single" w:sz="4" w:color="E2E8F0"/>
-              <w:left w:val="single" w:sz="4" w:color="E2E8F0"/>
-              <w:bottom w:val="single" w:sz="4" w:color="E2E8F0"/>
-              <w:right w:val="single" w:sz="4" w:color="E2E8F0"/>
-              <w:insideH w:val="single" w:sz="4" w:color="E2E8F0"/>
-              <w:insideV w:val="single" w:sz="4" w:color="E2E8F0"/>
-            </w:tcBorders>
-          </w:tcPr>
-          <w:p>
-            <w:r>
-              <w:rPr>
-                <w:color w:val="1E293B"/>
-                <w:sz w:val="18"/>
-              </w:rPr>
-              <w:t>Boolean</w:t>
-            </w:r>
-          </w:p>
-        </w:tc>
-        <w:tc>
-          <w:tcPr>
-            <w:tcW w:type="dxa" w:w="1984"/>
-            <w:shd w:val="clear" w:color="auto" w:fill="F8FAFC"/>
-            <w:tcBorders>
-              <w:top w:val="single" w:sz="4" w:color="E2E8F0"/>
-              <w:left w:val="single" w:sz="4" w:color="E2E8F0"/>
-              <w:bottom w:val="single" w:sz="4" w:color="E2E8F0"/>
-              <w:right w:val="single" w:sz="4" w:color="E2E8F0"/>
-              <w:insideH w:val="single" w:sz="4" w:color="E2E8F0"/>
-              <w:insideV w:val="single" w:sz="4" w:color="E2E8F0"/>
-            </w:tcBorders>
-          </w:tcPr>
-          <w:p>
-            <w:r>
-              <w:rPr>
-                <w:color w:val="1E293B"/>
-                <w:sz w:val="18"/>
-              </w:rPr>
-              <w:t>false</w:t>
-            </w:r>
-          </w:p>
-        </w:tc>
-        <w:tc>
-          <w:tcPr>
-            <w:tcW w:type="dxa" w:w="4535"/>
-            <w:shd w:val="clear" w:color="auto" w:fill="F8FAFC"/>
-            <w:tcBorders>
-              <w:top w:val="single" w:sz="4" w:color="E2E8F0"/>
-              <w:left w:val="single" w:sz="4" w:color="E2E8F0"/>
-              <w:bottom w:val="single" w:sz="4" w:color="E2E8F0"/>
-              <w:right w:val="single" w:sz="4" w:color="E2E8F0"/>
-              <w:insideH w:val="single" w:sz="4" w:color="E2E8F0"/>
-              <w:insideV w:val="single" w:sz="4" w:color="E2E8F0"/>
-            </w:tcBorders>
-          </w:tcPr>
-          <w:p>
-            <w:r>
-              <w:rPr>
-                <w:color w:val="1E293B"/>
-                <w:sz w:val="18"/>
-              </w:rPr>
-              <w:t>Показывать два месяца рядом (расширенный режим)</w:t>
-            </w:r>
-          </w:p>
-        </w:tc>
-      </w:tr>
-      <w:tr>
-        <w:tc>
-          <w:tcPr>
-            <w:tcW w:type="dxa" w:w="2551"/>
-            <w:shd w:val="clear" w:color="auto" w:fill="FFFFFF"/>
-            <w:tcBorders>
-              <w:top w:val="single" w:sz="4" w:color="E2E8F0"/>
-              <w:left w:val="single" w:sz="4" w:color="E2E8F0"/>
-              <w:bottom w:val="single" w:sz="4" w:color="E2E8F0"/>
-              <w:right w:val="single" w:sz="4" w:color="E2E8F0"/>
-              <w:insideH w:val="single" w:sz="4" w:color="E2E8F0"/>
-              <w:insideV w:val="single" w:sz="4" w:color="E2E8F0"/>
-            </w:tcBorders>
-          </w:tcPr>
-          <w:p>
-            <w:r>
-              <w:rPr>
-                <w:b/>
-                <w:color w:val="2D3A8C"/>
-                <w:sz w:val="18"/>
-              </w:rPr>
-              <w:t>calCompactShowToday</w:t>
-            </w:r>
-          </w:p>
-        </w:tc>
-        <w:tc>
-          <w:tcPr>
-            <w:tcW w:type="dxa" w:w="1417"/>
-            <w:shd w:val="clear" w:color="auto" w:fill="FFFFFF"/>
-            <w:tcBorders>
-              <w:top w:val="single" w:sz="4" w:color="E2E8F0"/>
-              <w:left w:val="single" w:sz="4" w:color="E2E8F0"/>
-              <w:bottom w:val="single" w:sz="4" w:color="E2E8F0"/>
-              <w:right w:val="single" w:sz="4" w:color="E2E8F0"/>
-              <w:insideH w:val="single" w:sz="4" w:color="E2E8F0"/>
-              <w:insideV w:val="single" w:sz="4" w:color="E2E8F0"/>
-            </w:tcBorders>
-          </w:tcPr>
-          <w:p>
-            <w:r>
-              <w:rPr>
-                <w:color w:val="1E293B"/>
-                <w:sz w:val="18"/>
-              </w:rPr>
-              <w:t>Boolean</w:t>
-            </w:r>
-          </w:p>
-        </w:tc>
-        <w:tc>
-          <w:tcPr>
-            <w:tcW w:type="dxa" w:w="1984"/>
-            <w:shd w:val="clear" w:color="auto" w:fill="FFFFFF"/>
-            <w:tcBorders>
-              <w:top w:val="single" w:sz="4" w:color="E2E8F0"/>
-              <w:left w:val="single" w:sz="4" w:color="E2E8F0"/>
-              <w:bottom w:val="single" w:sz="4" w:color="E2E8F0"/>
-              <w:right w:val="single" w:sz="4" w:color="E2E8F0"/>
-              <w:insideH w:val="single" w:sz="4" w:color="E2E8F0"/>
-              <w:insideV w:val="single" w:sz="4" w:color="E2E8F0"/>
-            </w:tcBorders>
-          </w:tcPr>
-          <w:p>
-            <w:r>
-              <w:rPr>
-                <w:color w:val="1E293B"/>
-                <w:sz w:val="18"/>
-              </w:rPr>
-              <w:t>true</w:t>
-            </w:r>
-          </w:p>
-        </w:tc>
-        <w:tc>
-          <w:tcPr>
-            <w:tcW w:type="dxa" w:w="4535"/>
-            <w:shd w:val="clear" w:color="auto" w:fill="FFFFFF"/>
-            <w:tcBorders>
-              <w:top w:val="single" w:sz="4" w:color="E2E8F0"/>
-              <w:left w:val="single" w:sz="4" w:color="E2E8F0"/>
-              <w:bottom w:val="single" w:sz="4" w:color="E2E8F0"/>
-              <w:right w:val="single" w:sz="4" w:color="E2E8F0"/>
-              <w:insideH w:val="single" w:sz="4" w:color="E2E8F0"/>
-              <w:insideV w:val="single" w:sz="4" w:color="E2E8F0"/>
-            </w:tcBorders>
-          </w:tcPr>
-          <w:p>
-            <w:r>
-              <w:rPr>
-                <w:color w:val="1E293B"/>
-                <w:sz w:val="18"/>
-              </w:rPr>
-              <w:t>Показывать кнопку «Сегодня» в шапке (отключается в расширенном режиме)</w:t>
-            </w:r>
-          </w:p>
-        </w:tc>
-      </w:tr>
-      <w:tr>
-        <w:tc>
-          <w:tcPr>
-            <w:tcW w:type="dxa" w:w="2551"/>
-            <w:shd w:val="clear" w:color="auto" w:fill="F8FAFC"/>
-            <w:tcBorders>
-              <w:top w:val="single" w:sz="4" w:color="E2E8F0"/>
-              <w:left w:val="single" w:sz="4" w:color="E2E8F0"/>
-              <w:bottom w:val="single" w:sz="4" w:color="E2E8F0"/>
-              <w:right w:val="single" w:sz="4" w:color="E2E8F0"/>
-              <w:insideH w:val="single" w:sz="4" w:color="E2E8F0"/>
-              <w:insideV w:val="single" w:sz="4" w:color="E2E8F0"/>
-            </w:tcBorders>
-          </w:tcPr>
-          <w:p>
-            <w:r>
-              <w:rPr>
-                <w:b/>
-                <w:color w:val="2D3A8C"/>
-                <w:sz w:val="18"/>
-              </w:rPr>
-              <w:t>calCompactShowTooltip</w:t>
-            </w:r>
-          </w:p>
-        </w:tc>
-        <w:tc>
-          <w:tcPr>
-            <w:tcW w:type="dxa" w:w="1417"/>
-            <w:shd w:val="clear" w:color="auto" w:fill="F8FAFC"/>
-            <w:tcBorders>
-              <w:top w:val="single" w:sz="4" w:color="E2E8F0"/>
-              <w:left w:val="single" w:sz="4" w:color="E2E8F0"/>
-              <w:bottom w:val="single" w:sz="4" w:color="E2E8F0"/>
-              <w:right w:val="single" w:sz="4" w:color="E2E8F0"/>
-              <w:insideH w:val="single" w:sz="4" w:color="E2E8F0"/>
-              <w:insideV w:val="single" w:sz="4" w:color="E2E8F0"/>
-            </w:tcBorders>
-          </w:tcPr>
-          <w:p>
-            <w:r>
-              <w:rPr>
-                <w:color w:val="1E293B"/>
-                <w:sz w:val="18"/>
-              </w:rPr>
-              <w:t>Boolean</w:t>
-            </w:r>
-          </w:p>
-        </w:tc>
-        <w:tc>
-          <w:tcPr>
-            <w:tcW w:type="dxa" w:w="1984"/>
-            <w:shd w:val="clear" w:color="auto" w:fill="F8FAFC"/>
-            <w:tcBorders>
-              <w:top w:val="single" w:sz="4" w:color="E2E8F0"/>
-              <w:left w:val="single" w:sz="4" w:color="E2E8F0"/>
-              <w:bottom w:val="single" w:sz="4" w:color="E2E8F0"/>
-              <w:right w:val="single" w:sz="4" w:color="E2E8F0"/>
-              <w:insideH w:val="single" w:sz="4" w:color="E2E8F0"/>
-              <w:insideV w:val="single" w:sz="4" w:color="E2E8F0"/>
-            </w:tcBorders>
-          </w:tcPr>
-          <w:p>
-            <w:r>
-              <w:rPr>
-                <w:color w:val="1E293B"/>
-                <w:sz w:val="18"/>
-              </w:rPr>
-              <w:t>false</w:t>
-            </w:r>
-          </w:p>
-        </w:tc>
-        <w:tc>
-          <w:tcPr>
-            <w:tcW w:type="dxa" w:w="4535"/>
-            <w:shd w:val="clear" w:color="auto" w:fill="F8FAFC"/>
-            <w:tcBorders>
-              <w:top w:val="single" w:sz="4" w:color="E2E8F0"/>
-              <w:left w:val="single" w:sz="4" w:color="E2E8F0"/>
-              <w:bottom w:val="single" w:sz="4" w:color="E2E8F0"/>
-              <w:right w:val="single" w:sz="4" w:color="E2E8F0"/>
-              <w:insideH w:val="single" w:sz="4" w:color="E2E8F0"/>
-              <w:insideV w:val="single" w:sz="4" w:color="E2E8F0"/>
-            </w:tcBorders>
-          </w:tcPr>
-          <w:p>
-            <w:r>
-              <w:rPr>
-                <w:color w:val="1E293B"/>
-                <w:sz w:val="18"/>
-              </w:rPr>
-              <w:t>Тултип при наведении на день в компактном режиме</w:t>
-            </w:r>
-          </w:p>
-        </w:tc>
-      </w:tr>
-      <w:tr>
-        <w:tc>
-          <w:tcPr>
-            <w:tcW w:type="dxa" w:w="2551"/>
-            <w:shd w:val="clear" w:color="auto" w:fill="FFFFFF"/>
-            <w:tcBorders>
-              <w:top w:val="single" w:sz="4" w:color="E2E8F0"/>
-              <w:left w:val="single" w:sz="4" w:color="E2E8F0"/>
-              <w:bottom w:val="single" w:sz="4" w:color="E2E8F0"/>
-              <w:right w:val="single" w:sz="4" w:color="E2E8F0"/>
-              <w:insideH w:val="single" w:sz="4" w:color="E2E8F0"/>
-              <w:insideV w:val="single" w:sz="4" w:color="E2E8F0"/>
-            </w:tcBorders>
-          </w:tcPr>
-          <w:p>
-            <w:r>
-              <w:rPr>
-                <w:b/>
-                <w:color w:val="2D3A8C"/>
-                <w:sz w:val="18"/>
-              </w:rPr>
-              <w:t>calPresetsJson</w:t>
-            </w:r>
-          </w:p>
-        </w:tc>
-        <w:tc>
-          <w:tcPr>
-            <w:tcW w:type="dxa" w:w="1417"/>
-            <w:shd w:val="clear" w:color="auto" w:fill="FFFFFF"/>
-            <w:tcBorders>
-              <w:top w:val="single" w:sz="4" w:color="E2E8F0"/>
-              <w:left w:val="single" w:sz="4" w:color="E2E8F0"/>
-              <w:bottom w:val="single" w:sz="4" w:color="E2E8F0"/>
-              <w:right w:val="single" w:sz="4" w:color="E2E8F0"/>
-              <w:insideH w:val="single" w:sz="4" w:color="E2E8F0"/>
-              <w:insideV w:val="single" w:sz="4" w:color="E2E8F0"/>
-            </w:tcBorders>
-          </w:tcPr>
-          <w:p>
-            <w:r>
-              <w:rPr>
-                <w:color w:val="1E293B"/>
-                <w:sz w:val="18"/>
-              </w:rPr>
-              <w:t>String</w:t>
-            </w:r>
-          </w:p>
-        </w:tc>
-        <w:tc>
-          <w:tcPr>
-            <w:tcW w:type="dxa" w:w="1984"/>
-            <w:shd w:val="clear" w:color="auto" w:fill="FFFFFF"/>
-            <w:tcBorders>
-              <w:top w:val="single" w:sz="4" w:color="E2E8F0"/>
-              <w:left w:val="single" w:sz="4" w:color="E2E8F0"/>
-              <w:bottom w:val="single" w:sz="4" w:color="E2E8F0"/>
-              <w:right w:val="single" w:sz="4" w:color="E2E8F0"/>
-              <w:insideH w:val="single" w:sz="4" w:color="E2E8F0"/>
-              <w:insideV w:val="single" w:sz="4" w:color="E2E8F0"/>
-            </w:tcBorders>
-          </w:tcPr>
-          <w:p>
-            <w:r>
-              <w:rPr>
-                <w:color w:val="1E293B"/>
-                <w:sz w:val="18"/>
-              </w:rPr>
-              <w:t>...</w:t>
-            </w:r>
-          </w:p>
-        </w:tc>
-        <w:tc>
-          <w:tcPr>
-            <w:tcW w:type="dxa" w:w="4535"/>
-            <w:shd w:val="clear" w:color="auto" w:fill="FFFFFF"/>
-            <w:tcBorders>
-              <w:top w:val="single" w:sz="4" w:color="E2E8F0"/>
-              <w:left w:val="single" w:sz="4" w:color="E2E8F0"/>
-              <w:bottom w:val="single" w:sz="4" w:color="E2E8F0"/>
-              <w:right w:val="single" w:sz="4" w:color="E2E8F0"/>
-              <w:insideH w:val="single" w:sz="4" w:color="E2E8F0"/>
-              <w:insideV w:val="single" w:sz="4" w:color="E2E8F0"/>
-            </w:tcBorders>
-          </w:tcPr>
-          <w:p>
-            <w:r>
-              <w:rPr>
-                <w:color w:val="1E293B"/>
-                <w:sz w:val="18"/>
-              </w:rPr>
-              <w:t>JSON-массив пресетов [{key, label}]. Ключи: today, yesterday, week, last_week, month, last_month</w:t>
-            </w:r>
-          </w:p>
-        </w:tc>
-      </w:tr>
-      <w:tr>
-        <w:tc>
-          <w:tcPr>
-            <w:tcW w:type="dxa" w:w="2551"/>
-            <w:shd w:val="clear" w:color="auto" w:fill="F8FAFC"/>
-            <w:tcBorders>
-              <w:top w:val="single" w:sz="4" w:color="E2E8F0"/>
-              <w:left w:val="single" w:sz="4" w:color="E2E8F0"/>
-              <w:bottom w:val="single" w:sz="4" w:color="E2E8F0"/>
-              <w:right w:val="single" w:sz="4" w:color="E2E8F0"/>
-              <w:insideH w:val="single" w:sz="4" w:color="E2E8F0"/>
-              <w:insideV w:val="single" w:sz="4" w:color="E2E8F0"/>
-            </w:tcBorders>
-          </w:tcPr>
-          <w:p>
-            <w:r>
-              <w:rPr>
-                <w:b/>
-                <w:color w:val="2D3A8C"/>
-                <w:sz w:val="18"/>
-              </w:rPr>
-              <w:t>calPresetsColumns</w:t>
-            </w:r>
-          </w:p>
-        </w:tc>
-        <w:tc>
-          <w:tcPr>
-            <w:tcW w:type="dxa" w:w="1417"/>
-            <w:shd w:val="clear" w:color="auto" w:fill="F8FAFC"/>
-            <w:tcBorders>
-              <w:top w:val="single" w:sz="4" w:color="E2E8F0"/>
-              <w:left w:val="single" w:sz="4" w:color="E2E8F0"/>
-              <w:bottom w:val="single" w:sz="4" w:color="E2E8F0"/>
-              <w:right w:val="single" w:sz="4" w:color="E2E8F0"/>
-              <w:insideH w:val="single" w:sz="4" w:color="E2E8F0"/>
-              <w:insideV w:val="single" w:sz="4" w:color="E2E8F0"/>
-            </w:tcBorders>
-          </w:tcPr>
-          <w:p>
-            <w:r>
-              <w:rPr>
-                <w:color w:val="1E293B"/>
-                <w:sz w:val="18"/>
-              </w:rPr>
-              <w:t>Number</w:t>
-            </w:r>
-          </w:p>
-        </w:tc>
-        <w:tc>
-          <w:tcPr>
-            <w:tcW w:type="dxa" w:w="1984"/>
-            <w:shd w:val="clear" w:color="auto" w:fill="F8FAFC"/>
-            <w:tcBorders>
-              <w:top w:val="single" w:sz="4" w:color="E2E8F0"/>
-              <w:left w:val="single" w:sz="4" w:color="E2E8F0"/>
-              <w:bottom w:val="single" w:sz="4" w:color="E2E8F0"/>
-              <w:right w:val="single" w:sz="4" w:color="E2E8F0"/>
-              <w:insideH w:val="single" w:sz="4" w:color="E2E8F0"/>
-              <w:insideV w:val="single" w:sz="4" w:color="E2E8F0"/>
-            </w:tcBorders>
-          </w:tcPr>
-          <w:p>
-            <w:r>
-              <w:rPr>
-                <w:color w:val="1E293B"/>
-                <w:sz w:val="18"/>
-              </w:rPr>
-              <w:t>3</w:t>
-            </w:r>
-          </w:p>
-        </w:tc>
-        <w:tc>
-          <w:tcPr>
-            <w:tcW w:type="dxa" w:w="4535"/>
-            <w:shd w:val="clear" w:color="auto" w:fill="F8FAFC"/>
-            <w:tcBorders>
-              <w:top w:val="single" w:sz="4" w:color="E2E8F0"/>
-              <w:left w:val="single" w:sz="4" w:color="E2E8F0"/>
-              <w:bottom w:val="single" w:sz="4" w:color="E2E8F0"/>
-              <w:right w:val="single" w:sz="4" w:color="E2E8F0"/>
-              <w:insideH w:val="single" w:sz="4" w:color="E2E8F0"/>
-              <w:insideV w:val="single" w:sz="4" w:color="E2E8F0"/>
-            </w:tcBorders>
-          </w:tcPr>
-          <w:p>
-            <w:r>
-              <w:rPr>
-                <w:color w:val="1E293B"/>
-                <w:sz w:val="18"/>
-              </w:rPr>
-              <w:t>Число колонок пресетов (0 = авто)</w:t>
-            </w:r>
-          </w:p>
-        </w:tc>
-      </w:tr>
-      <w:tr>
-        <w:tc>
-          <w:tcPr>
-            <w:tcW w:type="dxa" w:w="2551"/>
-            <w:shd w:val="clear" w:color="auto" w:fill="FFFFFF"/>
-            <w:tcBorders>
-              <w:top w:val="single" w:sz="4" w:color="E2E8F0"/>
-              <w:left w:val="single" w:sz="4" w:color="E2E8F0"/>
-              <w:bottom w:val="single" w:sz="4" w:color="E2E8F0"/>
-              <w:right w:val="single" w:sz="4" w:color="E2E8F0"/>
-              <w:insideH w:val="single" w:sz="4" w:color="E2E8F0"/>
-              <w:insideV w:val="single" w:sz="4" w:color="E2E8F0"/>
-            </w:tcBorders>
-          </w:tcPr>
-          <w:p>
-            <w:r>
-              <w:rPr>
-                <w:b/>
-                <w:color w:val="2D3A8C"/>
-                <w:sz w:val="18"/>
-              </w:rPr>
-              <w:t>calCompactChipsGap</w:t>
-            </w:r>
-          </w:p>
-        </w:tc>
-        <w:tc>
-          <w:tcPr>
-            <w:tcW w:type="dxa" w:w="1417"/>
-            <w:shd w:val="clear" w:color="auto" w:fill="FFFFFF"/>
-            <w:tcBorders>
-              <w:top w:val="single" w:sz="4" w:color="E2E8F0"/>
-              <w:left w:val="single" w:sz="4" w:color="E2E8F0"/>
-              <w:bottom w:val="single" w:sz="4" w:color="E2E8F0"/>
-              <w:right w:val="single" w:sz="4" w:color="E2E8F0"/>
-              <w:insideH w:val="single" w:sz="4" w:color="E2E8F0"/>
-              <w:insideV w:val="single" w:sz="4" w:color="E2E8F0"/>
-            </w:tcBorders>
-          </w:tcPr>
-          <w:p>
-            <w:r>
-              <w:rPr>
-                <w:color w:val="1E293B"/>
-                <w:sz w:val="18"/>
-              </w:rPr>
-              <w:t>String</w:t>
-            </w:r>
-          </w:p>
-        </w:tc>
-        <w:tc>
-          <w:tcPr>
-            <w:tcW w:type="dxa" w:w="1984"/>
-            <w:shd w:val="clear" w:color="auto" w:fill="FFFFFF"/>
-            <w:tcBorders>
-              <w:top w:val="single" w:sz="4" w:color="E2E8F0"/>
-              <w:left w:val="single" w:sz="4" w:color="E2E8F0"/>
-              <w:bottom w:val="single" w:sz="4" w:color="E2E8F0"/>
-              <w:right w:val="single" w:sz="4" w:color="E2E8F0"/>
-              <w:insideH w:val="single" w:sz="4" w:color="E2E8F0"/>
-              <w:insideV w:val="single" w:sz="4" w:color="E2E8F0"/>
-            </w:tcBorders>
-          </w:tcPr>
-          <w:p>
-            <w:r>
-              <w:rPr>
-                <w:color w:val="1E293B"/>
-                <w:sz w:val="18"/>
-              </w:rPr>
-              <w:t>4px</w:t>
-            </w:r>
-          </w:p>
-        </w:tc>
-        <w:tc>
-          <w:tcPr>
-            <w:tcW w:type="dxa" w:w="4535"/>
-            <w:shd w:val="clear" w:color="auto" w:fill="FFFFFF"/>
-            <w:tcBorders>
-              <w:top w:val="single" w:sz="4" w:color="E2E8F0"/>
-              <w:left w:val="single" w:sz="4" w:color="E2E8F0"/>
-              <w:bottom w:val="single" w:sz="4" w:color="E2E8F0"/>
-              <w:right w:val="single" w:sz="4" w:color="E2E8F0"/>
-              <w:insideH w:val="single" w:sz="4" w:color="E2E8F0"/>
-              <w:insideV w:val="single" w:sz="4" w:color="E2E8F0"/>
-            </w:tcBorders>
-          </w:tcPr>
-          <w:p>
-            <w:r>
-              <w:rPr>
-                <w:color w:val="1E293B"/>
-                <w:sz w:val="18"/>
-              </w:rPr>
-              <w:t>Отступ между чипами «С» / «По»</w:t>
+              <w:t>Если добавить кастомный пресет с ключом today или yesterday — он также будет скрыт в упрощённом режиме, поскольку оба ключа относятся к выбору одного дня.</w:t>
             </w:r>
           </w:p>
         </w:tc>
@@ -3706,4347 +222,344 @@
     <w:p/>
     <w:p>
       <w:pPr>
-        <w:ind w:left="283"/>
+        <w:spacing w:before="80"/>
       </w:pPr>
       <w:r>
         <w:rPr>
           <w:i/>
-          <w:color w:val="475569"/>
+          <w:color w:val="64748B"/>
           <w:sz w:val="18"/>
         </w:rPr>
-        <w:t xml:space="preserve">  ℹ  В упрощённом режиме пресеты с ключами today и yesterday автоматически скрываются. Если добавить кастомный пресет с таким ключом — он тоже не отобразится в упрощённом режиме.</w:t>
+        <w:t>[Скриншот: Выбор подрежима компактного виджета]</w:t>
+      </w:r>
+    </w:p>
+    <w:p/>
+    <w:p>
+      <w:pPr>
+        <w:spacing w:before="200" w:after="40"/>
+      </w:pPr>
+      <w:r>
+        <w:rPr>
+          <w:b/>
+          <w:color w:val="4F6AFF"/>
+          <w:sz w:val="28"/>
+        </w:rPr>
+        <w:t>Общие параметры</w:t>
       </w:r>
     </w:p>
     <w:p>
+      <w:pPr>
+        <w:pStyle w:val="ListBullet"/>
+      </w:pPr>
+      <w:r>
+        <w:rPr>
+          <w:sz w:val="21"/>
+        </w:rPr>
+        <w:t>«Язык» — переключение между RU и EN.</w:t>
+      </w:r>
+    </w:p>
+    <w:p>
+      <w:pPr>
+        <w:pStyle w:val="ListBullet"/>
+      </w:pPr>
+      <w:r>
+        <w:rPr>
+          <w:sz w:val="21"/>
+        </w:rPr>
+        <w:t>«Первый день недели» — Пн (понедельник) или Вс (воскресенье).</w:t>
+      </w:r>
+    </w:p>
+    <w:p>
+      <w:pPr>
+        <w:spacing w:before="200" w:after="40"/>
+      </w:pPr>
       <w:r>
         <w:rPr>
           <w:b/>
-          <w:color w:val="1E293B"/>
-          <w:sz w:val="22"/>
+          <w:color w:val="4F6AFF"/>
+          <w:sz w:val="28"/>
         </w:rPr>
-        <w:t>События и данные</w:t>
+        <w:t>Виды календаря (только в полном режиме)</w:t>
+      </w:r>
+    </w:p>
+    <w:p>
+      <w:pPr>
+        <w:spacing w:after="40"/>
+      </w:pPr>
+      <w:r>
+        <w:rPr>
+          <w:sz w:val="21"/>
+        </w:rPr>
+        <w:t>Включайте и отключайте доступные виды (Месяц, Неделя, День, Список, Год) переключателями. Нажмите на звёздочку рядом с видом, чтобы сделать его видом по умолчанию при открытии виджета.</w:t>
+      </w:r>
+    </w:p>
+    <w:p>
+      <w:pPr>
+        <w:spacing w:before="80"/>
+      </w:pPr>
+      <w:r>
+        <w:rPr>
+          <w:i/>
+          <w:color w:val="64748B"/>
+          <w:sz w:val="18"/>
+        </w:rPr>
+        <w:t>[Скриншот: Настройка видов календаря]</w:t>
+      </w:r>
+    </w:p>
+    <w:p/>
+    <w:p>
+      <w:pPr>
+        <w:spacing w:before="200" w:after="40"/>
+      </w:pPr>
+      <w:r>
+        <w:rPr>
+          <w:b/>
+          <w:color w:val="4F6AFF"/>
+          <w:sz w:val="28"/>
+        </w:rPr>
+        <w:t>Режим выбора дат</w:t>
+      </w:r>
+    </w:p>
+    <w:p>
+      <w:pPr>
+        <w:pStyle w:val="ListBullet"/>
+      </w:pPr>
+      <w:r>
+        <w:rPr>
+          <w:sz w:val="21"/>
+        </w:rPr>
+        <w:t>«Диапазон» — пользователь выбирает начало и конец периода (переменные dateStart и dateEnd).</w:t>
+      </w:r>
+    </w:p>
+    <w:p>
+      <w:pPr>
+        <w:pStyle w:val="ListBullet"/>
+      </w:pPr>
+      <w:r>
+        <w:rPr>
+          <w:sz w:val="21"/>
+        </w:rPr>
+        <w:t>«Одиночный» — выбор одной даты (переменная date).</w:t>
+      </w:r>
+    </w:p>
+    <w:p>
+      <w:pPr>
+        <w:spacing w:after="40"/>
+      </w:pPr>
+      <w:r>
+        <w:rPr>
+          <w:sz w:val="21"/>
+        </w:rPr>
+        <w:t>Для работы с временны́м компонентом:</w:t>
+      </w:r>
+    </w:p>
+    <w:p>
+      <w:pPr>
+        <w:pStyle w:val="ListNumber"/>
+      </w:pPr>
+      <w:r>
+        <w:rPr>
+          <w:sz w:val="21"/>
+        </w:rPr>
+        <w:t>Активируйте переключатель «Передавать timestamp (с временем)».</w:t>
+      </w:r>
+    </w:p>
+    <w:p>
+      <w:pPr>
+        <w:pStyle w:val="ListNumber"/>
+      </w:pPr>
+      <w:r>
+        <w:rPr>
+          <w:sz w:val="21"/>
+        </w:rPr>
+        <w:t>Укажите время начала и время конца диапазона по умолчанию.</w:t>
+      </w:r>
+    </w:p>
+    <w:p>
+      <w:pPr>
+        <w:pStyle w:val="ListNumber"/>
+      </w:pPr>
+      <w:r>
+        <w:rPr>
+          <w:sz w:val="21"/>
+        </w:rPr>
+        <w:t>Виджет будет передавать в хранилище timestamp в миллисекундах вместо ISO-строки даты.</w:t>
+      </w:r>
+    </w:p>
+    <w:p>
+      <w:pPr>
+        <w:spacing w:before="80"/>
+      </w:pPr>
+      <w:r>
+        <w:rPr>
+          <w:i/>
+          <w:color w:val="64748B"/>
+          <w:sz w:val="18"/>
+        </w:rPr>
+        <w:t>[Скриншот: Настройка режима выбора дат]</w:t>
+      </w:r>
+    </w:p>
+    <w:p/>
+    <w:p>
+      <w:pPr>
+        <w:spacing w:before="200" w:after="40"/>
+      </w:pPr>
+      <w:r>
+        <w:rPr>
+          <w:b/>
+          <w:color w:val="4F6AFF"/>
+          <w:sz w:val="28"/>
+        </w:rPr>
+        <w:t>Элементы интерфейса</w:t>
+      </w:r>
+    </w:p>
+    <w:p>
+      <w:pPr>
+        <w:spacing w:after="40"/>
+      </w:pPr>
+      <w:r>
+        <w:rPr>
+          <w:sz w:val="21"/>
+        </w:rPr>
+        <w:t>Переключателями управляйте видимостью элементов:</w:t>
+      </w:r>
+    </w:p>
+    <w:p>
+      <w:pPr>
+        <w:pStyle w:val="ListBullet"/>
+      </w:pPr>
+      <w:r>
+        <w:rPr>
+          <w:sz w:val="21"/>
+        </w:rPr>
+        <w:t>«Показывать выходные» — отображать субботу и воскресенье в сетке.</w:t>
+      </w:r>
+    </w:p>
+    <w:p>
+      <w:pPr>
+        <w:pStyle w:val="ListBullet"/>
+      </w:pPr>
+      <w:r>
+        <w:rPr>
+          <w:sz w:val="21"/>
+        </w:rPr>
+        <w:t>«Выделять «Сегодня»» — подсвечивать текущий день.</w:t>
+      </w:r>
+    </w:p>
+    <w:p>
+      <w:pPr>
+        <w:pStyle w:val="ListBullet"/>
+      </w:pPr>
+      <w:r>
+        <w:rPr>
+          <w:sz w:val="21"/>
+        </w:rPr>
+        <w:t>«Мини-календарь» — показывать/скрывать сетку дней в компактном режиме.</w:t>
+      </w:r>
+    </w:p>
+    <w:p>
+      <w:pPr>
+        <w:pStyle w:val="ListBullet"/>
+      </w:pPr>
+      <w:r>
+        <w:rPr>
+          <w:sz w:val="21"/>
+        </w:rPr>
+        <w:t>«Два месяца рядом» — расширенный режим с двумя независимыми мини-календарями.</w:t>
+      </w:r>
+    </w:p>
+    <w:p>
+      <w:pPr>
+        <w:pStyle w:val="ListBullet"/>
+      </w:pPr>
+      <w:r>
+        <w:rPr>
+          <w:sz w:val="21"/>
+        </w:rPr>
+        <w:t>«Нижняя панель (ввод дат)» — поля ручного ввода и кнопка применения.</w:t>
+      </w:r>
+    </w:p>
+    <w:p>
+      <w:pPr>
+        <w:pStyle w:val="ListBullet"/>
+      </w:pPr>
+      <w:r>
+        <w:rPr>
+          <w:sz w:val="21"/>
+        </w:rPr>
+        <w:t>«Показывать шапку» — заголовок с названием месяца и кнопками навигации.</w:t>
+      </w:r>
+    </w:p>
+    <w:p>
+      <w:pPr>
+        <w:pStyle w:val="ListBullet"/>
+      </w:pPr>
+      <w:r>
+        <w:rPr>
+          <w:sz w:val="21"/>
+        </w:rPr>
+        <w:t>«Переключатель видов» — панель смены вида (только в полном режиме).</w:t>
+      </w:r>
+    </w:p>
+    <w:p>
+      <w:pPr>
+        <w:pStyle w:val="ListBullet"/>
+      </w:pPr>
+      <w:r>
+        <w:rPr>
+          <w:sz w:val="21"/>
+        </w:rPr>
+        <w:t>«Кнопка «Сегодня»» — кнопка быстрого перехода к текущей дате.</w:t>
+      </w:r>
+    </w:p>
+    <w:p>
+      <w:pPr>
+        <w:pStyle w:val="ListBullet"/>
+      </w:pPr>
+      <w:r>
+        <w:rPr>
+          <w:sz w:val="21"/>
+        </w:rPr>
+        <w:t>«Номера недель» — столбец с номерами ISO-недель слева от сетки.</w:t>
+      </w:r>
+    </w:p>
+    <w:p>
+      <w:pPr>
+        <w:pStyle w:val="ListBullet"/>
+      </w:pPr>
+      <w:r>
+        <w:rPr>
+          <w:sz w:val="21"/>
+        </w:rPr>
+        <w:t>«Кнопка «Сброс» выделения» — кнопка очистки выбранного диапазона.</w:t>
       </w:r>
     </w:p>
     <w:tbl>
       <w:tblPr>
         <w:tblW w:type="auto" w:w="0"/>
-        <w:jc w:val="left"/>
         <w:tblLook w:firstColumn="1" w:firstRow="1" w:lastColumn="0" w:lastRow="0" w:noHBand="0" w:noVBand="1" w:val="04A0"/>
       </w:tblPr>
       <w:tblGrid>
-        <w:gridCol w:w="2351"/>
-        <w:gridCol w:w="2351"/>
-        <w:gridCol w:w="2351"/>
-        <w:gridCol w:w="2351"/>
+        <w:gridCol w:w="9406"/>
       </w:tblGrid>
       <w:tr>
         <w:tc>
           <w:tcPr>
-            <w:tcW w:type="dxa" w:w="2551"/>
-            <w:shd w:val="clear" w:color="auto" w:fill="4F6AFF"/>
-            <w:tcBorders>
-              <w:top w:val="single" w:sz="4" w:color="3A56F0"/>
-              <w:left w:val="single" w:sz="4" w:color="3A56F0"/>
-              <w:bottom w:val="single" w:sz="4" w:color="3A56F0"/>
-              <w:right w:val="single" w:sz="4" w:color="3A56F0"/>
-              <w:insideH w:val="single" w:sz="4" w:color="3A56F0"/>
-              <w:insideV w:val="single" w:sz="4" w:color="3A56F0"/>
-            </w:tcBorders>
+            <w:tcW w:type="dxa" w:w="9406"/>
+            <w:shd w:val="clear" w:color="auto" w:fill="EEF1FF"/>
           </w:tcPr>
           <w:p>
             <w:pPr>
-              <w:jc w:val="left"/>
+              <w:spacing w:before="80" w:after="80"/>
+              <w:ind w:left="170" w:right="170"/>
             </w:pPr>
             <w:r>
               <w:rPr>
-                <w:b/>
-                <w:color w:val="FFFFFF"/>
-                <w:sz w:val="18"/>
+                <w:i/>
+                <w:color w:val="3D55E8"/>
+                <w:sz w:val="20"/>
               </w:rPr>
-              <w:t>Параметр</w:t>
-            </w:r>
-          </w:p>
-        </w:tc>
-        <w:tc>
-          <w:tcPr>
-            <w:tcW w:type="dxa" w:w="1417"/>
-            <w:shd w:val="clear" w:color="auto" w:fill="4F6AFF"/>
-            <w:tcBorders>
-              <w:top w:val="single" w:sz="4" w:color="3A56F0"/>
-              <w:left w:val="single" w:sz="4" w:color="3A56F0"/>
-              <w:bottom w:val="single" w:sz="4" w:color="3A56F0"/>
-              <w:right w:val="single" w:sz="4" w:color="3A56F0"/>
-              <w:insideH w:val="single" w:sz="4" w:color="3A56F0"/>
-              <w:insideV w:val="single" w:sz="4" w:color="3A56F0"/>
-            </w:tcBorders>
-          </w:tcPr>
-          <w:p>
-            <w:pPr>
-              <w:jc w:val="left"/>
-            </w:pPr>
-            <w:r>
-              <w:rPr>
-                <w:b/>
-                <w:color w:val="FFFFFF"/>
-                <w:sz w:val="18"/>
-              </w:rPr>
-              <w:t>Тип</w:t>
-            </w:r>
-          </w:p>
-        </w:tc>
-        <w:tc>
-          <w:tcPr>
-            <w:tcW w:type="dxa" w:w="1984"/>
-            <w:shd w:val="clear" w:color="auto" w:fill="4F6AFF"/>
-            <w:tcBorders>
-              <w:top w:val="single" w:sz="4" w:color="3A56F0"/>
-              <w:left w:val="single" w:sz="4" w:color="3A56F0"/>
-              <w:bottom w:val="single" w:sz="4" w:color="3A56F0"/>
-              <w:right w:val="single" w:sz="4" w:color="3A56F0"/>
-              <w:insideH w:val="single" w:sz="4" w:color="3A56F0"/>
-              <w:insideV w:val="single" w:sz="4" w:color="3A56F0"/>
-            </w:tcBorders>
-          </w:tcPr>
-          <w:p>
-            <w:pPr>
-              <w:jc w:val="left"/>
-            </w:pPr>
-            <w:r>
-              <w:rPr>
-                <w:b/>
-                <w:color w:val="FFFFFF"/>
-                <w:sz w:val="18"/>
-              </w:rPr>
-              <w:t>Умолчание</w:t>
-            </w:r>
-          </w:p>
-        </w:tc>
-        <w:tc>
-          <w:tcPr>
-            <w:tcW w:type="dxa" w:w="4535"/>
-            <w:shd w:val="clear" w:color="auto" w:fill="4F6AFF"/>
-            <w:tcBorders>
-              <w:top w:val="single" w:sz="4" w:color="3A56F0"/>
-              <w:left w:val="single" w:sz="4" w:color="3A56F0"/>
-              <w:bottom w:val="single" w:sz="4" w:color="3A56F0"/>
-              <w:right w:val="single" w:sz="4" w:color="3A56F0"/>
-              <w:insideH w:val="single" w:sz="4" w:color="3A56F0"/>
-              <w:insideV w:val="single" w:sz="4" w:color="3A56F0"/>
-            </w:tcBorders>
-          </w:tcPr>
-          <w:p>
-            <w:pPr>
-              <w:jc w:val="left"/>
-            </w:pPr>
-            <w:r>
-              <w:rPr>
-                <w:b/>
-                <w:color w:val="FFFFFF"/>
-                <w:sz w:val="18"/>
-              </w:rPr>
-              <w:t>Описание</w:t>
-            </w:r>
-          </w:p>
-        </w:tc>
-      </w:tr>
-      <w:tr>
-        <w:tc>
-          <w:tcPr>
-            <w:tcW w:type="dxa" w:w="2551"/>
-            <w:shd w:val="clear" w:color="auto" w:fill="FFFFFF"/>
-            <w:tcBorders>
-              <w:top w:val="single" w:sz="4" w:color="E2E8F0"/>
-              <w:left w:val="single" w:sz="4" w:color="E2E8F0"/>
-              <w:bottom w:val="single" w:sz="4" w:color="E2E8F0"/>
-              <w:right w:val="single" w:sz="4" w:color="E2E8F0"/>
-              <w:insideH w:val="single" w:sz="4" w:color="E2E8F0"/>
-              <w:insideV w:val="single" w:sz="4" w:color="E2E8F0"/>
-            </w:tcBorders>
-          </w:tcPr>
-          <w:p>
-            <w:r>
-              <w:rPr>
-                <w:b/>
-                <w:color w:val="2D3A8C"/>
-                <w:sz w:val="18"/>
-              </w:rPr>
-              <w:t>calEventsVar</w:t>
-            </w:r>
-          </w:p>
-        </w:tc>
-        <w:tc>
-          <w:tcPr>
-            <w:tcW w:type="dxa" w:w="1417"/>
-            <w:shd w:val="clear" w:color="auto" w:fill="FFFFFF"/>
-            <w:tcBorders>
-              <w:top w:val="single" w:sz="4" w:color="E2E8F0"/>
-              <w:left w:val="single" w:sz="4" w:color="E2E8F0"/>
-              <w:bottom w:val="single" w:sz="4" w:color="E2E8F0"/>
-              <w:right w:val="single" w:sz="4" w:color="E2E8F0"/>
-              <w:insideH w:val="single" w:sz="4" w:color="E2E8F0"/>
-              <w:insideV w:val="single" w:sz="4" w:color="E2E8F0"/>
-            </w:tcBorders>
-          </w:tcPr>
-          <w:p>
-            <w:r>
-              <w:rPr>
-                <w:color w:val="1E293B"/>
-                <w:sz w:val="18"/>
-              </w:rPr>
-              <w:t>String</w:t>
-            </w:r>
-          </w:p>
-        </w:tc>
-        <w:tc>
-          <w:tcPr>
-            <w:tcW w:type="dxa" w:w="1984"/>
-            <w:shd w:val="clear" w:color="auto" w:fill="FFFFFF"/>
-            <w:tcBorders>
-              <w:top w:val="single" w:sz="4" w:color="E2E8F0"/>
-              <w:left w:val="single" w:sz="4" w:color="E2E8F0"/>
-              <w:bottom w:val="single" w:sz="4" w:color="E2E8F0"/>
-              <w:right w:val="single" w:sz="4" w:color="E2E8F0"/>
-              <w:insideH w:val="single" w:sz="4" w:color="E2E8F0"/>
-              <w:insideV w:val="single" w:sz="4" w:color="E2E8F0"/>
-            </w:tcBorders>
-          </w:tcPr>
-          <w:p>
-            <w:r>
-              <w:rPr>
-                <w:color w:val="1E293B"/>
-                <w:sz w:val="18"/>
-              </w:rPr>
-              <w:t>''</w:t>
-            </w:r>
-          </w:p>
-        </w:tc>
-        <w:tc>
-          <w:tcPr>
-            <w:tcW w:type="dxa" w:w="4535"/>
-            <w:shd w:val="clear" w:color="auto" w:fill="FFFFFF"/>
-            <w:tcBorders>
-              <w:top w:val="single" w:sz="4" w:color="E2E8F0"/>
-              <w:left w:val="single" w:sz="4" w:color="E2E8F0"/>
-              <w:bottom w:val="single" w:sz="4" w:color="E2E8F0"/>
-              <w:right w:val="single" w:sz="4" w:color="E2E8F0"/>
-              <w:insideH w:val="single" w:sz="4" w:color="E2E8F0"/>
-              <w:insideV w:val="single" w:sz="4" w:color="E2E8F0"/>
-            </w:tcBorders>
-          </w:tcPr>
-          <w:p>
-            <w:r>
-              <w:rPr>
-                <w:color w:val="1E293B"/>
-                <w:sz w:val="18"/>
-              </w:rPr>
-              <w:t>Переменная хранилища с событиями (JSON)</w:t>
-            </w:r>
-          </w:p>
-        </w:tc>
-      </w:tr>
-      <w:tr>
-        <w:tc>
-          <w:tcPr>
-            <w:tcW w:type="dxa" w:w="2551"/>
-            <w:shd w:val="clear" w:color="auto" w:fill="F8FAFC"/>
-            <w:tcBorders>
-              <w:top w:val="single" w:sz="4" w:color="E2E8F0"/>
-              <w:left w:val="single" w:sz="4" w:color="E2E8F0"/>
-              <w:bottom w:val="single" w:sz="4" w:color="E2E8F0"/>
-              <w:right w:val="single" w:sz="4" w:color="E2E8F0"/>
-              <w:insideH w:val="single" w:sz="4" w:color="E2E8F0"/>
-              <w:insideV w:val="single" w:sz="4" w:color="E2E8F0"/>
-            </w:tcBorders>
-          </w:tcPr>
-          <w:p>
-            <w:r>
-              <w:rPr>
-                <w:b/>
-                <w:color w:val="2D3A8C"/>
-                <w:sz w:val="18"/>
-              </w:rPr>
-              <w:t>calEventsJson</w:t>
-            </w:r>
-          </w:p>
-        </w:tc>
-        <w:tc>
-          <w:tcPr>
-            <w:tcW w:type="dxa" w:w="1417"/>
-            <w:shd w:val="clear" w:color="auto" w:fill="F8FAFC"/>
-            <w:tcBorders>
-              <w:top w:val="single" w:sz="4" w:color="E2E8F0"/>
-              <w:left w:val="single" w:sz="4" w:color="E2E8F0"/>
-              <w:bottom w:val="single" w:sz="4" w:color="E2E8F0"/>
-              <w:right w:val="single" w:sz="4" w:color="E2E8F0"/>
-              <w:insideH w:val="single" w:sz="4" w:color="E2E8F0"/>
-              <w:insideV w:val="single" w:sz="4" w:color="E2E8F0"/>
-            </w:tcBorders>
-          </w:tcPr>
-          <w:p>
-            <w:r>
-              <w:rPr>
-                <w:color w:val="1E293B"/>
-                <w:sz w:val="18"/>
-              </w:rPr>
-              <w:t>String</w:t>
-            </w:r>
-          </w:p>
-        </w:tc>
-        <w:tc>
-          <w:tcPr>
-            <w:tcW w:type="dxa" w:w="1984"/>
-            <w:shd w:val="clear" w:color="auto" w:fill="F8FAFC"/>
-            <w:tcBorders>
-              <w:top w:val="single" w:sz="4" w:color="E2E8F0"/>
-              <w:left w:val="single" w:sz="4" w:color="E2E8F0"/>
-              <w:bottom w:val="single" w:sz="4" w:color="E2E8F0"/>
-              <w:right w:val="single" w:sz="4" w:color="E2E8F0"/>
-              <w:insideH w:val="single" w:sz="4" w:color="E2E8F0"/>
-              <w:insideV w:val="single" w:sz="4" w:color="E2E8F0"/>
-            </w:tcBorders>
-          </w:tcPr>
-          <w:p>
-            <w:r>
-              <w:rPr>
-                <w:color w:val="1E293B"/>
-                <w:sz w:val="18"/>
-              </w:rPr>
-              <w:t>''</w:t>
-            </w:r>
-          </w:p>
-        </w:tc>
-        <w:tc>
-          <w:tcPr>
-            <w:tcW w:type="dxa" w:w="4535"/>
-            <w:shd w:val="clear" w:color="auto" w:fill="F8FAFC"/>
-            <w:tcBorders>
-              <w:top w:val="single" w:sz="4" w:color="E2E8F0"/>
-              <w:left w:val="single" w:sz="4" w:color="E2E8F0"/>
-              <w:bottom w:val="single" w:sz="4" w:color="E2E8F0"/>
-              <w:right w:val="single" w:sz="4" w:color="E2E8F0"/>
-              <w:insideH w:val="single" w:sz="4" w:color="E2E8F0"/>
-              <w:insideV w:val="single" w:sz="4" w:color="E2E8F0"/>
-            </w:tcBorders>
-          </w:tcPr>
-          <w:p>
-            <w:r>
-              <w:rPr>
-                <w:color w:val="1E293B"/>
-                <w:sz w:val="18"/>
-              </w:rPr>
-              <w:t>Статические события (JSON)</w:t>
-            </w:r>
-          </w:p>
-        </w:tc>
-      </w:tr>
-      <w:tr>
-        <w:tc>
-          <w:tcPr>
-            <w:tcW w:type="dxa" w:w="2551"/>
-            <w:shd w:val="clear" w:color="auto" w:fill="FFFFFF"/>
-            <w:tcBorders>
-              <w:top w:val="single" w:sz="4" w:color="E2E8F0"/>
-              <w:left w:val="single" w:sz="4" w:color="E2E8F0"/>
-              <w:bottom w:val="single" w:sz="4" w:color="E2E8F0"/>
-              <w:right w:val="single" w:sz="4" w:color="E2E8F0"/>
-              <w:insideH w:val="single" w:sz="4" w:color="E2E8F0"/>
-              <w:insideV w:val="single" w:sz="4" w:color="E2E8F0"/>
-            </w:tcBorders>
-          </w:tcPr>
-          <w:p>
-            <w:r>
-              <w:rPr>
-                <w:b/>
-                <w:color w:val="2D3A8C"/>
-                <w:sz w:val="18"/>
-              </w:rPr>
-              <w:t>calDataTitleCol</w:t>
-            </w:r>
-          </w:p>
-        </w:tc>
-        <w:tc>
-          <w:tcPr>
-            <w:tcW w:type="dxa" w:w="1417"/>
-            <w:shd w:val="clear" w:color="auto" w:fill="FFFFFF"/>
-            <w:tcBorders>
-              <w:top w:val="single" w:sz="4" w:color="E2E8F0"/>
-              <w:left w:val="single" w:sz="4" w:color="E2E8F0"/>
-              <w:bottom w:val="single" w:sz="4" w:color="E2E8F0"/>
-              <w:right w:val="single" w:sz="4" w:color="E2E8F0"/>
-              <w:insideH w:val="single" w:sz="4" w:color="E2E8F0"/>
-              <w:insideV w:val="single" w:sz="4" w:color="E2E8F0"/>
-            </w:tcBorders>
-          </w:tcPr>
-          <w:p>
-            <w:r>
-              <w:rPr>
-                <w:color w:val="1E293B"/>
-                <w:sz w:val="18"/>
-              </w:rPr>
-              <w:t>String</w:t>
-            </w:r>
-          </w:p>
-        </w:tc>
-        <w:tc>
-          <w:tcPr>
-            <w:tcW w:type="dxa" w:w="1984"/>
-            <w:shd w:val="clear" w:color="auto" w:fill="FFFFFF"/>
-            <w:tcBorders>
-              <w:top w:val="single" w:sz="4" w:color="E2E8F0"/>
-              <w:left w:val="single" w:sz="4" w:color="E2E8F0"/>
-              <w:bottom w:val="single" w:sz="4" w:color="E2E8F0"/>
-              <w:right w:val="single" w:sz="4" w:color="E2E8F0"/>
-              <w:insideH w:val="single" w:sz="4" w:color="E2E8F0"/>
-              <w:insideV w:val="single" w:sz="4" w:color="E2E8F0"/>
-            </w:tcBorders>
-          </w:tcPr>
-          <w:p>
-            <w:r>
-              <w:rPr>
-                <w:color w:val="1E293B"/>
-                <w:sz w:val="18"/>
-              </w:rPr>
-              <w:t>''</w:t>
-            </w:r>
-          </w:p>
-        </w:tc>
-        <w:tc>
-          <w:tcPr>
-            <w:tcW w:type="dxa" w:w="4535"/>
-            <w:shd w:val="clear" w:color="auto" w:fill="FFFFFF"/>
-            <w:tcBorders>
-              <w:top w:val="single" w:sz="4" w:color="E2E8F0"/>
-              <w:left w:val="single" w:sz="4" w:color="E2E8F0"/>
-              <w:bottom w:val="single" w:sz="4" w:color="E2E8F0"/>
-              <w:right w:val="single" w:sz="4" w:color="E2E8F0"/>
-              <w:insideH w:val="single" w:sz="4" w:color="E2E8F0"/>
-              <w:insideV w:val="single" w:sz="4" w:color="E2E8F0"/>
-            </w:tcBorders>
-          </w:tcPr>
-          <w:p>
-            <w:r>
-              <w:rPr>
-                <w:color w:val="1E293B"/>
-                <w:sz w:val="18"/>
-              </w:rPr>
-              <w:t>Столбец заголовка события в датасете</w:t>
-            </w:r>
-          </w:p>
-        </w:tc>
-      </w:tr>
-      <w:tr>
-        <w:tc>
-          <w:tcPr>
-            <w:tcW w:type="dxa" w:w="2551"/>
-            <w:shd w:val="clear" w:color="auto" w:fill="F8FAFC"/>
-            <w:tcBorders>
-              <w:top w:val="single" w:sz="4" w:color="E2E8F0"/>
-              <w:left w:val="single" w:sz="4" w:color="E2E8F0"/>
-              <w:bottom w:val="single" w:sz="4" w:color="E2E8F0"/>
-              <w:right w:val="single" w:sz="4" w:color="E2E8F0"/>
-              <w:insideH w:val="single" w:sz="4" w:color="E2E8F0"/>
-              <w:insideV w:val="single" w:sz="4" w:color="E2E8F0"/>
-            </w:tcBorders>
-          </w:tcPr>
-          <w:p>
-            <w:r>
-              <w:rPr>
-                <w:b/>
-                <w:color w:val="2D3A8C"/>
-                <w:sz w:val="18"/>
-              </w:rPr>
-              <w:t>calDataStartTimeCol</w:t>
-            </w:r>
-          </w:p>
-        </w:tc>
-        <w:tc>
-          <w:tcPr>
-            <w:tcW w:type="dxa" w:w="1417"/>
-            <w:shd w:val="clear" w:color="auto" w:fill="F8FAFC"/>
-            <w:tcBorders>
-              <w:top w:val="single" w:sz="4" w:color="E2E8F0"/>
-              <w:left w:val="single" w:sz="4" w:color="E2E8F0"/>
-              <w:bottom w:val="single" w:sz="4" w:color="E2E8F0"/>
-              <w:right w:val="single" w:sz="4" w:color="E2E8F0"/>
-              <w:insideH w:val="single" w:sz="4" w:color="E2E8F0"/>
-              <w:insideV w:val="single" w:sz="4" w:color="E2E8F0"/>
-            </w:tcBorders>
-          </w:tcPr>
-          <w:p>
-            <w:r>
-              <w:rPr>
-                <w:color w:val="1E293B"/>
-                <w:sz w:val="18"/>
-              </w:rPr>
-              <w:t>String</w:t>
-            </w:r>
-          </w:p>
-        </w:tc>
-        <w:tc>
-          <w:tcPr>
-            <w:tcW w:type="dxa" w:w="1984"/>
-            <w:shd w:val="clear" w:color="auto" w:fill="F8FAFC"/>
-            <w:tcBorders>
-              <w:top w:val="single" w:sz="4" w:color="E2E8F0"/>
-              <w:left w:val="single" w:sz="4" w:color="E2E8F0"/>
-              <w:bottom w:val="single" w:sz="4" w:color="E2E8F0"/>
-              <w:right w:val="single" w:sz="4" w:color="E2E8F0"/>
-              <w:insideH w:val="single" w:sz="4" w:color="E2E8F0"/>
-              <w:insideV w:val="single" w:sz="4" w:color="E2E8F0"/>
-            </w:tcBorders>
-          </w:tcPr>
-          <w:p>
-            <w:r>
-              <w:rPr>
-                <w:color w:val="1E293B"/>
-                <w:sz w:val="18"/>
-              </w:rPr>
-              <w:t>''</w:t>
-            </w:r>
-          </w:p>
-        </w:tc>
-        <w:tc>
-          <w:tcPr>
-            <w:tcW w:type="dxa" w:w="4535"/>
-            <w:shd w:val="clear" w:color="auto" w:fill="F8FAFC"/>
-            <w:tcBorders>
-              <w:top w:val="single" w:sz="4" w:color="E2E8F0"/>
-              <w:left w:val="single" w:sz="4" w:color="E2E8F0"/>
-              <w:bottom w:val="single" w:sz="4" w:color="E2E8F0"/>
-              <w:right w:val="single" w:sz="4" w:color="E2E8F0"/>
-              <w:insideH w:val="single" w:sz="4" w:color="E2E8F0"/>
-              <w:insideV w:val="single" w:sz="4" w:color="E2E8F0"/>
-            </w:tcBorders>
-          </w:tcPr>
-          <w:p>
-            <w:r>
-              <w:rPr>
-                <w:color w:val="1E293B"/>
-                <w:sz w:val="18"/>
-              </w:rPr>
-              <w:t>Столбец времени начала</w:t>
-            </w:r>
-          </w:p>
-        </w:tc>
-      </w:tr>
-      <w:tr>
-        <w:tc>
-          <w:tcPr>
-            <w:tcW w:type="dxa" w:w="2551"/>
-            <w:shd w:val="clear" w:color="auto" w:fill="FFFFFF"/>
-            <w:tcBorders>
-              <w:top w:val="single" w:sz="4" w:color="E2E8F0"/>
-              <w:left w:val="single" w:sz="4" w:color="E2E8F0"/>
-              <w:bottom w:val="single" w:sz="4" w:color="E2E8F0"/>
-              <w:right w:val="single" w:sz="4" w:color="E2E8F0"/>
-              <w:insideH w:val="single" w:sz="4" w:color="E2E8F0"/>
-              <w:insideV w:val="single" w:sz="4" w:color="E2E8F0"/>
-            </w:tcBorders>
-          </w:tcPr>
-          <w:p>
-            <w:r>
-              <w:rPr>
-                <w:b/>
-                <w:color w:val="2D3A8C"/>
-                <w:sz w:val="18"/>
-              </w:rPr>
-              <w:t>calDataEndTimeCol</w:t>
-            </w:r>
-          </w:p>
-        </w:tc>
-        <w:tc>
-          <w:tcPr>
-            <w:tcW w:type="dxa" w:w="1417"/>
-            <w:shd w:val="clear" w:color="auto" w:fill="FFFFFF"/>
-            <w:tcBorders>
-              <w:top w:val="single" w:sz="4" w:color="E2E8F0"/>
-              <w:left w:val="single" w:sz="4" w:color="E2E8F0"/>
-              <w:bottom w:val="single" w:sz="4" w:color="E2E8F0"/>
-              <w:right w:val="single" w:sz="4" w:color="E2E8F0"/>
-              <w:insideH w:val="single" w:sz="4" w:color="E2E8F0"/>
-              <w:insideV w:val="single" w:sz="4" w:color="E2E8F0"/>
-            </w:tcBorders>
-          </w:tcPr>
-          <w:p>
-            <w:r>
-              <w:rPr>
-                <w:color w:val="1E293B"/>
-                <w:sz w:val="18"/>
-              </w:rPr>
-              <w:t>String</w:t>
-            </w:r>
-          </w:p>
-        </w:tc>
-        <w:tc>
-          <w:tcPr>
-            <w:tcW w:type="dxa" w:w="1984"/>
-            <w:shd w:val="clear" w:color="auto" w:fill="FFFFFF"/>
-            <w:tcBorders>
-              <w:top w:val="single" w:sz="4" w:color="E2E8F0"/>
-              <w:left w:val="single" w:sz="4" w:color="E2E8F0"/>
-              <w:bottom w:val="single" w:sz="4" w:color="E2E8F0"/>
-              <w:right w:val="single" w:sz="4" w:color="E2E8F0"/>
-              <w:insideH w:val="single" w:sz="4" w:color="E2E8F0"/>
-              <w:insideV w:val="single" w:sz="4" w:color="E2E8F0"/>
-            </w:tcBorders>
-          </w:tcPr>
-          <w:p>
-            <w:r>
-              <w:rPr>
-                <w:color w:val="1E293B"/>
-                <w:sz w:val="18"/>
-              </w:rPr>
-              <w:t>''</w:t>
-            </w:r>
-          </w:p>
-        </w:tc>
-        <w:tc>
-          <w:tcPr>
-            <w:tcW w:type="dxa" w:w="4535"/>
-            <w:shd w:val="clear" w:color="auto" w:fill="FFFFFF"/>
-            <w:tcBorders>
-              <w:top w:val="single" w:sz="4" w:color="E2E8F0"/>
-              <w:left w:val="single" w:sz="4" w:color="E2E8F0"/>
-              <w:bottom w:val="single" w:sz="4" w:color="E2E8F0"/>
-              <w:right w:val="single" w:sz="4" w:color="E2E8F0"/>
-              <w:insideH w:val="single" w:sz="4" w:color="E2E8F0"/>
-              <w:insideV w:val="single" w:sz="4" w:color="E2E8F0"/>
-            </w:tcBorders>
-          </w:tcPr>
-          <w:p>
-            <w:r>
-              <w:rPr>
-                <w:color w:val="1E293B"/>
-                <w:sz w:val="18"/>
-              </w:rPr>
-              <w:t>Столбец времени конца</w:t>
-            </w:r>
-          </w:p>
-        </w:tc>
-      </w:tr>
-      <w:tr>
-        <w:tc>
-          <w:tcPr>
-            <w:tcW w:type="dxa" w:w="2551"/>
-            <w:shd w:val="clear" w:color="auto" w:fill="F8FAFC"/>
-            <w:tcBorders>
-              <w:top w:val="single" w:sz="4" w:color="E2E8F0"/>
-              <w:left w:val="single" w:sz="4" w:color="E2E8F0"/>
-              <w:bottom w:val="single" w:sz="4" w:color="E2E8F0"/>
-              <w:right w:val="single" w:sz="4" w:color="E2E8F0"/>
-              <w:insideH w:val="single" w:sz="4" w:color="E2E8F0"/>
-              <w:insideV w:val="single" w:sz="4" w:color="E2E8F0"/>
-            </w:tcBorders>
-          </w:tcPr>
-          <w:p>
-            <w:r>
-              <w:rPr>
-                <w:b/>
-                <w:color w:val="2D3A8C"/>
-                <w:sz w:val="18"/>
-              </w:rPr>
-              <w:t>calDataDescCol</w:t>
-            </w:r>
-          </w:p>
-        </w:tc>
-        <w:tc>
-          <w:tcPr>
-            <w:tcW w:type="dxa" w:w="1417"/>
-            <w:shd w:val="clear" w:color="auto" w:fill="F8FAFC"/>
-            <w:tcBorders>
-              <w:top w:val="single" w:sz="4" w:color="E2E8F0"/>
-              <w:left w:val="single" w:sz="4" w:color="E2E8F0"/>
-              <w:bottom w:val="single" w:sz="4" w:color="E2E8F0"/>
-              <w:right w:val="single" w:sz="4" w:color="E2E8F0"/>
-              <w:insideH w:val="single" w:sz="4" w:color="E2E8F0"/>
-              <w:insideV w:val="single" w:sz="4" w:color="E2E8F0"/>
-            </w:tcBorders>
-          </w:tcPr>
-          <w:p>
-            <w:r>
-              <w:rPr>
-                <w:color w:val="1E293B"/>
-                <w:sz w:val="18"/>
-              </w:rPr>
-              <w:t>String</w:t>
-            </w:r>
-          </w:p>
-        </w:tc>
-        <w:tc>
-          <w:tcPr>
-            <w:tcW w:type="dxa" w:w="1984"/>
-            <w:shd w:val="clear" w:color="auto" w:fill="F8FAFC"/>
-            <w:tcBorders>
-              <w:top w:val="single" w:sz="4" w:color="E2E8F0"/>
-              <w:left w:val="single" w:sz="4" w:color="E2E8F0"/>
-              <w:bottom w:val="single" w:sz="4" w:color="E2E8F0"/>
-              <w:right w:val="single" w:sz="4" w:color="E2E8F0"/>
-              <w:insideH w:val="single" w:sz="4" w:color="E2E8F0"/>
-              <w:insideV w:val="single" w:sz="4" w:color="E2E8F0"/>
-            </w:tcBorders>
-          </w:tcPr>
-          <w:p>
-            <w:r>
-              <w:rPr>
-                <w:color w:val="1E293B"/>
-                <w:sz w:val="18"/>
-              </w:rPr>
-              <w:t>''</w:t>
-            </w:r>
-          </w:p>
-        </w:tc>
-        <w:tc>
-          <w:tcPr>
-            <w:tcW w:type="dxa" w:w="4535"/>
-            <w:shd w:val="clear" w:color="auto" w:fill="F8FAFC"/>
-            <w:tcBorders>
-              <w:top w:val="single" w:sz="4" w:color="E2E8F0"/>
-              <w:left w:val="single" w:sz="4" w:color="E2E8F0"/>
-              <w:bottom w:val="single" w:sz="4" w:color="E2E8F0"/>
-              <w:right w:val="single" w:sz="4" w:color="E2E8F0"/>
-              <w:insideH w:val="single" w:sz="4" w:color="E2E8F0"/>
-              <w:insideV w:val="single" w:sz="4" w:color="E2E8F0"/>
-            </w:tcBorders>
-          </w:tcPr>
-          <w:p>
-            <w:r>
-              <w:rPr>
-                <w:color w:val="1E293B"/>
-                <w:sz w:val="18"/>
-              </w:rPr>
-              <w:t>Столбец описания события</w:t>
-            </w:r>
-          </w:p>
-        </w:tc>
-      </w:tr>
-    </w:tbl>
-    <w:p/>
-    <w:p>
-      <w:r>
-        <w:rPr>
-          <w:b/>
-          <w:color w:val="1E293B"/>
-          <w:sz w:val="22"/>
-        </w:rPr>
-        <w:t>Тепловая карта</w:t>
-      </w:r>
-    </w:p>
-    <w:tbl>
-      <w:tblPr>
-        <w:tblW w:type="auto" w:w="0"/>
-        <w:jc w:val="left"/>
-        <w:tblLook w:firstColumn="1" w:firstRow="1" w:lastColumn="0" w:lastRow="0" w:noHBand="0" w:noVBand="1" w:val="04A0"/>
-      </w:tblPr>
-      <w:tblGrid>
-        <w:gridCol w:w="2351"/>
-        <w:gridCol w:w="2351"/>
-        <w:gridCol w:w="2351"/>
-        <w:gridCol w:w="2351"/>
-      </w:tblGrid>
-      <w:tr>
-        <w:tc>
-          <w:tcPr>
-            <w:tcW w:type="dxa" w:w="2551"/>
-            <w:shd w:val="clear" w:color="auto" w:fill="4F6AFF"/>
-            <w:tcBorders>
-              <w:top w:val="single" w:sz="4" w:color="3A56F0"/>
-              <w:left w:val="single" w:sz="4" w:color="3A56F0"/>
-              <w:bottom w:val="single" w:sz="4" w:color="3A56F0"/>
-              <w:right w:val="single" w:sz="4" w:color="3A56F0"/>
-              <w:insideH w:val="single" w:sz="4" w:color="3A56F0"/>
-              <w:insideV w:val="single" w:sz="4" w:color="3A56F0"/>
-            </w:tcBorders>
-          </w:tcPr>
-          <w:p>
-            <w:pPr>
-              <w:jc w:val="left"/>
-            </w:pPr>
-            <w:r>
-              <w:rPr>
-                <w:b/>
-                <w:color w:val="FFFFFF"/>
-                <w:sz w:val="18"/>
-              </w:rPr>
-              <w:t>Параметр</w:t>
-            </w:r>
-          </w:p>
-        </w:tc>
-        <w:tc>
-          <w:tcPr>
-            <w:tcW w:type="dxa" w:w="1417"/>
-            <w:shd w:val="clear" w:color="auto" w:fill="4F6AFF"/>
-            <w:tcBorders>
-              <w:top w:val="single" w:sz="4" w:color="3A56F0"/>
-              <w:left w:val="single" w:sz="4" w:color="3A56F0"/>
-              <w:bottom w:val="single" w:sz="4" w:color="3A56F0"/>
-              <w:right w:val="single" w:sz="4" w:color="3A56F0"/>
-              <w:insideH w:val="single" w:sz="4" w:color="3A56F0"/>
-              <w:insideV w:val="single" w:sz="4" w:color="3A56F0"/>
-            </w:tcBorders>
-          </w:tcPr>
-          <w:p>
-            <w:pPr>
-              <w:jc w:val="left"/>
-            </w:pPr>
-            <w:r>
-              <w:rPr>
-                <w:b/>
-                <w:color w:val="FFFFFF"/>
-                <w:sz w:val="18"/>
-              </w:rPr>
-              <w:t>Тип</w:t>
-            </w:r>
-          </w:p>
-        </w:tc>
-        <w:tc>
-          <w:tcPr>
-            <w:tcW w:type="dxa" w:w="1984"/>
-            <w:shd w:val="clear" w:color="auto" w:fill="4F6AFF"/>
-            <w:tcBorders>
-              <w:top w:val="single" w:sz="4" w:color="3A56F0"/>
-              <w:left w:val="single" w:sz="4" w:color="3A56F0"/>
-              <w:bottom w:val="single" w:sz="4" w:color="3A56F0"/>
-              <w:right w:val="single" w:sz="4" w:color="3A56F0"/>
-              <w:insideH w:val="single" w:sz="4" w:color="3A56F0"/>
-              <w:insideV w:val="single" w:sz="4" w:color="3A56F0"/>
-            </w:tcBorders>
-          </w:tcPr>
-          <w:p>
-            <w:pPr>
-              <w:jc w:val="left"/>
-            </w:pPr>
-            <w:r>
-              <w:rPr>
-                <w:b/>
-                <w:color w:val="FFFFFF"/>
-                <w:sz w:val="18"/>
-              </w:rPr>
-              <w:t>Умолчание</w:t>
-            </w:r>
-          </w:p>
-        </w:tc>
-        <w:tc>
-          <w:tcPr>
-            <w:tcW w:type="dxa" w:w="4535"/>
-            <w:shd w:val="clear" w:color="auto" w:fill="4F6AFF"/>
-            <w:tcBorders>
-              <w:top w:val="single" w:sz="4" w:color="3A56F0"/>
-              <w:left w:val="single" w:sz="4" w:color="3A56F0"/>
-              <w:bottom w:val="single" w:sz="4" w:color="3A56F0"/>
-              <w:right w:val="single" w:sz="4" w:color="3A56F0"/>
-              <w:insideH w:val="single" w:sz="4" w:color="3A56F0"/>
-              <w:insideV w:val="single" w:sz="4" w:color="3A56F0"/>
-            </w:tcBorders>
-          </w:tcPr>
-          <w:p>
-            <w:pPr>
-              <w:jc w:val="left"/>
-            </w:pPr>
-            <w:r>
-              <w:rPr>
-                <w:b/>
-                <w:color w:val="FFFFFF"/>
-                <w:sz w:val="18"/>
-              </w:rPr>
-              <w:t>Описание</w:t>
-            </w:r>
-          </w:p>
-        </w:tc>
-      </w:tr>
-      <w:tr>
-        <w:tc>
-          <w:tcPr>
-            <w:tcW w:type="dxa" w:w="2551"/>
-            <w:shd w:val="clear" w:color="auto" w:fill="FFFFFF"/>
-            <w:tcBorders>
-              <w:top w:val="single" w:sz="4" w:color="E2E8F0"/>
-              <w:left w:val="single" w:sz="4" w:color="E2E8F0"/>
-              <w:bottom w:val="single" w:sz="4" w:color="E2E8F0"/>
-              <w:right w:val="single" w:sz="4" w:color="E2E8F0"/>
-              <w:insideH w:val="single" w:sz="4" w:color="E2E8F0"/>
-              <w:insideV w:val="single" w:sz="4" w:color="E2E8F0"/>
-            </w:tcBorders>
-          </w:tcPr>
-          <w:p>
-            <w:r>
-              <w:rPr>
-                <w:b/>
-                <w:color w:val="2D3A8C"/>
-                <w:sz w:val="18"/>
-              </w:rPr>
-              <w:t>calHeatmapEnabled</w:t>
-            </w:r>
-          </w:p>
-        </w:tc>
-        <w:tc>
-          <w:tcPr>
-            <w:tcW w:type="dxa" w:w="1417"/>
-            <w:shd w:val="clear" w:color="auto" w:fill="FFFFFF"/>
-            <w:tcBorders>
-              <w:top w:val="single" w:sz="4" w:color="E2E8F0"/>
-              <w:left w:val="single" w:sz="4" w:color="E2E8F0"/>
-              <w:bottom w:val="single" w:sz="4" w:color="E2E8F0"/>
-              <w:right w:val="single" w:sz="4" w:color="E2E8F0"/>
-              <w:insideH w:val="single" w:sz="4" w:color="E2E8F0"/>
-              <w:insideV w:val="single" w:sz="4" w:color="E2E8F0"/>
-            </w:tcBorders>
-          </w:tcPr>
-          <w:p>
-            <w:r>
-              <w:rPr>
-                <w:color w:val="1E293B"/>
-                <w:sz w:val="18"/>
-              </w:rPr>
-              <w:t>Boolean</w:t>
-            </w:r>
-          </w:p>
-        </w:tc>
-        <w:tc>
-          <w:tcPr>
-            <w:tcW w:type="dxa" w:w="1984"/>
-            <w:shd w:val="clear" w:color="auto" w:fill="FFFFFF"/>
-            <w:tcBorders>
-              <w:top w:val="single" w:sz="4" w:color="E2E8F0"/>
-              <w:left w:val="single" w:sz="4" w:color="E2E8F0"/>
-              <w:bottom w:val="single" w:sz="4" w:color="E2E8F0"/>
-              <w:right w:val="single" w:sz="4" w:color="E2E8F0"/>
-              <w:insideH w:val="single" w:sz="4" w:color="E2E8F0"/>
-              <w:insideV w:val="single" w:sz="4" w:color="E2E8F0"/>
-            </w:tcBorders>
-          </w:tcPr>
-          <w:p>
-            <w:r>
-              <w:rPr>
-                <w:color w:val="1E293B"/>
-                <w:sz w:val="18"/>
-              </w:rPr>
-              <w:t>false</w:t>
-            </w:r>
-          </w:p>
-        </w:tc>
-        <w:tc>
-          <w:tcPr>
-            <w:tcW w:type="dxa" w:w="4535"/>
-            <w:shd w:val="clear" w:color="auto" w:fill="FFFFFF"/>
-            <w:tcBorders>
-              <w:top w:val="single" w:sz="4" w:color="E2E8F0"/>
-              <w:left w:val="single" w:sz="4" w:color="E2E8F0"/>
-              <w:bottom w:val="single" w:sz="4" w:color="E2E8F0"/>
-              <w:right w:val="single" w:sz="4" w:color="E2E8F0"/>
-              <w:insideH w:val="single" w:sz="4" w:color="E2E8F0"/>
-              <w:insideV w:val="single" w:sz="4" w:color="E2E8F0"/>
-            </w:tcBorders>
-          </w:tcPr>
-          <w:p>
-            <w:r>
-              <w:rPr>
-                <w:color w:val="1E293B"/>
-                <w:sz w:val="18"/>
-              </w:rPr>
-              <w:t>Включить тепловую карту</w:t>
-            </w:r>
-          </w:p>
-        </w:tc>
-      </w:tr>
-      <w:tr>
-        <w:tc>
-          <w:tcPr>
-            <w:tcW w:type="dxa" w:w="2551"/>
-            <w:shd w:val="clear" w:color="auto" w:fill="F8FAFC"/>
-            <w:tcBorders>
-              <w:top w:val="single" w:sz="4" w:color="E2E8F0"/>
-              <w:left w:val="single" w:sz="4" w:color="E2E8F0"/>
-              <w:bottom w:val="single" w:sz="4" w:color="E2E8F0"/>
-              <w:right w:val="single" w:sz="4" w:color="E2E8F0"/>
-              <w:insideH w:val="single" w:sz="4" w:color="E2E8F0"/>
-              <w:insideV w:val="single" w:sz="4" w:color="E2E8F0"/>
-            </w:tcBorders>
-          </w:tcPr>
-          <w:p>
-            <w:r>
-              <w:rPr>
-                <w:b/>
-                <w:color w:val="2D3A8C"/>
-                <w:sz w:val="18"/>
-              </w:rPr>
-              <w:t>calMetricVar</w:t>
-            </w:r>
-          </w:p>
-        </w:tc>
-        <w:tc>
-          <w:tcPr>
-            <w:tcW w:type="dxa" w:w="1417"/>
-            <w:shd w:val="clear" w:color="auto" w:fill="F8FAFC"/>
-            <w:tcBorders>
-              <w:top w:val="single" w:sz="4" w:color="E2E8F0"/>
-              <w:left w:val="single" w:sz="4" w:color="E2E8F0"/>
-              <w:bottom w:val="single" w:sz="4" w:color="E2E8F0"/>
-              <w:right w:val="single" w:sz="4" w:color="E2E8F0"/>
-              <w:insideH w:val="single" w:sz="4" w:color="E2E8F0"/>
-              <w:insideV w:val="single" w:sz="4" w:color="E2E8F0"/>
-            </w:tcBorders>
-          </w:tcPr>
-          <w:p>
-            <w:r>
-              <w:rPr>
-                <w:color w:val="1E293B"/>
-                <w:sz w:val="18"/>
-              </w:rPr>
-              <w:t>String</w:t>
-            </w:r>
-          </w:p>
-        </w:tc>
-        <w:tc>
-          <w:tcPr>
-            <w:tcW w:type="dxa" w:w="1984"/>
-            <w:shd w:val="clear" w:color="auto" w:fill="F8FAFC"/>
-            <w:tcBorders>
-              <w:top w:val="single" w:sz="4" w:color="E2E8F0"/>
-              <w:left w:val="single" w:sz="4" w:color="E2E8F0"/>
-              <w:bottom w:val="single" w:sz="4" w:color="E2E8F0"/>
-              <w:right w:val="single" w:sz="4" w:color="E2E8F0"/>
-              <w:insideH w:val="single" w:sz="4" w:color="E2E8F0"/>
-              <w:insideV w:val="single" w:sz="4" w:color="E2E8F0"/>
-            </w:tcBorders>
-          </w:tcPr>
-          <w:p>
-            <w:r>
-              <w:rPr>
-                <w:color w:val="1E293B"/>
-                <w:sz w:val="18"/>
-              </w:rPr>
-              <w:t>''</w:t>
-            </w:r>
-          </w:p>
-        </w:tc>
-        <w:tc>
-          <w:tcPr>
-            <w:tcW w:type="dxa" w:w="4535"/>
-            <w:shd w:val="clear" w:color="auto" w:fill="F8FAFC"/>
-            <w:tcBorders>
-              <w:top w:val="single" w:sz="4" w:color="E2E8F0"/>
-              <w:left w:val="single" w:sz="4" w:color="E2E8F0"/>
-              <w:bottom w:val="single" w:sz="4" w:color="E2E8F0"/>
-              <w:right w:val="single" w:sz="4" w:color="E2E8F0"/>
-              <w:insideH w:val="single" w:sz="4" w:color="E2E8F0"/>
-              <w:insideV w:val="single" w:sz="4" w:color="E2E8F0"/>
-            </w:tcBorders>
-          </w:tcPr>
-          <w:p>
-            <w:r>
-              <w:rPr>
-                <w:color w:val="1E293B"/>
-                <w:sz w:val="18"/>
-              </w:rPr>
-              <w:t>Переменная хранилища с метрикой</w:t>
-            </w:r>
-          </w:p>
-        </w:tc>
-      </w:tr>
-      <w:tr>
-        <w:tc>
-          <w:tcPr>
-            <w:tcW w:type="dxa" w:w="2551"/>
-            <w:shd w:val="clear" w:color="auto" w:fill="FFFFFF"/>
-            <w:tcBorders>
-              <w:top w:val="single" w:sz="4" w:color="E2E8F0"/>
-              <w:left w:val="single" w:sz="4" w:color="E2E8F0"/>
-              <w:bottom w:val="single" w:sz="4" w:color="E2E8F0"/>
-              <w:right w:val="single" w:sz="4" w:color="E2E8F0"/>
-              <w:insideH w:val="single" w:sz="4" w:color="E2E8F0"/>
-              <w:insideV w:val="single" w:sz="4" w:color="E2E8F0"/>
-            </w:tcBorders>
-          </w:tcPr>
-          <w:p>
-            <w:r>
-              <w:rPr>
-                <w:b/>
-                <w:color w:val="2D3A8C"/>
-                <w:sz w:val="18"/>
-              </w:rPr>
-              <w:t>calMetricJson</w:t>
-            </w:r>
-          </w:p>
-        </w:tc>
-        <w:tc>
-          <w:tcPr>
-            <w:tcW w:type="dxa" w:w="1417"/>
-            <w:shd w:val="clear" w:color="auto" w:fill="FFFFFF"/>
-            <w:tcBorders>
-              <w:top w:val="single" w:sz="4" w:color="E2E8F0"/>
-              <w:left w:val="single" w:sz="4" w:color="E2E8F0"/>
-              <w:bottom w:val="single" w:sz="4" w:color="E2E8F0"/>
-              <w:right w:val="single" w:sz="4" w:color="E2E8F0"/>
-              <w:insideH w:val="single" w:sz="4" w:color="E2E8F0"/>
-              <w:insideV w:val="single" w:sz="4" w:color="E2E8F0"/>
-            </w:tcBorders>
-          </w:tcPr>
-          <w:p>
-            <w:r>
-              <w:rPr>
-                <w:color w:val="1E293B"/>
-                <w:sz w:val="18"/>
-              </w:rPr>
-              <w:t>String</w:t>
-            </w:r>
-          </w:p>
-        </w:tc>
-        <w:tc>
-          <w:tcPr>
-            <w:tcW w:type="dxa" w:w="1984"/>
-            <w:shd w:val="clear" w:color="auto" w:fill="FFFFFF"/>
-            <w:tcBorders>
-              <w:top w:val="single" w:sz="4" w:color="E2E8F0"/>
-              <w:left w:val="single" w:sz="4" w:color="E2E8F0"/>
-              <w:bottom w:val="single" w:sz="4" w:color="E2E8F0"/>
-              <w:right w:val="single" w:sz="4" w:color="E2E8F0"/>
-              <w:insideH w:val="single" w:sz="4" w:color="E2E8F0"/>
-              <w:insideV w:val="single" w:sz="4" w:color="E2E8F0"/>
-            </w:tcBorders>
-          </w:tcPr>
-          <w:p>
-            <w:r>
-              <w:rPr>
-                <w:color w:val="1E293B"/>
-                <w:sz w:val="18"/>
-              </w:rPr>
-              <w:t>''</w:t>
-            </w:r>
-          </w:p>
-        </w:tc>
-        <w:tc>
-          <w:tcPr>
-            <w:tcW w:type="dxa" w:w="4535"/>
-            <w:shd w:val="clear" w:color="auto" w:fill="FFFFFF"/>
-            <w:tcBorders>
-              <w:top w:val="single" w:sz="4" w:color="E2E8F0"/>
-              <w:left w:val="single" w:sz="4" w:color="E2E8F0"/>
-              <w:bottom w:val="single" w:sz="4" w:color="E2E8F0"/>
-              <w:right w:val="single" w:sz="4" w:color="E2E8F0"/>
-              <w:insideH w:val="single" w:sz="4" w:color="E2E8F0"/>
-              <w:insideV w:val="single" w:sz="4" w:color="E2E8F0"/>
-            </w:tcBorders>
-          </w:tcPr>
-          <w:p>
-            <w:r>
-              <w:rPr>
-                <w:color w:val="1E293B"/>
-                <w:sz w:val="18"/>
-              </w:rPr>
-              <w:t>Статическая метрика (JSON)</w:t>
-            </w:r>
-          </w:p>
-        </w:tc>
-      </w:tr>
-      <w:tr>
-        <w:tc>
-          <w:tcPr>
-            <w:tcW w:type="dxa" w:w="2551"/>
-            <w:shd w:val="clear" w:color="auto" w:fill="F8FAFC"/>
-            <w:tcBorders>
-              <w:top w:val="single" w:sz="4" w:color="E2E8F0"/>
-              <w:left w:val="single" w:sz="4" w:color="E2E8F0"/>
-              <w:bottom w:val="single" w:sz="4" w:color="E2E8F0"/>
-              <w:right w:val="single" w:sz="4" w:color="E2E8F0"/>
-              <w:insideH w:val="single" w:sz="4" w:color="E2E8F0"/>
-              <w:insideV w:val="single" w:sz="4" w:color="E2E8F0"/>
-            </w:tcBorders>
-          </w:tcPr>
-          <w:p>
-            <w:r>
-              <w:rPr>
-                <w:b/>
-                <w:color w:val="2D3A8C"/>
-                <w:sz w:val="18"/>
-              </w:rPr>
-              <w:t>calMetricDataCol</w:t>
-            </w:r>
-          </w:p>
-        </w:tc>
-        <w:tc>
-          <w:tcPr>
-            <w:tcW w:type="dxa" w:w="1417"/>
-            <w:shd w:val="clear" w:color="auto" w:fill="F8FAFC"/>
-            <w:tcBorders>
-              <w:top w:val="single" w:sz="4" w:color="E2E8F0"/>
-              <w:left w:val="single" w:sz="4" w:color="E2E8F0"/>
-              <w:bottom w:val="single" w:sz="4" w:color="E2E8F0"/>
-              <w:right w:val="single" w:sz="4" w:color="E2E8F0"/>
-              <w:insideH w:val="single" w:sz="4" w:color="E2E8F0"/>
-              <w:insideV w:val="single" w:sz="4" w:color="E2E8F0"/>
-            </w:tcBorders>
-          </w:tcPr>
-          <w:p>
-            <w:r>
-              <w:rPr>
-                <w:color w:val="1E293B"/>
-                <w:sz w:val="18"/>
-              </w:rPr>
-              <w:t>String</w:t>
-            </w:r>
-          </w:p>
-        </w:tc>
-        <w:tc>
-          <w:tcPr>
-            <w:tcW w:type="dxa" w:w="1984"/>
-            <w:shd w:val="clear" w:color="auto" w:fill="F8FAFC"/>
-            <w:tcBorders>
-              <w:top w:val="single" w:sz="4" w:color="E2E8F0"/>
-              <w:left w:val="single" w:sz="4" w:color="E2E8F0"/>
-              <w:bottom w:val="single" w:sz="4" w:color="E2E8F0"/>
-              <w:right w:val="single" w:sz="4" w:color="E2E8F0"/>
-              <w:insideH w:val="single" w:sz="4" w:color="E2E8F0"/>
-              <w:insideV w:val="single" w:sz="4" w:color="E2E8F0"/>
-            </w:tcBorders>
-          </w:tcPr>
-          <w:p>
-            <w:r>
-              <w:rPr>
-                <w:color w:val="1E293B"/>
-                <w:sz w:val="18"/>
-              </w:rPr>
-              <w:t>''</w:t>
-            </w:r>
-          </w:p>
-        </w:tc>
-        <w:tc>
-          <w:tcPr>
-            <w:tcW w:type="dxa" w:w="4535"/>
-            <w:shd w:val="clear" w:color="auto" w:fill="F8FAFC"/>
-            <w:tcBorders>
-              <w:top w:val="single" w:sz="4" w:color="E2E8F0"/>
-              <w:left w:val="single" w:sz="4" w:color="E2E8F0"/>
-              <w:bottom w:val="single" w:sz="4" w:color="E2E8F0"/>
-              <w:right w:val="single" w:sz="4" w:color="E2E8F0"/>
-              <w:insideH w:val="single" w:sz="4" w:color="E2E8F0"/>
-              <w:insideV w:val="single" w:sz="4" w:color="E2E8F0"/>
-            </w:tcBorders>
-          </w:tcPr>
-          <w:p>
-            <w:r>
-              <w:rPr>
-                <w:color w:val="1E293B"/>
-                <w:sz w:val="18"/>
-              </w:rPr>
-              <w:t>Столбец метрики в датасете</w:t>
-            </w:r>
-          </w:p>
-        </w:tc>
-      </w:tr>
-      <w:tr>
-        <w:tc>
-          <w:tcPr>
-            <w:tcW w:type="dxa" w:w="2551"/>
-            <w:shd w:val="clear" w:color="auto" w:fill="FFFFFF"/>
-            <w:tcBorders>
-              <w:top w:val="single" w:sz="4" w:color="E2E8F0"/>
-              <w:left w:val="single" w:sz="4" w:color="E2E8F0"/>
-              <w:bottom w:val="single" w:sz="4" w:color="E2E8F0"/>
-              <w:right w:val="single" w:sz="4" w:color="E2E8F0"/>
-              <w:insideH w:val="single" w:sz="4" w:color="E2E8F0"/>
-              <w:insideV w:val="single" w:sz="4" w:color="E2E8F0"/>
-            </w:tcBorders>
-          </w:tcPr>
-          <w:p>
-            <w:r>
-              <w:rPr>
-                <w:b/>
-                <w:color w:val="2D3A8C"/>
-                <w:sz w:val="18"/>
-              </w:rPr>
-              <w:t>calHeatmapColorLow</w:t>
-            </w:r>
-          </w:p>
-        </w:tc>
-        <w:tc>
-          <w:tcPr>
-            <w:tcW w:type="dxa" w:w="1417"/>
-            <w:shd w:val="clear" w:color="auto" w:fill="FFFFFF"/>
-            <w:tcBorders>
-              <w:top w:val="single" w:sz="4" w:color="E2E8F0"/>
-              <w:left w:val="single" w:sz="4" w:color="E2E8F0"/>
-              <w:bottom w:val="single" w:sz="4" w:color="E2E8F0"/>
-              <w:right w:val="single" w:sz="4" w:color="E2E8F0"/>
-              <w:insideH w:val="single" w:sz="4" w:color="E2E8F0"/>
-              <w:insideV w:val="single" w:sz="4" w:color="E2E8F0"/>
-            </w:tcBorders>
-          </w:tcPr>
-          <w:p>
-            <w:r>
-              <w:rPr>
-                <w:color w:val="1E293B"/>
-                <w:sz w:val="18"/>
-              </w:rPr>
-              <w:t>String</w:t>
-            </w:r>
-          </w:p>
-        </w:tc>
-        <w:tc>
-          <w:tcPr>
-            <w:tcW w:type="dxa" w:w="1984"/>
-            <w:shd w:val="clear" w:color="auto" w:fill="FFFFFF"/>
-            <w:tcBorders>
-              <w:top w:val="single" w:sz="4" w:color="E2E8F0"/>
-              <w:left w:val="single" w:sz="4" w:color="E2E8F0"/>
-              <w:bottom w:val="single" w:sz="4" w:color="E2E8F0"/>
-              <w:right w:val="single" w:sz="4" w:color="E2E8F0"/>
-              <w:insideH w:val="single" w:sz="4" w:color="E2E8F0"/>
-              <w:insideV w:val="single" w:sz="4" w:color="E2E8F0"/>
-            </w:tcBorders>
-          </w:tcPr>
-          <w:p>
-            <w:r>
-              <w:rPr>
-                <w:color w:val="1E293B"/>
-                <w:sz w:val="18"/>
-              </w:rPr>
-              <w:t>#f0f9ff</w:t>
-            </w:r>
-          </w:p>
-        </w:tc>
-        <w:tc>
-          <w:tcPr>
-            <w:tcW w:type="dxa" w:w="4535"/>
-            <w:shd w:val="clear" w:color="auto" w:fill="FFFFFF"/>
-            <w:tcBorders>
-              <w:top w:val="single" w:sz="4" w:color="E2E8F0"/>
-              <w:left w:val="single" w:sz="4" w:color="E2E8F0"/>
-              <w:bottom w:val="single" w:sz="4" w:color="E2E8F0"/>
-              <w:right w:val="single" w:sz="4" w:color="E2E8F0"/>
-              <w:insideH w:val="single" w:sz="4" w:color="E2E8F0"/>
-              <w:insideV w:val="single" w:sz="4" w:color="E2E8F0"/>
-            </w:tcBorders>
-          </w:tcPr>
-          <w:p>
-            <w:r>
-              <w:rPr>
-                <w:color w:val="1E293B"/>
-                <w:sz w:val="18"/>
-              </w:rPr>
-              <w:t>Цвет минимума</w:t>
-            </w:r>
-          </w:p>
-        </w:tc>
-      </w:tr>
-      <w:tr>
-        <w:tc>
-          <w:tcPr>
-            <w:tcW w:type="dxa" w:w="2551"/>
-            <w:shd w:val="clear" w:color="auto" w:fill="F8FAFC"/>
-            <w:tcBorders>
-              <w:top w:val="single" w:sz="4" w:color="E2E8F0"/>
-              <w:left w:val="single" w:sz="4" w:color="E2E8F0"/>
-              <w:bottom w:val="single" w:sz="4" w:color="E2E8F0"/>
-              <w:right w:val="single" w:sz="4" w:color="E2E8F0"/>
-              <w:insideH w:val="single" w:sz="4" w:color="E2E8F0"/>
-              <w:insideV w:val="single" w:sz="4" w:color="E2E8F0"/>
-            </w:tcBorders>
-          </w:tcPr>
-          <w:p>
-            <w:r>
-              <w:rPr>
-                <w:b/>
-                <w:color w:val="2D3A8C"/>
-                <w:sz w:val="18"/>
-              </w:rPr>
-              <w:t>calHeatmapColorHigh</w:t>
-            </w:r>
-          </w:p>
-        </w:tc>
-        <w:tc>
-          <w:tcPr>
-            <w:tcW w:type="dxa" w:w="1417"/>
-            <w:shd w:val="clear" w:color="auto" w:fill="F8FAFC"/>
-            <w:tcBorders>
-              <w:top w:val="single" w:sz="4" w:color="E2E8F0"/>
-              <w:left w:val="single" w:sz="4" w:color="E2E8F0"/>
-              <w:bottom w:val="single" w:sz="4" w:color="E2E8F0"/>
-              <w:right w:val="single" w:sz="4" w:color="E2E8F0"/>
-              <w:insideH w:val="single" w:sz="4" w:color="E2E8F0"/>
-              <w:insideV w:val="single" w:sz="4" w:color="E2E8F0"/>
-            </w:tcBorders>
-          </w:tcPr>
-          <w:p>
-            <w:r>
-              <w:rPr>
-                <w:color w:val="1E293B"/>
-                <w:sz w:val="18"/>
-              </w:rPr>
-              <w:t>String</w:t>
-            </w:r>
-          </w:p>
-        </w:tc>
-        <w:tc>
-          <w:tcPr>
-            <w:tcW w:type="dxa" w:w="1984"/>
-            <w:shd w:val="clear" w:color="auto" w:fill="F8FAFC"/>
-            <w:tcBorders>
-              <w:top w:val="single" w:sz="4" w:color="E2E8F0"/>
-              <w:left w:val="single" w:sz="4" w:color="E2E8F0"/>
-              <w:bottom w:val="single" w:sz="4" w:color="E2E8F0"/>
-              <w:right w:val="single" w:sz="4" w:color="E2E8F0"/>
-              <w:insideH w:val="single" w:sz="4" w:color="E2E8F0"/>
-              <w:insideV w:val="single" w:sz="4" w:color="E2E8F0"/>
-            </w:tcBorders>
-          </w:tcPr>
-          <w:p>
-            <w:r>
-              <w:rPr>
-                <w:color w:val="1E293B"/>
-                <w:sz w:val="18"/>
-              </w:rPr>
-              <w:t>#4f46e5</w:t>
-            </w:r>
-          </w:p>
-        </w:tc>
-        <w:tc>
-          <w:tcPr>
-            <w:tcW w:type="dxa" w:w="4535"/>
-            <w:shd w:val="clear" w:color="auto" w:fill="F8FAFC"/>
-            <w:tcBorders>
-              <w:top w:val="single" w:sz="4" w:color="E2E8F0"/>
-              <w:left w:val="single" w:sz="4" w:color="E2E8F0"/>
-              <w:bottom w:val="single" w:sz="4" w:color="E2E8F0"/>
-              <w:right w:val="single" w:sz="4" w:color="E2E8F0"/>
-              <w:insideH w:val="single" w:sz="4" w:color="E2E8F0"/>
-              <w:insideV w:val="single" w:sz="4" w:color="E2E8F0"/>
-            </w:tcBorders>
-          </w:tcPr>
-          <w:p>
-            <w:r>
-              <w:rPr>
-                <w:color w:val="1E293B"/>
-                <w:sz w:val="18"/>
-              </w:rPr>
-              <w:t>Цвет максимума</w:t>
-            </w:r>
-          </w:p>
-        </w:tc>
-      </w:tr>
-      <w:tr>
-        <w:tc>
-          <w:tcPr>
-            <w:tcW w:type="dxa" w:w="2551"/>
-            <w:shd w:val="clear" w:color="auto" w:fill="FFFFFF"/>
-            <w:tcBorders>
-              <w:top w:val="single" w:sz="4" w:color="E2E8F0"/>
-              <w:left w:val="single" w:sz="4" w:color="E2E8F0"/>
-              <w:bottom w:val="single" w:sz="4" w:color="E2E8F0"/>
-              <w:right w:val="single" w:sz="4" w:color="E2E8F0"/>
-              <w:insideH w:val="single" w:sz="4" w:color="E2E8F0"/>
-              <w:insideV w:val="single" w:sz="4" w:color="E2E8F0"/>
-            </w:tcBorders>
-          </w:tcPr>
-          <w:p>
-            <w:r>
-              <w:rPr>
-                <w:b/>
-                <w:color w:val="2D3A8C"/>
-                <w:sz w:val="18"/>
-              </w:rPr>
-              <w:t>calHeatmapShowValue</w:t>
-            </w:r>
-          </w:p>
-        </w:tc>
-        <w:tc>
-          <w:tcPr>
-            <w:tcW w:type="dxa" w:w="1417"/>
-            <w:shd w:val="clear" w:color="auto" w:fill="FFFFFF"/>
-            <w:tcBorders>
-              <w:top w:val="single" w:sz="4" w:color="E2E8F0"/>
-              <w:left w:val="single" w:sz="4" w:color="E2E8F0"/>
-              <w:bottom w:val="single" w:sz="4" w:color="E2E8F0"/>
-              <w:right w:val="single" w:sz="4" w:color="E2E8F0"/>
-              <w:insideH w:val="single" w:sz="4" w:color="E2E8F0"/>
-              <w:insideV w:val="single" w:sz="4" w:color="E2E8F0"/>
-            </w:tcBorders>
-          </w:tcPr>
-          <w:p>
-            <w:r>
-              <w:rPr>
-                <w:color w:val="1E293B"/>
-                <w:sz w:val="18"/>
-              </w:rPr>
-              <w:t>Boolean</w:t>
-            </w:r>
-          </w:p>
-        </w:tc>
-        <w:tc>
-          <w:tcPr>
-            <w:tcW w:type="dxa" w:w="1984"/>
-            <w:shd w:val="clear" w:color="auto" w:fill="FFFFFF"/>
-            <w:tcBorders>
-              <w:top w:val="single" w:sz="4" w:color="E2E8F0"/>
-              <w:left w:val="single" w:sz="4" w:color="E2E8F0"/>
-              <w:bottom w:val="single" w:sz="4" w:color="E2E8F0"/>
-              <w:right w:val="single" w:sz="4" w:color="E2E8F0"/>
-              <w:insideH w:val="single" w:sz="4" w:color="E2E8F0"/>
-              <w:insideV w:val="single" w:sz="4" w:color="E2E8F0"/>
-            </w:tcBorders>
-          </w:tcPr>
-          <w:p>
-            <w:r>
-              <w:rPr>
-                <w:color w:val="1E293B"/>
-                <w:sz w:val="18"/>
-              </w:rPr>
-              <w:t>true</w:t>
-            </w:r>
-          </w:p>
-        </w:tc>
-        <w:tc>
-          <w:tcPr>
-            <w:tcW w:type="dxa" w:w="4535"/>
-            <w:shd w:val="clear" w:color="auto" w:fill="FFFFFF"/>
-            <w:tcBorders>
-              <w:top w:val="single" w:sz="4" w:color="E2E8F0"/>
-              <w:left w:val="single" w:sz="4" w:color="E2E8F0"/>
-              <w:bottom w:val="single" w:sz="4" w:color="E2E8F0"/>
-              <w:right w:val="single" w:sz="4" w:color="E2E8F0"/>
-              <w:insideH w:val="single" w:sz="4" w:color="E2E8F0"/>
-              <w:insideV w:val="single" w:sz="4" w:color="E2E8F0"/>
-            </w:tcBorders>
-          </w:tcPr>
-          <w:p>
-            <w:r>
-              <w:rPr>
-                <w:color w:val="1E293B"/>
-                <w:sz w:val="18"/>
-              </w:rPr>
-              <w:t>Показывать значение в ячейке</w:t>
-            </w:r>
-          </w:p>
-        </w:tc>
-      </w:tr>
-    </w:tbl>
-    <w:p/>
-    <w:p>
-      <w:r>
-        <w:rPr>
-          <w:b/>
-          <w:color w:val="1E293B"/>
-          <w:sz w:val="22"/>
-        </w:rPr>
-        <w:t>Оформление</w:t>
-      </w:r>
-    </w:p>
-    <w:tbl>
-      <w:tblPr>
-        <w:tblW w:type="auto" w:w="0"/>
-        <w:jc w:val="left"/>
-        <w:tblLook w:firstColumn="1" w:firstRow="1" w:lastColumn="0" w:lastRow="0" w:noHBand="0" w:noVBand="1" w:val="04A0"/>
-      </w:tblPr>
-      <w:tblGrid>
-        <w:gridCol w:w="2351"/>
-        <w:gridCol w:w="2351"/>
-        <w:gridCol w:w="2351"/>
-        <w:gridCol w:w="2351"/>
-      </w:tblGrid>
-      <w:tr>
-        <w:tc>
-          <w:tcPr>
-            <w:tcW w:type="dxa" w:w="2551"/>
-            <w:shd w:val="clear" w:color="auto" w:fill="4F6AFF"/>
-            <w:tcBorders>
-              <w:top w:val="single" w:sz="4" w:color="3A56F0"/>
-              <w:left w:val="single" w:sz="4" w:color="3A56F0"/>
-              <w:bottom w:val="single" w:sz="4" w:color="3A56F0"/>
-              <w:right w:val="single" w:sz="4" w:color="3A56F0"/>
-              <w:insideH w:val="single" w:sz="4" w:color="3A56F0"/>
-              <w:insideV w:val="single" w:sz="4" w:color="3A56F0"/>
-            </w:tcBorders>
-          </w:tcPr>
-          <w:p>
-            <w:pPr>
-              <w:jc w:val="left"/>
-            </w:pPr>
-            <w:r>
-              <w:rPr>
-                <w:b/>
-                <w:color w:val="FFFFFF"/>
-                <w:sz w:val="18"/>
-              </w:rPr>
-              <w:t>Параметр</w:t>
-            </w:r>
-          </w:p>
-        </w:tc>
-        <w:tc>
-          <w:tcPr>
-            <w:tcW w:type="dxa" w:w="1417"/>
-            <w:shd w:val="clear" w:color="auto" w:fill="4F6AFF"/>
-            <w:tcBorders>
-              <w:top w:val="single" w:sz="4" w:color="3A56F0"/>
-              <w:left w:val="single" w:sz="4" w:color="3A56F0"/>
-              <w:bottom w:val="single" w:sz="4" w:color="3A56F0"/>
-              <w:right w:val="single" w:sz="4" w:color="3A56F0"/>
-              <w:insideH w:val="single" w:sz="4" w:color="3A56F0"/>
-              <w:insideV w:val="single" w:sz="4" w:color="3A56F0"/>
-            </w:tcBorders>
-          </w:tcPr>
-          <w:p>
-            <w:pPr>
-              <w:jc w:val="left"/>
-            </w:pPr>
-            <w:r>
-              <w:rPr>
-                <w:b/>
-                <w:color w:val="FFFFFF"/>
-                <w:sz w:val="18"/>
-              </w:rPr>
-              <w:t>Тип</w:t>
-            </w:r>
-          </w:p>
-        </w:tc>
-        <w:tc>
-          <w:tcPr>
-            <w:tcW w:type="dxa" w:w="1984"/>
-            <w:shd w:val="clear" w:color="auto" w:fill="4F6AFF"/>
-            <w:tcBorders>
-              <w:top w:val="single" w:sz="4" w:color="3A56F0"/>
-              <w:left w:val="single" w:sz="4" w:color="3A56F0"/>
-              <w:bottom w:val="single" w:sz="4" w:color="3A56F0"/>
-              <w:right w:val="single" w:sz="4" w:color="3A56F0"/>
-              <w:insideH w:val="single" w:sz="4" w:color="3A56F0"/>
-              <w:insideV w:val="single" w:sz="4" w:color="3A56F0"/>
-            </w:tcBorders>
-          </w:tcPr>
-          <w:p>
-            <w:pPr>
-              <w:jc w:val="left"/>
-            </w:pPr>
-            <w:r>
-              <w:rPr>
-                <w:b/>
-                <w:color w:val="FFFFFF"/>
-                <w:sz w:val="18"/>
-              </w:rPr>
-              <w:t>Умолчание</w:t>
-            </w:r>
-          </w:p>
-        </w:tc>
-        <w:tc>
-          <w:tcPr>
-            <w:tcW w:type="dxa" w:w="4535"/>
-            <w:shd w:val="clear" w:color="auto" w:fill="4F6AFF"/>
-            <w:tcBorders>
-              <w:top w:val="single" w:sz="4" w:color="3A56F0"/>
-              <w:left w:val="single" w:sz="4" w:color="3A56F0"/>
-              <w:bottom w:val="single" w:sz="4" w:color="3A56F0"/>
-              <w:right w:val="single" w:sz="4" w:color="3A56F0"/>
-              <w:insideH w:val="single" w:sz="4" w:color="3A56F0"/>
-              <w:insideV w:val="single" w:sz="4" w:color="3A56F0"/>
-            </w:tcBorders>
-          </w:tcPr>
-          <w:p>
-            <w:pPr>
-              <w:jc w:val="left"/>
-            </w:pPr>
-            <w:r>
-              <w:rPr>
-                <w:b/>
-                <w:color w:val="FFFFFF"/>
-                <w:sz w:val="18"/>
-              </w:rPr>
-              <w:t>Описание</w:t>
-            </w:r>
-          </w:p>
-        </w:tc>
-      </w:tr>
-      <w:tr>
-        <w:tc>
-          <w:tcPr>
-            <w:tcW w:type="dxa" w:w="2551"/>
-            <w:shd w:val="clear" w:color="auto" w:fill="FFFFFF"/>
-            <w:tcBorders>
-              <w:top w:val="single" w:sz="4" w:color="E2E8F0"/>
-              <w:left w:val="single" w:sz="4" w:color="E2E8F0"/>
-              <w:bottom w:val="single" w:sz="4" w:color="E2E8F0"/>
-              <w:right w:val="single" w:sz="4" w:color="E2E8F0"/>
-              <w:insideH w:val="single" w:sz="4" w:color="E2E8F0"/>
-              <w:insideV w:val="single" w:sz="4" w:color="E2E8F0"/>
-            </w:tcBorders>
-          </w:tcPr>
-          <w:p>
-            <w:r>
-              <w:rPr>
-                <w:b/>
-                <w:color w:val="2D3A8C"/>
-                <w:sz w:val="18"/>
-              </w:rPr>
-              <w:t>calPreset</w:t>
-            </w:r>
-          </w:p>
-        </w:tc>
-        <w:tc>
-          <w:tcPr>
-            <w:tcW w:type="dxa" w:w="1417"/>
-            <w:shd w:val="clear" w:color="auto" w:fill="FFFFFF"/>
-            <w:tcBorders>
-              <w:top w:val="single" w:sz="4" w:color="E2E8F0"/>
-              <w:left w:val="single" w:sz="4" w:color="E2E8F0"/>
-              <w:bottom w:val="single" w:sz="4" w:color="E2E8F0"/>
-              <w:right w:val="single" w:sz="4" w:color="E2E8F0"/>
-              <w:insideH w:val="single" w:sz="4" w:color="E2E8F0"/>
-              <w:insideV w:val="single" w:sz="4" w:color="E2E8F0"/>
-            </w:tcBorders>
-          </w:tcPr>
-          <w:p>
-            <w:r>
-              <w:rPr>
-                <w:color w:val="1E293B"/>
-                <w:sz w:val="18"/>
-              </w:rPr>
-              <w:t>String</w:t>
-            </w:r>
-          </w:p>
-        </w:tc>
-        <w:tc>
-          <w:tcPr>
-            <w:tcW w:type="dxa" w:w="1984"/>
-            <w:shd w:val="clear" w:color="auto" w:fill="FFFFFF"/>
-            <w:tcBorders>
-              <w:top w:val="single" w:sz="4" w:color="E2E8F0"/>
-              <w:left w:val="single" w:sz="4" w:color="E2E8F0"/>
-              <w:bottom w:val="single" w:sz="4" w:color="E2E8F0"/>
-              <w:right w:val="single" w:sz="4" w:color="E2E8F0"/>
-              <w:insideH w:val="single" w:sz="4" w:color="E2E8F0"/>
-              <w:insideV w:val="single" w:sz="4" w:color="E2E8F0"/>
-            </w:tcBorders>
-          </w:tcPr>
-          <w:p>
-            <w:r>
-              <w:rPr>
-                <w:color w:val="1E293B"/>
-                <w:sz w:val="18"/>
-              </w:rPr>
-              <w:t>corporate</w:t>
-            </w:r>
-          </w:p>
-        </w:tc>
-        <w:tc>
-          <w:tcPr>
-            <w:tcW w:type="dxa" w:w="4535"/>
-            <w:shd w:val="clear" w:color="auto" w:fill="FFFFFF"/>
-            <w:tcBorders>
-              <w:top w:val="single" w:sz="4" w:color="E2E8F0"/>
-              <w:left w:val="single" w:sz="4" w:color="E2E8F0"/>
-              <w:bottom w:val="single" w:sz="4" w:color="E2E8F0"/>
-              <w:right w:val="single" w:sz="4" w:color="E2E8F0"/>
-              <w:insideH w:val="single" w:sz="4" w:color="E2E8F0"/>
-              <w:insideV w:val="single" w:sz="4" w:color="E2E8F0"/>
-            </w:tcBorders>
-          </w:tcPr>
-          <w:p>
-            <w:r>
-              <w:rPr>
-                <w:color w:val="1E293B"/>
-                <w:sz w:val="18"/>
-              </w:rPr>
-              <w:t>Пресет оформления</w:t>
-            </w:r>
-          </w:p>
-        </w:tc>
-      </w:tr>
-      <w:tr>
-        <w:tc>
-          <w:tcPr>
-            <w:tcW w:type="dxa" w:w="2551"/>
-            <w:shd w:val="clear" w:color="auto" w:fill="F8FAFC"/>
-            <w:tcBorders>
-              <w:top w:val="single" w:sz="4" w:color="E2E8F0"/>
-              <w:left w:val="single" w:sz="4" w:color="E2E8F0"/>
-              <w:bottom w:val="single" w:sz="4" w:color="E2E8F0"/>
-              <w:right w:val="single" w:sz="4" w:color="E2E8F0"/>
-              <w:insideH w:val="single" w:sz="4" w:color="E2E8F0"/>
-              <w:insideV w:val="single" w:sz="4" w:color="E2E8F0"/>
-            </w:tcBorders>
-          </w:tcPr>
-          <w:p>
-            <w:r>
-              <w:rPr>
-                <w:b/>
-                <w:color w:val="2D3A8C"/>
-                <w:sz w:val="18"/>
-              </w:rPr>
-              <w:t>calBg</w:t>
-            </w:r>
-          </w:p>
-        </w:tc>
-        <w:tc>
-          <w:tcPr>
-            <w:tcW w:type="dxa" w:w="1417"/>
-            <w:shd w:val="clear" w:color="auto" w:fill="F8FAFC"/>
-            <w:tcBorders>
-              <w:top w:val="single" w:sz="4" w:color="E2E8F0"/>
-              <w:left w:val="single" w:sz="4" w:color="E2E8F0"/>
-              <w:bottom w:val="single" w:sz="4" w:color="E2E8F0"/>
-              <w:right w:val="single" w:sz="4" w:color="E2E8F0"/>
-              <w:insideH w:val="single" w:sz="4" w:color="E2E8F0"/>
-              <w:insideV w:val="single" w:sz="4" w:color="E2E8F0"/>
-            </w:tcBorders>
-          </w:tcPr>
-          <w:p>
-            <w:r>
-              <w:rPr>
-                <w:color w:val="1E293B"/>
-                <w:sz w:val="18"/>
-              </w:rPr>
-              <w:t>String</w:t>
-            </w:r>
-          </w:p>
-        </w:tc>
-        <w:tc>
-          <w:tcPr>
-            <w:tcW w:type="dxa" w:w="1984"/>
-            <w:shd w:val="clear" w:color="auto" w:fill="F8FAFC"/>
-            <w:tcBorders>
-              <w:top w:val="single" w:sz="4" w:color="E2E8F0"/>
-              <w:left w:val="single" w:sz="4" w:color="E2E8F0"/>
-              <w:bottom w:val="single" w:sz="4" w:color="E2E8F0"/>
-              <w:right w:val="single" w:sz="4" w:color="E2E8F0"/>
-              <w:insideH w:val="single" w:sz="4" w:color="E2E8F0"/>
-              <w:insideV w:val="single" w:sz="4" w:color="E2E8F0"/>
-            </w:tcBorders>
-          </w:tcPr>
-          <w:p>
-            <w:r>
-              <w:rPr>
-                <w:color w:val="1E293B"/>
-                <w:sz w:val="18"/>
-              </w:rPr>
-              <w:t>#ffffff</w:t>
-            </w:r>
-          </w:p>
-        </w:tc>
-        <w:tc>
-          <w:tcPr>
-            <w:tcW w:type="dxa" w:w="4535"/>
-            <w:shd w:val="clear" w:color="auto" w:fill="F8FAFC"/>
-            <w:tcBorders>
-              <w:top w:val="single" w:sz="4" w:color="E2E8F0"/>
-              <w:left w:val="single" w:sz="4" w:color="E2E8F0"/>
-              <w:bottom w:val="single" w:sz="4" w:color="E2E8F0"/>
-              <w:right w:val="single" w:sz="4" w:color="E2E8F0"/>
-              <w:insideH w:val="single" w:sz="4" w:color="E2E8F0"/>
-              <w:insideV w:val="single" w:sz="4" w:color="E2E8F0"/>
-            </w:tcBorders>
-          </w:tcPr>
-          <w:p>
-            <w:r>
-              <w:rPr>
-                <w:color w:val="1E293B"/>
-                <w:sz w:val="18"/>
-              </w:rPr>
-              <w:t>Фон виджета</w:t>
-            </w:r>
-          </w:p>
-        </w:tc>
-      </w:tr>
-      <w:tr>
-        <w:tc>
-          <w:tcPr>
-            <w:tcW w:type="dxa" w:w="2551"/>
-            <w:shd w:val="clear" w:color="auto" w:fill="FFFFFF"/>
-            <w:tcBorders>
-              <w:top w:val="single" w:sz="4" w:color="E2E8F0"/>
-              <w:left w:val="single" w:sz="4" w:color="E2E8F0"/>
-              <w:bottom w:val="single" w:sz="4" w:color="E2E8F0"/>
-              <w:right w:val="single" w:sz="4" w:color="E2E8F0"/>
-              <w:insideH w:val="single" w:sz="4" w:color="E2E8F0"/>
-              <w:insideV w:val="single" w:sz="4" w:color="E2E8F0"/>
-            </w:tcBorders>
-          </w:tcPr>
-          <w:p>
-            <w:r>
-              <w:rPr>
-                <w:b/>
-                <w:color w:val="2D3A8C"/>
-                <w:sz w:val="18"/>
-              </w:rPr>
-              <w:t>calHeaderBg</w:t>
-            </w:r>
-          </w:p>
-        </w:tc>
-        <w:tc>
-          <w:tcPr>
-            <w:tcW w:type="dxa" w:w="1417"/>
-            <w:shd w:val="clear" w:color="auto" w:fill="FFFFFF"/>
-            <w:tcBorders>
-              <w:top w:val="single" w:sz="4" w:color="E2E8F0"/>
-              <w:left w:val="single" w:sz="4" w:color="E2E8F0"/>
-              <w:bottom w:val="single" w:sz="4" w:color="E2E8F0"/>
-              <w:right w:val="single" w:sz="4" w:color="E2E8F0"/>
-              <w:insideH w:val="single" w:sz="4" w:color="E2E8F0"/>
-              <w:insideV w:val="single" w:sz="4" w:color="E2E8F0"/>
-            </w:tcBorders>
-          </w:tcPr>
-          <w:p>
-            <w:r>
-              <w:rPr>
-                <w:color w:val="1E293B"/>
-                <w:sz w:val="18"/>
-              </w:rPr>
-              <w:t>String</w:t>
-            </w:r>
-          </w:p>
-        </w:tc>
-        <w:tc>
-          <w:tcPr>
-            <w:tcW w:type="dxa" w:w="1984"/>
-            <w:shd w:val="clear" w:color="auto" w:fill="FFFFFF"/>
-            <w:tcBorders>
-              <w:top w:val="single" w:sz="4" w:color="E2E8F0"/>
-              <w:left w:val="single" w:sz="4" w:color="E2E8F0"/>
-              <w:bottom w:val="single" w:sz="4" w:color="E2E8F0"/>
-              <w:right w:val="single" w:sz="4" w:color="E2E8F0"/>
-              <w:insideH w:val="single" w:sz="4" w:color="E2E8F0"/>
-              <w:insideV w:val="single" w:sz="4" w:color="E2E8F0"/>
-            </w:tcBorders>
-          </w:tcPr>
-          <w:p>
-            <w:r>
-              <w:rPr>
-                <w:color w:val="1E293B"/>
-                <w:sz w:val="18"/>
-              </w:rPr>
-              <w:t>#4f6aff</w:t>
-            </w:r>
-          </w:p>
-        </w:tc>
-        <w:tc>
-          <w:tcPr>
-            <w:tcW w:type="dxa" w:w="4535"/>
-            <w:shd w:val="clear" w:color="auto" w:fill="FFFFFF"/>
-            <w:tcBorders>
-              <w:top w:val="single" w:sz="4" w:color="E2E8F0"/>
-              <w:left w:val="single" w:sz="4" w:color="E2E8F0"/>
-              <w:bottom w:val="single" w:sz="4" w:color="E2E8F0"/>
-              <w:right w:val="single" w:sz="4" w:color="E2E8F0"/>
-              <w:insideH w:val="single" w:sz="4" w:color="E2E8F0"/>
-              <w:insideV w:val="single" w:sz="4" w:color="E2E8F0"/>
-            </w:tcBorders>
-          </w:tcPr>
-          <w:p>
-            <w:r>
-              <w:rPr>
-                <w:color w:val="1E293B"/>
-                <w:sz w:val="18"/>
-              </w:rPr>
-              <w:t>Фон шапки</w:t>
-            </w:r>
-          </w:p>
-        </w:tc>
-      </w:tr>
-      <w:tr>
-        <w:tc>
-          <w:tcPr>
-            <w:tcW w:type="dxa" w:w="2551"/>
-            <w:shd w:val="clear" w:color="auto" w:fill="F8FAFC"/>
-            <w:tcBorders>
-              <w:top w:val="single" w:sz="4" w:color="E2E8F0"/>
-              <w:left w:val="single" w:sz="4" w:color="E2E8F0"/>
-              <w:bottom w:val="single" w:sz="4" w:color="E2E8F0"/>
-              <w:right w:val="single" w:sz="4" w:color="E2E8F0"/>
-              <w:insideH w:val="single" w:sz="4" w:color="E2E8F0"/>
-              <w:insideV w:val="single" w:sz="4" w:color="E2E8F0"/>
-            </w:tcBorders>
-          </w:tcPr>
-          <w:p>
-            <w:r>
-              <w:rPr>
-                <w:b/>
-                <w:color w:val="2D3A8C"/>
-                <w:sz w:val="18"/>
-              </w:rPr>
-              <w:t>calHeaderColor</w:t>
-            </w:r>
-          </w:p>
-        </w:tc>
-        <w:tc>
-          <w:tcPr>
-            <w:tcW w:type="dxa" w:w="1417"/>
-            <w:shd w:val="clear" w:color="auto" w:fill="F8FAFC"/>
-            <w:tcBorders>
-              <w:top w:val="single" w:sz="4" w:color="E2E8F0"/>
-              <w:left w:val="single" w:sz="4" w:color="E2E8F0"/>
-              <w:bottom w:val="single" w:sz="4" w:color="E2E8F0"/>
-              <w:right w:val="single" w:sz="4" w:color="E2E8F0"/>
-              <w:insideH w:val="single" w:sz="4" w:color="E2E8F0"/>
-              <w:insideV w:val="single" w:sz="4" w:color="E2E8F0"/>
-            </w:tcBorders>
-          </w:tcPr>
-          <w:p>
-            <w:r>
-              <w:rPr>
-                <w:color w:val="1E293B"/>
-                <w:sz w:val="18"/>
-              </w:rPr>
-              <w:t>String</w:t>
-            </w:r>
-          </w:p>
-        </w:tc>
-        <w:tc>
-          <w:tcPr>
-            <w:tcW w:type="dxa" w:w="1984"/>
-            <w:shd w:val="clear" w:color="auto" w:fill="F8FAFC"/>
-            <w:tcBorders>
-              <w:top w:val="single" w:sz="4" w:color="E2E8F0"/>
-              <w:left w:val="single" w:sz="4" w:color="E2E8F0"/>
-              <w:bottom w:val="single" w:sz="4" w:color="E2E8F0"/>
-              <w:right w:val="single" w:sz="4" w:color="E2E8F0"/>
-              <w:insideH w:val="single" w:sz="4" w:color="E2E8F0"/>
-              <w:insideV w:val="single" w:sz="4" w:color="E2E8F0"/>
-            </w:tcBorders>
-          </w:tcPr>
-          <w:p>
-            <w:r>
-              <w:rPr>
-                <w:color w:val="1E293B"/>
-                <w:sz w:val="18"/>
-              </w:rPr>
-              <w:t>#ffffff</w:t>
-            </w:r>
-          </w:p>
-        </w:tc>
-        <w:tc>
-          <w:tcPr>
-            <w:tcW w:type="dxa" w:w="4535"/>
-            <w:shd w:val="clear" w:color="auto" w:fill="F8FAFC"/>
-            <w:tcBorders>
-              <w:top w:val="single" w:sz="4" w:color="E2E8F0"/>
-              <w:left w:val="single" w:sz="4" w:color="E2E8F0"/>
-              <w:bottom w:val="single" w:sz="4" w:color="E2E8F0"/>
-              <w:right w:val="single" w:sz="4" w:color="E2E8F0"/>
-              <w:insideH w:val="single" w:sz="4" w:color="E2E8F0"/>
-              <w:insideV w:val="single" w:sz="4" w:color="E2E8F0"/>
-            </w:tcBorders>
-          </w:tcPr>
-          <w:p>
-            <w:r>
-              <w:rPr>
-                <w:color w:val="1E293B"/>
-                <w:sz w:val="18"/>
-              </w:rPr>
-              <w:t>Цвет текста шапки</w:t>
-            </w:r>
-          </w:p>
-        </w:tc>
-      </w:tr>
-      <w:tr>
-        <w:tc>
-          <w:tcPr>
-            <w:tcW w:type="dxa" w:w="2551"/>
-            <w:shd w:val="clear" w:color="auto" w:fill="FFFFFF"/>
-            <w:tcBorders>
-              <w:top w:val="single" w:sz="4" w:color="E2E8F0"/>
-              <w:left w:val="single" w:sz="4" w:color="E2E8F0"/>
-              <w:bottom w:val="single" w:sz="4" w:color="E2E8F0"/>
-              <w:right w:val="single" w:sz="4" w:color="E2E8F0"/>
-              <w:insideH w:val="single" w:sz="4" w:color="E2E8F0"/>
-              <w:insideV w:val="single" w:sz="4" w:color="E2E8F0"/>
-            </w:tcBorders>
-          </w:tcPr>
-          <w:p>
-            <w:r>
-              <w:rPr>
-                <w:b/>
-                <w:color w:val="2D3A8C"/>
-                <w:sz w:val="18"/>
-              </w:rPr>
-              <w:t>calAccentColor</w:t>
-            </w:r>
-          </w:p>
-        </w:tc>
-        <w:tc>
-          <w:tcPr>
-            <w:tcW w:type="dxa" w:w="1417"/>
-            <w:shd w:val="clear" w:color="auto" w:fill="FFFFFF"/>
-            <w:tcBorders>
-              <w:top w:val="single" w:sz="4" w:color="E2E8F0"/>
-              <w:left w:val="single" w:sz="4" w:color="E2E8F0"/>
-              <w:bottom w:val="single" w:sz="4" w:color="E2E8F0"/>
-              <w:right w:val="single" w:sz="4" w:color="E2E8F0"/>
-              <w:insideH w:val="single" w:sz="4" w:color="E2E8F0"/>
-              <w:insideV w:val="single" w:sz="4" w:color="E2E8F0"/>
-            </w:tcBorders>
-          </w:tcPr>
-          <w:p>
-            <w:r>
-              <w:rPr>
-                <w:color w:val="1E293B"/>
-                <w:sz w:val="18"/>
-              </w:rPr>
-              <w:t>String</w:t>
-            </w:r>
-          </w:p>
-        </w:tc>
-        <w:tc>
-          <w:tcPr>
-            <w:tcW w:type="dxa" w:w="1984"/>
-            <w:shd w:val="clear" w:color="auto" w:fill="FFFFFF"/>
-            <w:tcBorders>
-              <w:top w:val="single" w:sz="4" w:color="E2E8F0"/>
-              <w:left w:val="single" w:sz="4" w:color="E2E8F0"/>
-              <w:bottom w:val="single" w:sz="4" w:color="E2E8F0"/>
-              <w:right w:val="single" w:sz="4" w:color="E2E8F0"/>
-              <w:insideH w:val="single" w:sz="4" w:color="E2E8F0"/>
-              <w:insideV w:val="single" w:sz="4" w:color="E2E8F0"/>
-            </w:tcBorders>
-          </w:tcPr>
-          <w:p>
-            <w:r>
-              <w:rPr>
-                <w:color w:val="1E293B"/>
-                <w:sz w:val="18"/>
-              </w:rPr>
-              <w:t>#4f6aff</w:t>
-            </w:r>
-          </w:p>
-        </w:tc>
-        <w:tc>
-          <w:tcPr>
-            <w:tcW w:type="dxa" w:w="4535"/>
-            <w:shd w:val="clear" w:color="auto" w:fill="FFFFFF"/>
-            <w:tcBorders>
-              <w:top w:val="single" w:sz="4" w:color="E2E8F0"/>
-              <w:left w:val="single" w:sz="4" w:color="E2E8F0"/>
-              <w:bottom w:val="single" w:sz="4" w:color="E2E8F0"/>
-              <w:right w:val="single" w:sz="4" w:color="E2E8F0"/>
-              <w:insideH w:val="single" w:sz="4" w:color="E2E8F0"/>
-              <w:insideV w:val="single" w:sz="4" w:color="E2E8F0"/>
-            </w:tcBorders>
-          </w:tcPr>
-          <w:p>
-            <w:r>
-              <w:rPr>
-                <w:color w:val="1E293B"/>
-                <w:sz w:val="18"/>
-              </w:rPr>
-              <w:t>Акцентный цвет</w:t>
-            </w:r>
-          </w:p>
-        </w:tc>
-      </w:tr>
-      <w:tr>
-        <w:tc>
-          <w:tcPr>
-            <w:tcW w:type="dxa" w:w="2551"/>
-            <w:shd w:val="clear" w:color="auto" w:fill="F8FAFC"/>
-            <w:tcBorders>
-              <w:top w:val="single" w:sz="4" w:color="E2E8F0"/>
-              <w:left w:val="single" w:sz="4" w:color="E2E8F0"/>
-              <w:bottom w:val="single" w:sz="4" w:color="E2E8F0"/>
-              <w:right w:val="single" w:sz="4" w:color="E2E8F0"/>
-              <w:insideH w:val="single" w:sz="4" w:color="E2E8F0"/>
-              <w:insideV w:val="single" w:sz="4" w:color="E2E8F0"/>
-            </w:tcBorders>
-          </w:tcPr>
-          <w:p>
-            <w:r>
-              <w:rPr>
-                <w:b/>
-                <w:color w:val="2D3A8C"/>
-                <w:sz w:val="18"/>
-              </w:rPr>
-              <w:t>calTodayBg</w:t>
-            </w:r>
-          </w:p>
-        </w:tc>
-        <w:tc>
-          <w:tcPr>
-            <w:tcW w:type="dxa" w:w="1417"/>
-            <w:shd w:val="clear" w:color="auto" w:fill="F8FAFC"/>
-            <w:tcBorders>
-              <w:top w:val="single" w:sz="4" w:color="E2E8F0"/>
-              <w:left w:val="single" w:sz="4" w:color="E2E8F0"/>
-              <w:bottom w:val="single" w:sz="4" w:color="E2E8F0"/>
-              <w:right w:val="single" w:sz="4" w:color="E2E8F0"/>
-              <w:insideH w:val="single" w:sz="4" w:color="E2E8F0"/>
-              <w:insideV w:val="single" w:sz="4" w:color="E2E8F0"/>
-            </w:tcBorders>
-          </w:tcPr>
-          <w:p>
-            <w:r>
-              <w:rPr>
-                <w:color w:val="1E293B"/>
-                <w:sz w:val="18"/>
-              </w:rPr>
-              <w:t>String</w:t>
-            </w:r>
-          </w:p>
-        </w:tc>
-        <w:tc>
-          <w:tcPr>
-            <w:tcW w:type="dxa" w:w="1984"/>
-            <w:shd w:val="clear" w:color="auto" w:fill="F8FAFC"/>
-            <w:tcBorders>
-              <w:top w:val="single" w:sz="4" w:color="E2E8F0"/>
-              <w:left w:val="single" w:sz="4" w:color="E2E8F0"/>
-              <w:bottom w:val="single" w:sz="4" w:color="E2E8F0"/>
-              <w:right w:val="single" w:sz="4" w:color="E2E8F0"/>
-              <w:insideH w:val="single" w:sz="4" w:color="E2E8F0"/>
-              <w:insideV w:val="single" w:sz="4" w:color="E2E8F0"/>
-            </w:tcBorders>
-          </w:tcPr>
-          <w:p>
-            <w:r>
-              <w:rPr>
-                <w:color w:val="1E293B"/>
-                <w:sz w:val="18"/>
-              </w:rPr>
-              <w:t>#eef0ff</w:t>
-            </w:r>
-          </w:p>
-        </w:tc>
-        <w:tc>
-          <w:tcPr>
-            <w:tcW w:type="dxa" w:w="4535"/>
-            <w:shd w:val="clear" w:color="auto" w:fill="F8FAFC"/>
-            <w:tcBorders>
-              <w:top w:val="single" w:sz="4" w:color="E2E8F0"/>
-              <w:left w:val="single" w:sz="4" w:color="E2E8F0"/>
-              <w:bottom w:val="single" w:sz="4" w:color="E2E8F0"/>
-              <w:right w:val="single" w:sz="4" w:color="E2E8F0"/>
-              <w:insideH w:val="single" w:sz="4" w:color="E2E8F0"/>
-              <w:insideV w:val="single" w:sz="4" w:color="E2E8F0"/>
-            </w:tcBorders>
-          </w:tcPr>
-          <w:p>
-            <w:r>
-              <w:rPr>
-                <w:color w:val="1E293B"/>
-                <w:sz w:val="18"/>
-              </w:rPr>
-              <w:t>Фон ячейки «Сегодня»</w:t>
-            </w:r>
-          </w:p>
-        </w:tc>
-      </w:tr>
-      <w:tr>
-        <w:tc>
-          <w:tcPr>
-            <w:tcW w:type="dxa" w:w="2551"/>
-            <w:shd w:val="clear" w:color="auto" w:fill="FFFFFF"/>
-            <w:tcBorders>
-              <w:top w:val="single" w:sz="4" w:color="E2E8F0"/>
-              <w:left w:val="single" w:sz="4" w:color="E2E8F0"/>
-              <w:bottom w:val="single" w:sz="4" w:color="E2E8F0"/>
-              <w:right w:val="single" w:sz="4" w:color="E2E8F0"/>
-              <w:insideH w:val="single" w:sz="4" w:color="E2E8F0"/>
-              <w:insideV w:val="single" w:sz="4" w:color="E2E8F0"/>
-            </w:tcBorders>
-          </w:tcPr>
-          <w:p>
-            <w:r>
-              <w:rPr>
-                <w:b/>
-                <w:color w:val="2D3A8C"/>
-                <w:sz w:val="18"/>
-              </w:rPr>
-              <w:t>calTodayColor</w:t>
-            </w:r>
-          </w:p>
-        </w:tc>
-        <w:tc>
-          <w:tcPr>
-            <w:tcW w:type="dxa" w:w="1417"/>
-            <w:shd w:val="clear" w:color="auto" w:fill="FFFFFF"/>
-            <w:tcBorders>
-              <w:top w:val="single" w:sz="4" w:color="E2E8F0"/>
-              <w:left w:val="single" w:sz="4" w:color="E2E8F0"/>
-              <w:bottom w:val="single" w:sz="4" w:color="E2E8F0"/>
-              <w:right w:val="single" w:sz="4" w:color="E2E8F0"/>
-              <w:insideH w:val="single" w:sz="4" w:color="E2E8F0"/>
-              <w:insideV w:val="single" w:sz="4" w:color="E2E8F0"/>
-            </w:tcBorders>
-          </w:tcPr>
-          <w:p>
-            <w:r>
-              <w:rPr>
-                <w:color w:val="1E293B"/>
-                <w:sz w:val="18"/>
-              </w:rPr>
-              <w:t>String</w:t>
-            </w:r>
-          </w:p>
-        </w:tc>
-        <w:tc>
-          <w:tcPr>
-            <w:tcW w:type="dxa" w:w="1984"/>
-            <w:shd w:val="clear" w:color="auto" w:fill="FFFFFF"/>
-            <w:tcBorders>
-              <w:top w:val="single" w:sz="4" w:color="E2E8F0"/>
-              <w:left w:val="single" w:sz="4" w:color="E2E8F0"/>
-              <w:bottom w:val="single" w:sz="4" w:color="E2E8F0"/>
-              <w:right w:val="single" w:sz="4" w:color="E2E8F0"/>
-              <w:insideH w:val="single" w:sz="4" w:color="E2E8F0"/>
-              <w:insideV w:val="single" w:sz="4" w:color="E2E8F0"/>
-            </w:tcBorders>
-          </w:tcPr>
-          <w:p>
-            <w:r>
-              <w:rPr>
-                <w:color w:val="1E293B"/>
-                <w:sz w:val="18"/>
-              </w:rPr>
-              <w:t>#4f6aff</w:t>
-            </w:r>
-          </w:p>
-        </w:tc>
-        <w:tc>
-          <w:tcPr>
-            <w:tcW w:type="dxa" w:w="4535"/>
-            <w:shd w:val="clear" w:color="auto" w:fill="FFFFFF"/>
-            <w:tcBorders>
-              <w:top w:val="single" w:sz="4" w:color="E2E8F0"/>
-              <w:left w:val="single" w:sz="4" w:color="E2E8F0"/>
-              <w:bottom w:val="single" w:sz="4" w:color="E2E8F0"/>
-              <w:right w:val="single" w:sz="4" w:color="E2E8F0"/>
-              <w:insideH w:val="single" w:sz="4" w:color="E2E8F0"/>
-              <w:insideV w:val="single" w:sz="4" w:color="E2E8F0"/>
-            </w:tcBorders>
-          </w:tcPr>
-          <w:p>
-            <w:r>
-              <w:rPr>
-                <w:color w:val="1E293B"/>
-                <w:sz w:val="18"/>
-              </w:rPr>
-              <w:t>Цвет текста «Сегодня»</w:t>
-            </w:r>
-          </w:p>
-        </w:tc>
-      </w:tr>
-      <w:tr>
-        <w:tc>
-          <w:tcPr>
-            <w:tcW w:type="dxa" w:w="2551"/>
-            <w:shd w:val="clear" w:color="auto" w:fill="F8FAFC"/>
-            <w:tcBorders>
-              <w:top w:val="single" w:sz="4" w:color="E2E8F0"/>
-              <w:left w:val="single" w:sz="4" w:color="E2E8F0"/>
-              <w:bottom w:val="single" w:sz="4" w:color="E2E8F0"/>
-              <w:right w:val="single" w:sz="4" w:color="E2E8F0"/>
-              <w:insideH w:val="single" w:sz="4" w:color="E2E8F0"/>
-              <w:insideV w:val="single" w:sz="4" w:color="E2E8F0"/>
-            </w:tcBorders>
-          </w:tcPr>
-          <w:p>
-            <w:r>
-              <w:rPr>
-                <w:b/>
-                <w:color w:val="2D3A8C"/>
-                <w:sz w:val="18"/>
-              </w:rPr>
-              <w:t>calWeekendColor</w:t>
-            </w:r>
-          </w:p>
-        </w:tc>
-        <w:tc>
-          <w:tcPr>
-            <w:tcW w:type="dxa" w:w="1417"/>
-            <w:shd w:val="clear" w:color="auto" w:fill="F8FAFC"/>
-            <w:tcBorders>
-              <w:top w:val="single" w:sz="4" w:color="E2E8F0"/>
-              <w:left w:val="single" w:sz="4" w:color="E2E8F0"/>
-              <w:bottom w:val="single" w:sz="4" w:color="E2E8F0"/>
-              <w:right w:val="single" w:sz="4" w:color="E2E8F0"/>
-              <w:insideH w:val="single" w:sz="4" w:color="E2E8F0"/>
-              <w:insideV w:val="single" w:sz="4" w:color="E2E8F0"/>
-            </w:tcBorders>
-          </w:tcPr>
-          <w:p>
-            <w:r>
-              <w:rPr>
-                <w:color w:val="1E293B"/>
-                <w:sz w:val="18"/>
-              </w:rPr>
-              <w:t>String</w:t>
-            </w:r>
-          </w:p>
-        </w:tc>
-        <w:tc>
-          <w:tcPr>
-            <w:tcW w:type="dxa" w:w="1984"/>
-            <w:shd w:val="clear" w:color="auto" w:fill="F8FAFC"/>
-            <w:tcBorders>
-              <w:top w:val="single" w:sz="4" w:color="E2E8F0"/>
-              <w:left w:val="single" w:sz="4" w:color="E2E8F0"/>
-              <w:bottom w:val="single" w:sz="4" w:color="E2E8F0"/>
-              <w:right w:val="single" w:sz="4" w:color="E2E8F0"/>
-              <w:insideH w:val="single" w:sz="4" w:color="E2E8F0"/>
-              <w:insideV w:val="single" w:sz="4" w:color="E2E8F0"/>
-            </w:tcBorders>
-          </w:tcPr>
-          <w:p>
-            <w:r>
-              <w:rPr>
-                <w:color w:val="1E293B"/>
-                <w:sz w:val="18"/>
-              </w:rPr>
-              <w:t>#ef4444</w:t>
-            </w:r>
-          </w:p>
-        </w:tc>
-        <w:tc>
-          <w:tcPr>
-            <w:tcW w:type="dxa" w:w="4535"/>
-            <w:shd w:val="clear" w:color="auto" w:fill="F8FAFC"/>
-            <w:tcBorders>
-              <w:top w:val="single" w:sz="4" w:color="E2E8F0"/>
-              <w:left w:val="single" w:sz="4" w:color="E2E8F0"/>
-              <w:bottom w:val="single" w:sz="4" w:color="E2E8F0"/>
-              <w:right w:val="single" w:sz="4" w:color="E2E8F0"/>
-              <w:insideH w:val="single" w:sz="4" w:color="E2E8F0"/>
-              <w:insideV w:val="single" w:sz="4" w:color="E2E8F0"/>
-            </w:tcBorders>
-          </w:tcPr>
-          <w:p>
-            <w:r>
-              <w:rPr>
-                <w:color w:val="1E293B"/>
-                <w:sz w:val="18"/>
-              </w:rPr>
-              <w:t>Цвет выходных дней</w:t>
-            </w:r>
-          </w:p>
-        </w:tc>
-      </w:tr>
-      <w:tr>
-        <w:tc>
-          <w:tcPr>
-            <w:tcW w:type="dxa" w:w="2551"/>
-            <w:shd w:val="clear" w:color="auto" w:fill="FFFFFF"/>
-            <w:tcBorders>
-              <w:top w:val="single" w:sz="4" w:color="E2E8F0"/>
-              <w:left w:val="single" w:sz="4" w:color="E2E8F0"/>
-              <w:bottom w:val="single" w:sz="4" w:color="E2E8F0"/>
-              <w:right w:val="single" w:sz="4" w:color="E2E8F0"/>
-              <w:insideH w:val="single" w:sz="4" w:color="E2E8F0"/>
-              <w:insideV w:val="single" w:sz="4" w:color="E2E8F0"/>
-            </w:tcBorders>
-          </w:tcPr>
-          <w:p>
-            <w:r>
-              <w:rPr>
-                <w:b/>
-                <w:color w:val="2D3A8C"/>
-                <w:sz w:val="18"/>
-              </w:rPr>
-              <w:t>calSelectedBg</w:t>
-            </w:r>
-          </w:p>
-        </w:tc>
-        <w:tc>
-          <w:tcPr>
-            <w:tcW w:type="dxa" w:w="1417"/>
-            <w:shd w:val="clear" w:color="auto" w:fill="FFFFFF"/>
-            <w:tcBorders>
-              <w:top w:val="single" w:sz="4" w:color="E2E8F0"/>
-              <w:left w:val="single" w:sz="4" w:color="E2E8F0"/>
-              <w:bottom w:val="single" w:sz="4" w:color="E2E8F0"/>
-              <w:right w:val="single" w:sz="4" w:color="E2E8F0"/>
-              <w:insideH w:val="single" w:sz="4" w:color="E2E8F0"/>
-              <w:insideV w:val="single" w:sz="4" w:color="E2E8F0"/>
-            </w:tcBorders>
-          </w:tcPr>
-          <w:p>
-            <w:r>
-              <w:rPr>
-                <w:color w:val="1E293B"/>
-                <w:sz w:val="18"/>
-              </w:rPr>
-              <w:t>String</w:t>
-            </w:r>
-          </w:p>
-        </w:tc>
-        <w:tc>
-          <w:tcPr>
-            <w:tcW w:type="dxa" w:w="1984"/>
-            <w:shd w:val="clear" w:color="auto" w:fill="FFFFFF"/>
-            <w:tcBorders>
-              <w:top w:val="single" w:sz="4" w:color="E2E8F0"/>
-              <w:left w:val="single" w:sz="4" w:color="E2E8F0"/>
-              <w:bottom w:val="single" w:sz="4" w:color="E2E8F0"/>
-              <w:right w:val="single" w:sz="4" w:color="E2E8F0"/>
-              <w:insideH w:val="single" w:sz="4" w:color="E2E8F0"/>
-              <w:insideV w:val="single" w:sz="4" w:color="E2E8F0"/>
-            </w:tcBorders>
-          </w:tcPr>
-          <w:p>
-            <w:r>
-              <w:rPr>
-                <w:color w:val="1E293B"/>
-                <w:sz w:val="18"/>
-              </w:rPr>
-              <w:t>#4f6aff</w:t>
-            </w:r>
-          </w:p>
-        </w:tc>
-        <w:tc>
-          <w:tcPr>
-            <w:tcW w:type="dxa" w:w="4535"/>
-            <w:shd w:val="clear" w:color="auto" w:fill="FFFFFF"/>
-            <w:tcBorders>
-              <w:top w:val="single" w:sz="4" w:color="E2E8F0"/>
-              <w:left w:val="single" w:sz="4" w:color="E2E8F0"/>
-              <w:bottom w:val="single" w:sz="4" w:color="E2E8F0"/>
-              <w:right w:val="single" w:sz="4" w:color="E2E8F0"/>
-              <w:insideH w:val="single" w:sz="4" w:color="E2E8F0"/>
-              <w:insideV w:val="single" w:sz="4" w:color="E2E8F0"/>
-            </w:tcBorders>
-          </w:tcPr>
-          <w:p>
-            <w:r>
-              <w:rPr>
-                <w:color w:val="1E293B"/>
-                <w:sz w:val="18"/>
-              </w:rPr>
-              <w:t>Фон выбранной даты</w:t>
-            </w:r>
-          </w:p>
-        </w:tc>
-      </w:tr>
-      <w:tr>
-        <w:tc>
-          <w:tcPr>
-            <w:tcW w:type="dxa" w:w="2551"/>
-            <w:shd w:val="clear" w:color="auto" w:fill="F8FAFC"/>
-            <w:tcBorders>
-              <w:top w:val="single" w:sz="4" w:color="E2E8F0"/>
-              <w:left w:val="single" w:sz="4" w:color="E2E8F0"/>
-              <w:bottom w:val="single" w:sz="4" w:color="E2E8F0"/>
-              <w:right w:val="single" w:sz="4" w:color="E2E8F0"/>
-              <w:insideH w:val="single" w:sz="4" w:color="E2E8F0"/>
-              <w:insideV w:val="single" w:sz="4" w:color="E2E8F0"/>
-            </w:tcBorders>
-          </w:tcPr>
-          <w:p>
-            <w:r>
-              <w:rPr>
-                <w:b/>
-                <w:color w:val="2D3A8C"/>
-                <w:sz w:val="18"/>
-              </w:rPr>
-              <w:t>calSelectedColor</w:t>
-            </w:r>
-          </w:p>
-        </w:tc>
-        <w:tc>
-          <w:tcPr>
-            <w:tcW w:type="dxa" w:w="1417"/>
-            <w:shd w:val="clear" w:color="auto" w:fill="F8FAFC"/>
-            <w:tcBorders>
-              <w:top w:val="single" w:sz="4" w:color="E2E8F0"/>
-              <w:left w:val="single" w:sz="4" w:color="E2E8F0"/>
-              <w:bottom w:val="single" w:sz="4" w:color="E2E8F0"/>
-              <w:right w:val="single" w:sz="4" w:color="E2E8F0"/>
-              <w:insideH w:val="single" w:sz="4" w:color="E2E8F0"/>
-              <w:insideV w:val="single" w:sz="4" w:color="E2E8F0"/>
-            </w:tcBorders>
-          </w:tcPr>
-          <w:p>
-            <w:r>
-              <w:rPr>
-                <w:color w:val="1E293B"/>
-                <w:sz w:val="18"/>
-              </w:rPr>
-              <w:t>String</w:t>
-            </w:r>
-          </w:p>
-        </w:tc>
-        <w:tc>
-          <w:tcPr>
-            <w:tcW w:type="dxa" w:w="1984"/>
-            <w:shd w:val="clear" w:color="auto" w:fill="F8FAFC"/>
-            <w:tcBorders>
-              <w:top w:val="single" w:sz="4" w:color="E2E8F0"/>
-              <w:left w:val="single" w:sz="4" w:color="E2E8F0"/>
-              <w:bottom w:val="single" w:sz="4" w:color="E2E8F0"/>
-              <w:right w:val="single" w:sz="4" w:color="E2E8F0"/>
-              <w:insideH w:val="single" w:sz="4" w:color="E2E8F0"/>
-              <w:insideV w:val="single" w:sz="4" w:color="E2E8F0"/>
-            </w:tcBorders>
-          </w:tcPr>
-          <w:p>
-            <w:r>
-              <w:rPr>
-                <w:color w:val="1E293B"/>
-                <w:sz w:val="18"/>
-              </w:rPr>
-              <w:t>#ffffff</w:t>
-            </w:r>
-          </w:p>
-        </w:tc>
-        <w:tc>
-          <w:tcPr>
-            <w:tcW w:type="dxa" w:w="4535"/>
-            <w:shd w:val="clear" w:color="auto" w:fill="F8FAFC"/>
-            <w:tcBorders>
-              <w:top w:val="single" w:sz="4" w:color="E2E8F0"/>
-              <w:left w:val="single" w:sz="4" w:color="E2E8F0"/>
-              <w:bottom w:val="single" w:sz="4" w:color="E2E8F0"/>
-              <w:right w:val="single" w:sz="4" w:color="E2E8F0"/>
-              <w:insideH w:val="single" w:sz="4" w:color="E2E8F0"/>
-              <w:insideV w:val="single" w:sz="4" w:color="E2E8F0"/>
-            </w:tcBorders>
-          </w:tcPr>
-          <w:p>
-            <w:r>
-              <w:rPr>
-                <w:color w:val="1E293B"/>
-                <w:sz w:val="18"/>
-              </w:rPr>
-              <w:t>Цвет текста выбранной даты</w:t>
-            </w:r>
-          </w:p>
-        </w:tc>
-      </w:tr>
-      <w:tr>
-        <w:tc>
-          <w:tcPr>
-            <w:tcW w:type="dxa" w:w="2551"/>
-            <w:shd w:val="clear" w:color="auto" w:fill="FFFFFF"/>
-            <w:tcBorders>
-              <w:top w:val="single" w:sz="4" w:color="E2E8F0"/>
-              <w:left w:val="single" w:sz="4" w:color="E2E8F0"/>
-              <w:bottom w:val="single" w:sz="4" w:color="E2E8F0"/>
-              <w:right w:val="single" w:sz="4" w:color="E2E8F0"/>
-              <w:insideH w:val="single" w:sz="4" w:color="E2E8F0"/>
-              <w:insideV w:val="single" w:sz="4" w:color="E2E8F0"/>
-            </w:tcBorders>
-          </w:tcPr>
-          <w:p>
-            <w:r>
-              <w:rPr>
-                <w:b/>
-                <w:color w:val="2D3A8C"/>
-                <w:sz w:val="18"/>
-              </w:rPr>
-              <w:t>calRangeBg</w:t>
-            </w:r>
-          </w:p>
-        </w:tc>
-        <w:tc>
-          <w:tcPr>
-            <w:tcW w:type="dxa" w:w="1417"/>
-            <w:shd w:val="clear" w:color="auto" w:fill="FFFFFF"/>
-            <w:tcBorders>
-              <w:top w:val="single" w:sz="4" w:color="E2E8F0"/>
-              <w:left w:val="single" w:sz="4" w:color="E2E8F0"/>
-              <w:bottom w:val="single" w:sz="4" w:color="E2E8F0"/>
-              <w:right w:val="single" w:sz="4" w:color="E2E8F0"/>
-              <w:insideH w:val="single" w:sz="4" w:color="E2E8F0"/>
-              <w:insideV w:val="single" w:sz="4" w:color="E2E8F0"/>
-            </w:tcBorders>
-          </w:tcPr>
-          <w:p>
-            <w:r>
-              <w:rPr>
-                <w:color w:val="1E293B"/>
-                <w:sz w:val="18"/>
-              </w:rPr>
-              <w:t>String</w:t>
-            </w:r>
-          </w:p>
-        </w:tc>
-        <w:tc>
-          <w:tcPr>
-            <w:tcW w:type="dxa" w:w="1984"/>
-            <w:shd w:val="clear" w:color="auto" w:fill="FFFFFF"/>
-            <w:tcBorders>
-              <w:top w:val="single" w:sz="4" w:color="E2E8F0"/>
-              <w:left w:val="single" w:sz="4" w:color="E2E8F0"/>
-              <w:bottom w:val="single" w:sz="4" w:color="E2E8F0"/>
-              <w:right w:val="single" w:sz="4" w:color="E2E8F0"/>
-              <w:insideH w:val="single" w:sz="4" w:color="E2E8F0"/>
-              <w:insideV w:val="single" w:sz="4" w:color="E2E8F0"/>
-            </w:tcBorders>
-          </w:tcPr>
-          <w:p>
-            <w:r>
-              <w:rPr>
-                <w:color w:val="1E293B"/>
-                <w:sz w:val="18"/>
-              </w:rPr>
-              <w:t>rgba(79,106,255,0.10)</w:t>
-            </w:r>
-          </w:p>
-        </w:tc>
-        <w:tc>
-          <w:tcPr>
-            <w:tcW w:type="dxa" w:w="4535"/>
-            <w:shd w:val="clear" w:color="auto" w:fill="FFFFFF"/>
-            <w:tcBorders>
-              <w:top w:val="single" w:sz="4" w:color="E2E8F0"/>
-              <w:left w:val="single" w:sz="4" w:color="E2E8F0"/>
-              <w:bottom w:val="single" w:sz="4" w:color="E2E8F0"/>
-              <w:right w:val="single" w:sz="4" w:color="E2E8F0"/>
-              <w:insideH w:val="single" w:sz="4" w:color="E2E8F0"/>
-              <w:insideV w:val="single" w:sz="4" w:color="E2E8F0"/>
-            </w:tcBorders>
-          </w:tcPr>
-          <w:p>
-            <w:r>
-              <w:rPr>
-                <w:color w:val="1E293B"/>
-                <w:sz w:val="18"/>
-              </w:rPr>
-              <w:t>Фон диапазона</w:t>
-            </w:r>
-          </w:p>
-        </w:tc>
-      </w:tr>
-      <w:tr>
-        <w:tc>
-          <w:tcPr>
-            <w:tcW w:type="dxa" w:w="2551"/>
-            <w:shd w:val="clear" w:color="auto" w:fill="F8FAFC"/>
-            <w:tcBorders>
-              <w:top w:val="single" w:sz="4" w:color="E2E8F0"/>
-              <w:left w:val="single" w:sz="4" w:color="E2E8F0"/>
-              <w:bottom w:val="single" w:sz="4" w:color="E2E8F0"/>
-              <w:right w:val="single" w:sz="4" w:color="E2E8F0"/>
-              <w:insideH w:val="single" w:sz="4" w:color="E2E8F0"/>
-              <w:insideV w:val="single" w:sz="4" w:color="E2E8F0"/>
-            </w:tcBorders>
-          </w:tcPr>
-          <w:p>
-            <w:r>
-              <w:rPr>
-                <w:b/>
-                <w:color w:val="2D3A8C"/>
-                <w:sz w:val="18"/>
-              </w:rPr>
-              <w:t>calCellBg</w:t>
-            </w:r>
-          </w:p>
-        </w:tc>
-        <w:tc>
-          <w:tcPr>
-            <w:tcW w:type="dxa" w:w="1417"/>
-            <w:shd w:val="clear" w:color="auto" w:fill="F8FAFC"/>
-            <w:tcBorders>
-              <w:top w:val="single" w:sz="4" w:color="E2E8F0"/>
-              <w:left w:val="single" w:sz="4" w:color="E2E8F0"/>
-              <w:bottom w:val="single" w:sz="4" w:color="E2E8F0"/>
-              <w:right w:val="single" w:sz="4" w:color="E2E8F0"/>
-              <w:insideH w:val="single" w:sz="4" w:color="E2E8F0"/>
-              <w:insideV w:val="single" w:sz="4" w:color="E2E8F0"/>
-            </w:tcBorders>
-          </w:tcPr>
-          <w:p>
-            <w:r>
-              <w:rPr>
-                <w:color w:val="1E293B"/>
-                <w:sz w:val="18"/>
-              </w:rPr>
-              <w:t>String</w:t>
-            </w:r>
-          </w:p>
-        </w:tc>
-        <w:tc>
-          <w:tcPr>
-            <w:tcW w:type="dxa" w:w="1984"/>
-            <w:shd w:val="clear" w:color="auto" w:fill="F8FAFC"/>
-            <w:tcBorders>
-              <w:top w:val="single" w:sz="4" w:color="E2E8F0"/>
-              <w:left w:val="single" w:sz="4" w:color="E2E8F0"/>
-              <w:bottom w:val="single" w:sz="4" w:color="E2E8F0"/>
-              <w:right w:val="single" w:sz="4" w:color="E2E8F0"/>
-              <w:insideH w:val="single" w:sz="4" w:color="E2E8F0"/>
-              <w:insideV w:val="single" w:sz="4" w:color="E2E8F0"/>
-            </w:tcBorders>
-          </w:tcPr>
-          <w:p>
-            <w:r>
-              <w:rPr>
-                <w:color w:val="1E293B"/>
-                <w:sz w:val="18"/>
-              </w:rPr>
-              <w:t>#ffffff</w:t>
-            </w:r>
-          </w:p>
-        </w:tc>
-        <w:tc>
-          <w:tcPr>
-            <w:tcW w:type="dxa" w:w="4535"/>
-            <w:shd w:val="clear" w:color="auto" w:fill="F8FAFC"/>
-            <w:tcBorders>
-              <w:top w:val="single" w:sz="4" w:color="E2E8F0"/>
-              <w:left w:val="single" w:sz="4" w:color="E2E8F0"/>
-              <w:bottom w:val="single" w:sz="4" w:color="E2E8F0"/>
-              <w:right w:val="single" w:sz="4" w:color="E2E8F0"/>
-              <w:insideH w:val="single" w:sz="4" w:color="E2E8F0"/>
-              <w:insideV w:val="single" w:sz="4" w:color="E2E8F0"/>
-            </w:tcBorders>
-          </w:tcPr>
-          <w:p>
-            <w:r>
-              <w:rPr>
-                <w:color w:val="1E293B"/>
-                <w:sz w:val="18"/>
-              </w:rPr>
-              <w:t>Фон ячейки</w:t>
-            </w:r>
-          </w:p>
-        </w:tc>
-      </w:tr>
-      <w:tr>
-        <w:tc>
-          <w:tcPr>
-            <w:tcW w:type="dxa" w:w="2551"/>
-            <w:shd w:val="clear" w:color="auto" w:fill="FFFFFF"/>
-            <w:tcBorders>
-              <w:top w:val="single" w:sz="4" w:color="E2E8F0"/>
-              <w:left w:val="single" w:sz="4" w:color="E2E8F0"/>
-              <w:bottom w:val="single" w:sz="4" w:color="E2E8F0"/>
-              <w:right w:val="single" w:sz="4" w:color="E2E8F0"/>
-              <w:insideH w:val="single" w:sz="4" w:color="E2E8F0"/>
-              <w:insideV w:val="single" w:sz="4" w:color="E2E8F0"/>
-            </w:tcBorders>
-          </w:tcPr>
-          <w:p>
-            <w:r>
-              <w:rPr>
-                <w:b/>
-                <w:color w:val="2D3A8C"/>
-                <w:sz w:val="18"/>
-              </w:rPr>
-              <w:t>calCellHoverBg</w:t>
-            </w:r>
-          </w:p>
-        </w:tc>
-        <w:tc>
-          <w:tcPr>
-            <w:tcW w:type="dxa" w:w="1417"/>
-            <w:shd w:val="clear" w:color="auto" w:fill="FFFFFF"/>
-            <w:tcBorders>
-              <w:top w:val="single" w:sz="4" w:color="E2E8F0"/>
-              <w:left w:val="single" w:sz="4" w:color="E2E8F0"/>
-              <w:bottom w:val="single" w:sz="4" w:color="E2E8F0"/>
-              <w:right w:val="single" w:sz="4" w:color="E2E8F0"/>
-              <w:insideH w:val="single" w:sz="4" w:color="E2E8F0"/>
-              <w:insideV w:val="single" w:sz="4" w:color="E2E8F0"/>
-            </w:tcBorders>
-          </w:tcPr>
-          <w:p>
-            <w:r>
-              <w:rPr>
-                <w:color w:val="1E293B"/>
-                <w:sz w:val="18"/>
-              </w:rPr>
-              <w:t>String</w:t>
-            </w:r>
-          </w:p>
-        </w:tc>
-        <w:tc>
-          <w:tcPr>
-            <w:tcW w:type="dxa" w:w="1984"/>
-            <w:shd w:val="clear" w:color="auto" w:fill="FFFFFF"/>
-            <w:tcBorders>
-              <w:top w:val="single" w:sz="4" w:color="E2E8F0"/>
-              <w:left w:val="single" w:sz="4" w:color="E2E8F0"/>
-              <w:bottom w:val="single" w:sz="4" w:color="E2E8F0"/>
-              <w:right w:val="single" w:sz="4" w:color="E2E8F0"/>
-              <w:insideH w:val="single" w:sz="4" w:color="E2E8F0"/>
-              <w:insideV w:val="single" w:sz="4" w:color="E2E8F0"/>
-            </w:tcBorders>
-          </w:tcPr>
-          <w:p>
-            <w:r>
-              <w:rPr>
-                <w:color w:val="1E293B"/>
-                <w:sz w:val="18"/>
-              </w:rPr>
-              <w:t>#f5f7ff</w:t>
-            </w:r>
-          </w:p>
-        </w:tc>
-        <w:tc>
-          <w:tcPr>
-            <w:tcW w:type="dxa" w:w="4535"/>
-            <w:shd w:val="clear" w:color="auto" w:fill="FFFFFF"/>
-            <w:tcBorders>
-              <w:top w:val="single" w:sz="4" w:color="E2E8F0"/>
-              <w:left w:val="single" w:sz="4" w:color="E2E8F0"/>
-              <w:bottom w:val="single" w:sz="4" w:color="E2E8F0"/>
-              <w:right w:val="single" w:sz="4" w:color="E2E8F0"/>
-              <w:insideH w:val="single" w:sz="4" w:color="E2E8F0"/>
-              <w:insideV w:val="single" w:sz="4" w:color="E2E8F0"/>
-            </w:tcBorders>
-          </w:tcPr>
-          <w:p>
-            <w:r>
-              <w:rPr>
-                <w:color w:val="1E293B"/>
-                <w:sz w:val="18"/>
-              </w:rPr>
-              <w:t>Фон ячейки при наведении</w:t>
-            </w:r>
-          </w:p>
-        </w:tc>
-      </w:tr>
-      <w:tr>
-        <w:tc>
-          <w:tcPr>
-            <w:tcW w:type="dxa" w:w="2551"/>
-            <w:shd w:val="clear" w:color="auto" w:fill="F8FAFC"/>
-            <w:tcBorders>
-              <w:top w:val="single" w:sz="4" w:color="E2E8F0"/>
-              <w:left w:val="single" w:sz="4" w:color="E2E8F0"/>
-              <w:bottom w:val="single" w:sz="4" w:color="E2E8F0"/>
-              <w:right w:val="single" w:sz="4" w:color="E2E8F0"/>
-              <w:insideH w:val="single" w:sz="4" w:color="E2E8F0"/>
-              <w:insideV w:val="single" w:sz="4" w:color="E2E8F0"/>
-            </w:tcBorders>
-          </w:tcPr>
-          <w:p>
-            <w:r>
-              <w:rPr>
-                <w:b/>
-                <w:color w:val="2D3A8C"/>
-                <w:sz w:val="18"/>
-              </w:rPr>
-              <w:t>calCellBorderColor</w:t>
-            </w:r>
-          </w:p>
-        </w:tc>
-        <w:tc>
-          <w:tcPr>
-            <w:tcW w:type="dxa" w:w="1417"/>
-            <w:shd w:val="clear" w:color="auto" w:fill="F8FAFC"/>
-            <w:tcBorders>
-              <w:top w:val="single" w:sz="4" w:color="E2E8F0"/>
-              <w:left w:val="single" w:sz="4" w:color="E2E8F0"/>
-              <w:bottom w:val="single" w:sz="4" w:color="E2E8F0"/>
-              <w:right w:val="single" w:sz="4" w:color="E2E8F0"/>
-              <w:insideH w:val="single" w:sz="4" w:color="E2E8F0"/>
-              <w:insideV w:val="single" w:sz="4" w:color="E2E8F0"/>
-            </w:tcBorders>
-          </w:tcPr>
-          <w:p>
-            <w:r>
-              <w:rPr>
-                <w:color w:val="1E293B"/>
-                <w:sz w:val="18"/>
-              </w:rPr>
-              <w:t>String</w:t>
-            </w:r>
-          </w:p>
-        </w:tc>
-        <w:tc>
-          <w:tcPr>
-            <w:tcW w:type="dxa" w:w="1984"/>
-            <w:shd w:val="clear" w:color="auto" w:fill="F8FAFC"/>
-            <w:tcBorders>
-              <w:top w:val="single" w:sz="4" w:color="E2E8F0"/>
-              <w:left w:val="single" w:sz="4" w:color="E2E8F0"/>
-              <w:bottom w:val="single" w:sz="4" w:color="E2E8F0"/>
-              <w:right w:val="single" w:sz="4" w:color="E2E8F0"/>
-              <w:insideH w:val="single" w:sz="4" w:color="E2E8F0"/>
-              <w:insideV w:val="single" w:sz="4" w:color="E2E8F0"/>
-            </w:tcBorders>
-          </w:tcPr>
-          <w:p>
-            <w:r>
-              <w:rPr>
-                <w:color w:val="1E293B"/>
-                <w:sz w:val="18"/>
-              </w:rPr>
-              <w:t>#e8ecf4</w:t>
-            </w:r>
-          </w:p>
-        </w:tc>
-        <w:tc>
-          <w:tcPr>
-            <w:tcW w:type="dxa" w:w="4535"/>
-            <w:shd w:val="clear" w:color="auto" w:fill="F8FAFC"/>
-            <w:tcBorders>
-              <w:top w:val="single" w:sz="4" w:color="E2E8F0"/>
-              <w:left w:val="single" w:sz="4" w:color="E2E8F0"/>
-              <w:bottom w:val="single" w:sz="4" w:color="E2E8F0"/>
-              <w:right w:val="single" w:sz="4" w:color="E2E8F0"/>
-              <w:insideH w:val="single" w:sz="4" w:color="E2E8F0"/>
-              <w:insideV w:val="single" w:sz="4" w:color="E2E8F0"/>
-            </w:tcBorders>
-          </w:tcPr>
-          <w:p>
-            <w:r>
-              <w:rPr>
-                <w:color w:val="1E293B"/>
-                <w:sz w:val="18"/>
-              </w:rPr>
-              <w:t>Цвет границы ячейки</w:t>
-            </w:r>
-          </w:p>
-        </w:tc>
-      </w:tr>
-      <w:tr>
-        <w:tc>
-          <w:tcPr>
-            <w:tcW w:type="dxa" w:w="2551"/>
-            <w:shd w:val="clear" w:color="auto" w:fill="FFFFFF"/>
-            <w:tcBorders>
-              <w:top w:val="single" w:sz="4" w:color="E2E8F0"/>
-              <w:left w:val="single" w:sz="4" w:color="E2E8F0"/>
-              <w:bottom w:val="single" w:sz="4" w:color="E2E8F0"/>
-              <w:right w:val="single" w:sz="4" w:color="E2E8F0"/>
-              <w:insideH w:val="single" w:sz="4" w:color="E2E8F0"/>
-              <w:insideV w:val="single" w:sz="4" w:color="E2E8F0"/>
-            </w:tcBorders>
-          </w:tcPr>
-          <w:p>
-            <w:r>
-              <w:rPr>
-                <w:b/>
-                <w:color w:val="2D3A8C"/>
-                <w:sz w:val="18"/>
-              </w:rPr>
-              <w:t>calRadius</w:t>
-            </w:r>
-          </w:p>
-        </w:tc>
-        <w:tc>
-          <w:tcPr>
-            <w:tcW w:type="dxa" w:w="1417"/>
-            <w:shd w:val="clear" w:color="auto" w:fill="FFFFFF"/>
-            <w:tcBorders>
-              <w:top w:val="single" w:sz="4" w:color="E2E8F0"/>
-              <w:left w:val="single" w:sz="4" w:color="E2E8F0"/>
-              <w:bottom w:val="single" w:sz="4" w:color="E2E8F0"/>
-              <w:right w:val="single" w:sz="4" w:color="E2E8F0"/>
-              <w:insideH w:val="single" w:sz="4" w:color="E2E8F0"/>
-              <w:insideV w:val="single" w:sz="4" w:color="E2E8F0"/>
-            </w:tcBorders>
-          </w:tcPr>
-          <w:p>
-            <w:r>
-              <w:rPr>
-                <w:color w:val="1E293B"/>
-                <w:sz w:val="18"/>
-              </w:rPr>
-              <w:t>String</w:t>
-            </w:r>
-          </w:p>
-        </w:tc>
-        <w:tc>
-          <w:tcPr>
-            <w:tcW w:type="dxa" w:w="1984"/>
-            <w:shd w:val="clear" w:color="auto" w:fill="FFFFFF"/>
-            <w:tcBorders>
-              <w:top w:val="single" w:sz="4" w:color="E2E8F0"/>
-              <w:left w:val="single" w:sz="4" w:color="E2E8F0"/>
-              <w:bottom w:val="single" w:sz="4" w:color="E2E8F0"/>
-              <w:right w:val="single" w:sz="4" w:color="E2E8F0"/>
-              <w:insideH w:val="single" w:sz="4" w:color="E2E8F0"/>
-              <w:insideV w:val="single" w:sz="4" w:color="E2E8F0"/>
-            </w:tcBorders>
-          </w:tcPr>
-          <w:p>
-            <w:r>
-              <w:rPr>
-                <w:color w:val="1E293B"/>
-                <w:sz w:val="18"/>
-              </w:rPr>
-              <w:t>12px</w:t>
-            </w:r>
-          </w:p>
-        </w:tc>
-        <w:tc>
-          <w:tcPr>
-            <w:tcW w:type="dxa" w:w="4535"/>
-            <w:shd w:val="clear" w:color="auto" w:fill="FFFFFF"/>
-            <w:tcBorders>
-              <w:top w:val="single" w:sz="4" w:color="E2E8F0"/>
-              <w:left w:val="single" w:sz="4" w:color="E2E8F0"/>
-              <w:bottom w:val="single" w:sz="4" w:color="E2E8F0"/>
-              <w:right w:val="single" w:sz="4" w:color="E2E8F0"/>
-              <w:insideH w:val="single" w:sz="4" w:color="E2E8F0"/>
-              <w:insideV w:val="single" w:sz="4" w:color="E2E8F0"/>
-            </w:tcBorders>
-          </w:tcPr>
-          <w:p>
-            <w:r>
-              <w:rPr>
-                <w:color w:val="1E293B"/>
-                <w:sz w:val="18"/>
-              </w:rPr>
-              <w:t>Скругление виджета</w:t>
-            </w:r>
-          </w:p>
-        </w:tc>
-      </w:tr>
-      <w:tr>
-        <w:tc>
-          <w:tcPr>
-            <w:tcW w:type="dxa" w:w="2551"/>
-            <w:shd w:val="clear" w:color="auto" w:fill="F8FAFC"/>
-            <w:tcBorders>
-              <w:top w:val="single" w:sz="4" w:color="E2E8F0"/>
-              <w:left w:val="single" w:sz="4" w:color="E2E8F0"/>
-              <w:bottom w:val="single" w:sz="4" w:color="E2E8F0"/>
-              <w:right w:val="single" w:sz="4" w:color="E2E8F0"/>
-              <w:insideH w:val="single" w:sz="4" w:color="E2E8F0"/>
-              <w:insideV w:val="single" w:sz="4" w:color="E2E8F0"/>
-            </w:tcBorders>
-          </w:tcPr>
-          <w:p>
-            <w:r>
-              <w:rPr>
-                <w:b/>
-                <w:color w:val="2D3A8C"/>
-                <w:sz w:val="18"/>
-              </w:rPr>
-              <w:t>calEventRadius</w:t>
-            </w:r>
-          </w:p>
-        </w:tc>
-        <w:tc>
-          <w:tcPr>
-            <w:tcW w:type="dxa" w:w="1417"/>
-            <w:shd w:val="clear" w:color="auto" w:fill="F8FAFC"/>
-            <w:tcBorders>
-              <w:top w:val="single" w:sz="4" w:color="E2E8F0"/>
-              <w:left w:val="single" w:sz="4" w:color="E2E8F0"/>
-              <w:bottom w:val="single" w:sz="4" w:color="E2E8F0"/>
-              <w:right w:val="single" w:sz="4" w:color="E2E8F0"/>
-              <w:insideH w:val="single" w:sz="4" w:color="E2E8F0"/>
-              <w:insideV w:val="single" w:sz="4" w:color="E2E8F0"/>
-            </w:tcBorders>
-          </w:tcPr>
-          <w:p>
-            <w:r>
-              <w:rPr>
-                <w:color w:val="1E293B"/>
-                <w:sz w:val="18"/>
-              </w:rPr>
-              <w:t>String</w:t>
-            </w:r>
-          </w:p>
-        </w:tc>
-        <w:tc>
-          <w:tcPr>
-            <w:tcW w:type="dxa" w:w="1984"/>
-            <w:shd w:val="clear" w:color="auto" w:fill="F8FAFC"/>
-            <w:tcBorders>
-              <w:top w:val="single" w:sz="4" w:color="E2E8F0"/>
-              <w:left w:val="single" w:sz="4" w:color="E2E8F0"/>
-              <w:bottom w:val="single" w:sz="4" w:color="E2E8F0"/>
-              <w:right w:val="single" w:sz="4" w:color="E2E8F0"/>
-              <w:insideH w:val="single" w:sz="4" w:color="E2E8F0"/>
-              <w:insideV w:val="single" w:sz="4" w:color="E2E8F0"/>
-            </w:tcBorders>
-          </w:tcPr>
-          <w:p>
-            <w:r>
-              <w:rPr>
-                <w:color w:val="1E293B"/>
-                <w:sz w:val="18"/>
-              </w:rPr>
-              <w:t>4px</w:t>
-            </w:r>
-          </w:p>
-        </w:tc>
-        <w:tc>
-          <w:tcPr>
-            <w:tcW w:type="dxa" w:w="4535"/>
-            <w:shd w:val="clear" w:color="auto" w:fill="F8FAFC"/>
-            <w:tcBorders>
-              <w:top w:val="single" w:sz="4" w:color="E2E8F0"/>
-              <w:left w:val="single" w:sz="4" w:color="E2E8F0"/>
-              <w:bottom w:val="single" w:sz="4" w:color="E2E8F0"/>
-              <w:right w:val="single" w:sz="4" w:color="E2E8F0"/>
-              <w:insideH w:val="single" w:sz="4" w:color="E2E8F0"/>
-              <w:insideV w:val="single" w:sz="4" w:color="E2E8F0"/>
-            </w:tcBorders>
-          </w:tcPr>
-          <w:p>
-            <w:r>
-              <w:rPr>
-                <w:color w:val="1E293B"/>
-                <w:sz w:val="18"/>
-              </w:rPr>
-              <w:t>Скругление метки события</w:t>
-            </w:r>
-          </w:p>
-        </w:tc>
-      </w:tr>
-      <w:tr>
-        <w:tc>
-          <w:tcPr>
-            <w:tcW w:type="dxa" w:w="2551"/>
-            <w:shd w:val="clear" w:color="auto" w:fill="FFFFFF"/>
-            <w:tcBorders>
-              <w:top w:val="single" w:sz="4" w:color="E2E8F0"/>
-              <w:left w:val="single" w:sz="4" w:color="E2E8F0"/>
-              <w:bottom w:val="single" w:sz="4" w:color="E2E8F0"/>
-              <w:right w:val="single" w:sz="4" w:color="E2E8F0"/>
-              <w:insideH w:val="single" w:sz="4" w:color="E2E8F0"/>
-              <w:insideV w:val="single" w:sz="4" w:color="E2E8F0"/>
-            </w:tcBorders>
-          </w:tcPr>
-          <w:p>
-            <w:r>
-              <w:rPr>
-                <w:b/>
-                <w:color w:val="2D3A8C"/>
-                <w:sz w:val="18"/>
-              </w:rPr>
-              <w:t>calShadow</w:t>
-            </w:r>
-          </w:p>
-        </w:tc>
-        <w:tc>
-          <w:tcPr>
-            <w:tcW w:type="dxa" w:w="1417"/>
-            <w:shd w:val="clear" w:color="auto" w:fill="FFFFFF"/>
-            <w:tcBorders>
-              <w:top w:val="single" w:sz="4" w:color="E2E8F0"/>
-              <w:left w:val="single" w:sz="4" w:color="E2E8F0"/>
-              <w:bottom w:val="single" w:sz="4" w:color="E2E8F0"/>
-              <w:right w:val="single" w:sz="4" w:color="E2E8F0"/>
-              <w:insideH w:val="single" w:sz="4" w:color="E2E8F0"/>
-              <w:insideV w:val="single" w:sz="4" w:color="E2E8F0"/>
-            </w:tcBorders>
-          </w:tcPr>
-          <w:p>
-            <w:r>
-              <w:rPr>
-                <w:color w:val="1E293B"/>
-                <w:sz w:val="18"/>
-              </w:rPr>
-              <w:t>String</w:t>
-            </w:r>
-          </w:p>
-        </w:tc>
-        <w:tc>
-          <w:tcPr>
-            <w:tcW w:type="dxa" w:w="1984"/>
-            <w:shd w:val="clear" w:color="auto" w:fill="FFFFFF"/>
-            <w:tcBorders>
-              <w:top w:val="single" w:sz="4" w:color="E2E8F0"/>
-              <w:left w:val="single" w:sz="4" w:color="E2E8F0"/>
-              <w:bottom w:val="single" w:sz="4" w:color="E2E8F0"/>
-              <w:right w:val="single" w:sz="4" w:color="E2E8F0"/>
-              <w:insideH w:val="single" w:sz="4" w:color="E2E8F0"/>
-              <w:insideV w:val="single" w:sz="4" w:color="E2E8F0"/>
-            </w:tcBorders>
-          </w:tcPr>
-          <w:p>
-            <w:r>
-              <w:rPr>
-                <w:color w:val="1E293B"/>
-                <w:sz w:val="18"/>
-              </w:rPr>
-              <w:t>...</w:t>
-            </w:r>
-          </w:p>
-        </w:tc>
-        <w:tc>
-          <w:tcPr>
-            <w:tcW w:type="dxa" w:w="4535"/>
-            <w:shd w:val="clear" w:color="auto" w:fill="FFFFFF"/>
-            <w:tcBorders>
-              <w:top w:val="single" w:sz="4" w:color="E2E8F0"/>
-              <w:left w:val="single" w:sz="4" w:color="E2E8F0"/>
-              <w:bottom w:val="single" w:sz="4" w:color="E2E8F0"/>
-              <w:right w:val="single" w:sz="4" w:color="E2E8F0"/>
-              <w:insideH w:val="single" w:sz="4" w:color="E2E8F0"/>
-              <w:insideV w:val="single" w:sz="4" w:color="E2E8F0"/>
-            </w:tcBorders>
-          </w:tcPr>
-          <w:p>
-            <w:r>
-              <w:rPr>
-                <w:color w:val="1E293B"/>
-                <w:sz w:val="18"/>
-              </w:rPr>
-              <w:t>Тень виджета (CSS box-shadow)</w:t>
-            </w:r>
-          </w:p>
-        </w:tc>
-      </w:tr>
-      <w:tr>
-        <w:tc>
-          <w:tcPr>
-            <w:tcW w:type="dxa" w:w="2551"/>
-            <w:shd w:val="clear" w:color="auto" w:fill="F8FAFC"/>
-            <w:tcBorders>
-              <w:top w:val="single" w:sz="4" w:color="E2E8F0"/>
-              <w:left w:val="single" w:sz="4" w:color="E2E8F0"/>
-              <w:bottom w:val="single" w:sz="4" w:color="E2E8F0"/>
-              <w:right w:val="single" w:sz="4" w:color="E2E8F0"/>
-              <w:insideH w:val="single" w:sz="4" w:color="E2E8F0"/>
-              <w:insideV w:val="single" w:sz="4" w:color="E2E8F0"/>
-            </w:tcBorders>
-          </w:tcPr>
-          <w:p>
-            <w:r>
-              <w:rPr>
-                <w:b/>
-                <w:color w:val="2D3A8C"/>
-                <w:sz w:val="18"/>
-              </w:rPr>
-              <w:t>calFontFamily</w:t>
-            </w:r>
-          </w:p>
-        </w:tc>
-        <w:tc>
-          <w:tcPr>
-            <w:tcW w:type="dxa" w:w="1417"/>
-            <w:shd w:val="clear" w:color="auto" w:fill="F8FAFC"/>
-            <w:tcBorders>
-              <w:top w:val="single" w:sz="4" w:color="E2E8F0"/>
-              <w:left w:val="single" w:sz="4" w:color="E2E8F0"/>
-              <w:bottom w:val="single" w:sz="4" w:color="E2E8F0"/>
-              <w:right w:val="single" w:sz="4" w:color="E2E8F0"/>
-              <w:insideH w:val="single" w:sz="4" w:color="E2E8F0"/>
-              <w:insideV w:val="single" w:sz="4" w:color="E2E8F0"/>
-            </w:tcBorders>
-          </w:tcPr>
-          <w:p>
-            <w:r>
-              <w:rPr>
-                <w:color w:val="1E293B"/>
-                <w:sz w:val="18"/>
-              </w:rPr>
-              <w:t>String</w:t>
-            </w:r>
-          </w:p>
-        </w:tc>
-        <w:tc>
-          <w:tcPr>
-            <w:tcW w:type="dxa" w:w="1984"/>
-            <w:shd w:val="clear" w:color="auto" w:fill="F8FAFC"/>
-            <w:tcBorders>
-              <w:top w:val="single" w:sz="4" w:color="E2E8F0"/>
-              <w:left w:val="single" w:sz="4" w:color="E2E8F0"/>
-              <w:bottom w:val="single" w:sz="4" w:color="E2E8F0"/>
-              <w:right w:val="single" w:sz="4" w:color="E2E8F0"/>
-              <w:insideH w:val="single" w:sz="4" w:color="E2E8F0"/>
-              <w:insideV w:val="single" w:sz="4" w:color="E2E8F0"/>
-            </w:tcBorders>
-          </w:tcPr>
-          <w:p>
-            <w:r>
-              <w:rPr>
-                <w:color w:val="1E293B"/>
-                <w:sz w:val="18"/>
-              </w:rPr>
-              <w:t>inherit</w:t>
-            </w:r>
-          </w:p>
-        </w:tc>
-        <w:tc>
-          <w:tcPr>
-            <w:tcW w:type="dxa" w:w="4535"/>
-            <w:shd w:val="clear" w:color="auto" w:fill="F8FAFC"/>
-            <w:tcBorders>
-              <w:top w:val="single" w:sz="4" w:color="E2E8F0"/>
-              <w:left w:val="single" w:sz="4" w:color="E2E8F0"/>
-              <w:bottom w:val="single" w:sz="4" w:color="E2E8F0"/>
-              <w:right w:val="single" w:sz="4" w:color="E2E8F0"/>
-              <w:insideH w:val="single" w:sz="4" w:color="E2E8F0"/>
-              <w:insideV w:val="single" w:sz="4" w:color="E2E8F0"/>
-            </w:tcBorders>
-          </w:tcPr>
-          <w:p>
-            <w:r>
-              <w:rPr>
-                <w:color w:val="1E293B"/>
-                <w:sz w:val="18"/>
-              </w:rPr>
-              <w:t>Гарнитура шрифта</w:t>
-            </w:r>
-          </w:p>
-        </w:tc>
-      </w:tr>
-      <w:tr>
-        <w:tc>
-          <w:tcPr>
-            <w:tcW w:type="dxa" w:w="2551"/>
-            <w:shd w:val="clear" w:color="auto" w:fill="FFFFFF"/>
-            <w:tcBorders>
-              <w:top w:val="single" w:sz="4" w:color="E2E8F0"/>
-              <w:left w:val="single" w:sz="4" w:color="E2E8F0"/>
-              <w:bottom w:val="single" w:sz="4" w:color="E2E8F0"/>
-              <w:right w:val="single" w:sz="4" w:color="E2E8F0"/>
-              <w:insideH w:val="single" w:sz="4" w:color="E2E8F0"/>
-              <w:insideV w:val="single" w:sz="4" w:color="E2E8F0"/>
-            </w:tcBorders>
-          </w:tcPr>
-          <w:p>
-            <w:r>
-              <w:rPr>
-                <w:b/>
-                <w:color w:val="2D3A8C"/>
-                <w:sz w:val="18"/>
-              </w:rPr>
-              <w:t>calFontSize</w:t>
-            </w:r>
-          </w:p>
-        </w:tc>
-        <w:tc>
-          <w:tcPr>
-            <w:tcW w:type="dxa" w:w="1417"/>
-            <w:shd w:val="clear" w:color="auto" w:fill="FFFFFF"/>
-            <w:tcBorders>
-              <w:top w:val="single" w:sz="4" w:color="E2E8F0"/>
-              <w:left w:val="single" w:sz="4" w:color="E2E8F0"/>
-              <w:bottom w:val="single" w:sz="4" w:color="E2E8F0"/>
-              <w:right w:val="single" w:sz="4" w:color="E2E8F0"/>
-              <w:insideH w:val="single" w:sz="4" w:color="E2E8F0"/>
-              <w:insideV w:val="single" w:sz="4" w:color="E2E8F0"/>
-            </w:tcBorders>
-          </w:tcPr>
-          <w:p>
-            <w:r>
-              <w:rPr>
-                <w:color w:val="1E293B"/>
-                <w:sz w:val="18"/>
-              </w:rPr>
-              <w:t>String</w:t>
-            </w:r>
-          </w:p>
-        </w:tc>
-        <w:tc>
-          <w:tcPr>
-            <w:tcW w:type="dxa" w:w="1984"/>
-            <w:shd w:val="clear" w:color="auto" w:fill="FFFFFF"/>
-            <w:tcBorders>
-              <w:top w:val="single" w:sz="4" w:color="E2E8F0"/>
-              <w:left w:val="single" w:sz="4" w:color="E2E8F0"/>
-              <w:bottom w:val="single" w:sz="4" w:color="E2E8F0"/>
-              <w:right w:val="single" w:sz="4" w:color="E2E8F0"/>
-              <w:insideH w:val="single" w:sz="4" w:color="E2E8F0"/>
-              <w:insideV w:val="single" w:sz="4" w:color="E2E8F0"/>
-            </w:tcBorders>
-          </w:tcPr>
-          <w:p>
-            <w:r>
-              <w:rPr>
-                <w:color w:val="1E293B"/>
-                <w:sz w:val="18"/>
-              </w:rPr>
-              <w:t>13px</w:t>
-            </w:r>
-          </w:p>
-        </w:tc>
-        <w:tc>
-          <w:tcPr>
-            <w:tcW w:type="dxa" w:w="4535"/>
-            <w:shd w:val="clear" w:color="auto" w:fill="FFFFFF"/>
-            <w:tcBorders>
-              <w:top w:val="single" w:sz="4" w:color="E2E8F0"/>
-              <w:left w:val="single" w:sz="4" w:color="E2E8F0"/>
-              <w:bottom w:val="single" w:sz="4" w:color="E2E8F0"/>
-              <w:right w:val="single" w:sz="4" w:color="E2E8F0"/>
-              <w:insideH w:val="single" w:sz="4" w:color="E2E8F0"/>
-              <w:insideV w:val="single" w:sz="4" w:color="E2E8F0"/>
-            </w:tcBorders>
-          </w:tcPr>
-          <w:p>
-            <w:r>
-              <w:rPr>
-                <w:color w:val="1E293B"/>
-                <w:sz w:val="18"/>
-              </w:rPr>
-              <w:t>Размер шрифта</w:t>
-            </w:r>
-          </w:p>
-        </w:tc>
-      </w:tr>
-      <w:tr>
-        <w:tc>
-          <w:tcPr>
-            <w:tcW w:type="dxa" w:w="2551"/>
-            <w:shd w:val="clear" w:color="auto" w:fill="F8FAFC"/>
-            <w:tcBorders>
-              <w:top w:val="single" w:sz="4" w:color="E2E8F0"/>
-              <w:left w:val="single" w:sz="4" w:color="E2E8F0"/>
-              <w:bottom w:val="single" w:sz="4" w:color="E2E8F0"/>
-              <w:right w:val="single" w:sz="4" w:color="E2E8F0"/>
-              <w:insideH w:val="single" w:sz="4" w:color="E2E8F0"/>
-              <w:insideV w:val="single" w:sz="4" w:color="E2E8F0"/>
-            </w:tcBorders>
-          </w:tcPr>
-          <w:p>
-            <w:r>
-              <w:rPr>
-                <w:b/>
-                <w:color w:val="2D3A8C"/>
-                <w:sz w:val="18"/>
-              </w:rPr>
-              <w:t>calTooltipBg</w:t>
-            </w:r>
-          </w:p>
-        </w:tc>
-        <w:tc>
-          <w:tcPr>
-            <w:tcW w:type="dxa" w:w="1417"/>
-            <w:shd w:val="clear" w:color="auto" w:fill="F8FAFC"/>
-            <w:tcBorders>
-              <w:top w:val="single" w:sz="4" w:color="E2E8F0"/>
-              <w:left w:val="single" w:sz="4" w:color="E2E8F0"/>
-              <w:bottom w:val="single" w:sz="4" w:color="E2E8F0"/>
-              <w:right w:val="single" w:sz="4" w:color="E2E8F0"/>
-              <w:insideH w:val="single" w:sz="4" w:color="E2E8F0"/>
-              <w:insideV w:val="single" w:sz="4" w:color="E2E8F0"/>
-            </w:tcBorders>
-          </w:tcPr>
-          <w:p>
-            <w:r>
-              <w:rPr>
-                <w:color w:val="1E293B"/>
-                <w:sz w:val="18"/>
-              </w:rPr>
-              <w:t>String</w:t>
-            </w:r>
-          </w:p>
-        </w:tc>
-        <w:tc>
-          <w:tcPr>
-            <w:tcW w:type="dxa" w:w="1984"/>
-            <w:shd w:val="clear" w:color="auto" w:fill="F8FAFC"/>
-            <w:tcBorders>
-              <w:top w:val="single" w:sz="4" w:color="E2E8F0"/>
-              <w:left w:val="single" w:sz="4" w:color="E2E8F0"/>
-              <w:bottom w:val="single" w:sz="4" w:color="E2E8F0"/>
-              <w:right w:val="single" w:sz="4" w:color="E2E8F0"/>
-              <w:insideH w:val="single" w:sz="4" w:color="E2E8F0"/>
-              <w:insideV w:val="single" w:sz="4" w:color="E2E8F0"/>
-            </w:tcBorders>
-          </w:tcPr>
-          <w:p>
-            <w:r>
-              <w:rPr>
-                <w:color w:val="1E293B"/>
-                <w:sz w:val="18"/>
-              </w:rPr>
-              <w:t>#1e293b</w:t>
-            </w:r>
-          </w:p>
-        </w:tc>
-        <w:tc>
-          <w:tcPr>
-            <w:tcW w:type="dxa" w:w="4535"/>
-            <w:shd w:val="clear" w:color="auto" w:fill="F8FAFC"/>
-            <w:tcBorders>
-              <w:top w:val="single" w:sz="4" w:color="E2E8F0"/>
-              <w:left w:val="single" w:sz="4" w:color="E2E8F0"/>
-              <w:bottom w:val="single" w:sz="4" w:color="E2E8F0"/>
-              <w:right w:val="single" w:sz="4" w:color="E2E8F0"/>
-              <w:insideH w:val="single" w:sz="4" w:color="E2E8F0"/>
-              <w:insideV w:val="single" w:sz="4" w:color="E2E8F0"/>
-            </w:tcBorders>
-          </w:tcPr>
-          <w:p>
-            <w:r>
-              <w:rPr>
-                <w:color w:val="1E293B"/>
-                <w:sz w:val="18"/>
-              </w:rPr>
-              <w:t>Фон тултипа</w:t>
-            </w:r>
-          </w:p>
-        </w:tc>
-      </w:tr>
-      <w:tr>
-        <w:tc>
-          <w:tcPr>
-            <w:tcW w:type="dxa" w:w="2551"/>
-            <w:shd w:val="clear" w:color="auto" w:fill="FFFFFF"/>
-            <w:tcBorders>
-              <w:top w:val="single" w:sz="4" w:color="E2E8F0"/>
-              <w:left w:val="single" w:sz="4" w:color="E2E8F0"/>
-              <w:bottom w:val="single" w:sz="4" w:color="E2E8F0"/>
-              <w:right w:val="single" w:sz="4" w:color="E2E8F0"/>
-              <w:insideH w:val="single" w:sz="4" w:color="E2E8F0"/>
-              <w:insideV w:val="single" w:sz="4" w:color="E2E8F0"/>
-            </w:tcBorders>
-          </w:tcPr>
-          <w:p>
-            <w:r>
-              <w:rPr>
-                <w:b/>
-                <w:color w:val="2D3A8C"/>
-                <w:sz w:val="18"/>
-              </w:rPr>
-              <w:t>calTooltipColor</w:t>
-            </w:r>
-          </w:p>
-        </w:tc>
-        <w:tc>
-          <w:tcPr>
-            <w:tcW w:type="dxa" w:w="1417"/>
-            <w:shd w:val="clear" w:color="auto" w:fill="FFFFFF"/>
-            <w:tcBorders>
-              <w:top w:val="single" w:sz="4" w:color="E2E8F0"/>
-              <w:left w:val="single" w:sz="4" w:color="E2E8F0"/>
-              <w:bottom w:val="single" w:sz="4" w:color="E2E8F0"/>
-              <w:right w:val="single" w:sz="4" w:color="E2E8F0"/>
-              <w:insideH w:val="single" w:sz="4" w:color="E2E8F0"/>
-              <w:insideV w:val="single" w:sz="4" w:color="E2E8F0"/>
-            </w:tcBorders>
-          </w:tcPr>
-          <w:p>
-            <w:r>
-              <w:rPr>
-                <w:color w:val="1E293B"/>
-                <w:sz w:val="18"/>
-              </w:rPr>
-              <w:t>String</w:t>
-            </w:r>
-          </w:p>
-        </w:tc>
-        <w:tc>
-          <w:tcPr>
-            <w:tcW w:type="dxa" w:w="1984"/>
-            <w:shd w:val="clear" w:color="auto" w:fill="FFFFFF"/>
-            <w:tcBorders>
-              <w:top w:val="single" w:sz="4" w:color="E2E8F0"/>
-              <w:left w:val="single" w:sz="4" w:color="E2E8F0"/>
-              <w:bottom w:val="single" w:sz="4" w:color="E2E8F0"/>
-              <w:right w:val="single" w:sz="4" w:color="E2E8F0"/>
-              <w:insideH w:val="single" w:sz="4" w:color="E2E8F0"/>
-              <w:insideV w:val="single" w:sz="4" w:color="E2E8F0"/>
-            </w:tcBorders>
-          </w:tcPr>
-          <w:p>
-            <w:r>
-              <w:rPr>
-                <w:color w:val="1E293B"/>
-                <w:sz w:val="18"/>
-              </w:rPr>
-              <w:t>#f1f5f9</w:t>
-            </w:r>
-          </w:p>
-        </w:tc>
-        <w:tc>
-          <w:tcPr>
-            <w:tcW w:type="dxa" w:w="4535"/>
-            <w:shd w:val="clear" w:color="auto" w:fill="FFFFFF"/>
-            <w:tcBorders>
-              <w:top w:val="single" w:sz="4" w:color="E2E8F0"/>
-              <w:left w:val="single" w:sz="4" w:color="E2E8F0"/>
-              <w:bottom w:val="single" w:sz="4" w:color="E2E8F0"/>
-              <w:right w:val="single" w:sz="4" w:color="E2E8F0"/>
-              <w:insideH w:val="single" w:sz="4" w:color="E2E8F0"/>
-              <w:insideV w:val="single" w:sz="4" w:color="E2E8F0"/>
-            </w:tcBorders>
-          </w:tcPr>
-          <w:p>
-            <w:r>
-              <w:rPr>
-                <w:color w:val="1E293B"/>
-                <w:sz w:val="18"/>
-              </w:rPr>
-              <w:t>Цвет текста тултипа</w:t>
-            </w:r>
-          </w:p>
-        </w:tc>
-      </w:tr>
-      <w:tr>
-        <w:tc>
-          <w:tcPr>
-            <w:tcW w:type="dxa" w:w="2551"/>
-            <w:shd w:val="clear" w:color="auto" w:fill="F8FAFC"/>
-            <w:tcBorders>
-              <w:top w:val="single" w:sz="4" w:color="E2E8F0"/>
-              <w:left w:val="single" w:sz="4" w:color="E2E8F0"/>
-              <w:bottom w:val="single" w:sz="4" w:color="E2E8F0"/>
-              <w:right w:val="single" w:sz="4" w:color="E2E8F0"/>
-              <w:insideH w:val="single" w:sz="4" w:color="E2E8F0"/>
-              <w:insideV w:val="single" w:sz="4" w:color="E2E8F0"/>
-            </w:tcBorders>
-          </w:tcPr>
-          <w:p>
-            <w:r>
-              <w:rPr>
-                <w:b/>
-                <w:color w:val="2D3A8C"/>
-                <w:sz w:val="18"/>
-              </w:rPr>
-              <w:t>calTooltipRadius</w:t>
-            </w:r>
-          </w:p>
-        </w:tc>
-        <w:tc>
-          <w:tcPr>
-            <w:tcW w:type="dxa" w:w="1417"/>
-            <w:shd w:val="clear" w:color="auto" w:fill="F8FAFC"/>
-            <w:tcBorders>
-              <w:top w:val="single" w:sz="4" w:color="E2E8F0"/>
-              <w:left w:val="single" w:sz="4" w:color="E2E8F0"/>
-              <w:bottom w:val="single" w:sz="4" w:color="E2E8F0"/>
-              <w:right w:val="single" w:sz="4" w:color="E2E8F0"/>
-              <w:insideH w:val="single" w:sz="4" w:color="E2E8F0"/>
-              <w:insideV w:val="single" w:sz="4" w:color="E2E8F0"/>
-            </w:tcBorders>
-          </w:tcPr>
-          <w:p>
-            <w:r>
-              <w:rPr>
-                <w:color w:val="1E293B"/>
-                <w:sz w:val="18"/>
-              </w:rPr>
-              <w:t>String</w:t>
-            </w:r>
-          </w:p>
-        </w:tc>
-        <w:tc>
-          <w:tcPr>
-            <w:tcW w:type="dxa" w:w="1984"/>
-            <w:shd w:val="clear" w:color="auto" w:fill="F8FAFC"/>
-            <w:tcBorders>
-              <w:top w:val="single" w:sz="4" w:color="E2E8F0"/>
-              <w:left w:val="single" w:sz="4" w:color="E2E8F0"/>
-              <w:bottom w:val="single" w:sz="4" w:color="E2E8F0"/>
-              <w:right w:val="single" w:sz="4" w:color="E2E8F0"/>
-              <w:insideH w:val="single" w:sz="4" w:color="E2E8F0"/>
-              <w:insideV w:val="single" w:sz="4" w:color="E2E8F0"/>
-            </w:tcBorders>
-          </w:tcPr>
-          <w:p>
-            <w:r>
-              <w:rPr>
-                <w:color w:val="1E293B"/>
-                <w:sz w:val="18"/>
-              </w:rPr>
-              <w:t>10px</w:t>
-            </w:r>
-          </w:p>
-        </w:tc>
-        <w:tc>
-          <w:tcPr>
-            <w:tcW w:type="dxa" w:w="4535"/>
-            <w:shd w:val="clear" w:color="auto" w:fill="F8FAFC"/>
-            <w:tcBorders>
-              <w:top w:val="single" w:sz="4" w:color="E2E8F0"/>
-              <w:left w:val="single" w:sz="4" w:color="E2E8F0"/>
-              <w:bottom w:val="single" w:sz="4" w:color="E2E8F0"/>
-              <w:right w:val="single" w:sz="4" w:color="E2E8F0"/>
-              <w:insideH w:val="single" w:sz="4" w:color="E2E8F0"/>
-              <w:insideV w:val="single" w:sz="4" w:color="E2E8F0"/>
-            </w:tcBorders>
-          </w:tcPr>
-          <w:p>
-            <w:r>
-              <w:rPr>
-                <w:color w:val="1E293B"/>
-                <w:sz w:val="18"/>
-              </w:rPr>
-              <w:t>Скругление тултипа</w:t>
-            </w:r>
-          </w:p>
-        </w:tc>
-      </w:tr>
-      <w:tr>
-        <w:tc>
-          <w:tcPr>
-            <w:tcW w:type="dxa" w:w="2551"/>
-            <w:shd w:val="clear" w:color="auto" w:fill="FFFFFF"/>
-            <w:tcBorders>
-              <w:top w:val="single" w:sz="4" w:color="E2E8F0"/>
-              <w:left w:val="single" w:sz="4" w:color="E2E8F0"/>
-              <w:bottom w:val="single" w:sz="4" w:color="E2E8F0"/>
-              <w:right w:val="single" w:sz="4" w:color="E2E8F0"/>
-              <w:insideH w:val="single" w:sz="4" w:color="E2E8F0"/>
-              <w:insideV w:val="single" w:sz="4" w:color="E2E8F0"/>
-            </w:tcBorders>
-          </w:tcPr>
-          <w:p>
-            <w:r>
-              <w:rPr>
-                <w:b/>
-                <w:color w:val="2D3A8C"/>
-                <w:sz w:val="18"/>
-              </w:rPr>
-              <w:t>calCustomCss</w:t>
-            </w:r>
-          </w:p>
-        </w:tc>
-        <w:tc>
-          <w:tcPr>
-            <w:tcW w:type="dxa" w:w="1417"/>
-            <w:shd w:val="clear" w:color="auto" w:fill="FFFFFF"/>
-            <w:tcBorders>
-              <w:top w:val="single" w:sz="4" w:color="E2E8F0"/>
-              <w:left w:val="single" w:sz="4" w:color="E2E8F0"/>
-              <w:bottom w:val="single" w:sz="4" w:color="E2E8F0"/>
-              <w:right w:val="single" w:sz="4" w:color="E2E8F0"/>
-              <w:insideH w:val="single" w:sz="4" w:color="E2E8F0"/>
-              <w:insideV w:val="single" w:sz="4" w:color="E2E8F0"/>
-            </w:tcBorders>
-          </w:tcPr>
-          <w:p>
-            <w:r>
-              <w:rPr>
-                <w:color w:val="1E293B"/>
-                <w:sz w:val="18"/>
-              </w:rPr>
-              <w:t>String</w:t>
-            </w:r>
-          </w:p>
-        </w:tc>
-        <w:tc>
-          <w:tcPr>
-            <w:tcW w:type="dxa" w:w="1984"/>
-            <w:shd w:val="clear" w:color="auto" w:fill="FFFFFF"/>
-            <w:tcBorders>
-              <w:top w:val="single" w:sz="4" w:color="E2E8F0"/>
-              <w:left w:val="single" w:sz="4" w:color="E2E8F0"/>
-              <w:bottom w:val="single" w:sz="4" w:color="E2E8F0"/>
-              <w:right w:val="single" w:sz="4" w:color="E2E8F0"/>
-              <w:insideH w:val="single" w:sz="4" w:color="E2E8F0"/>
-              <w:insideV w:val="single" w:sz="4" w:color="E2E8F0"/>
-            </w:tcBorders>
-          </w:tcPr>
-          <w:p>
-            <w:r>
-              <w:rPr>
-                <w:color w:val="1E293B"/>
-                <w:sz w:val="18"/>
-              </w:rPr>
-              <w:t>''</w:t>
-            </w:r>
-          </w:p>
-        </w:tc>
-        <w:tc>
-          <w:tcPr>
-            <w:tcW w:type="dxa" w:w="4535"/>
-            <w:shd w:val="clear" w:color="auto" w:fill="FFFFFF"/>
-            <w:tcBorders>
-              <w:top w:val="single" w:sz="4" w:color="E2E8F0"/>
-              <w:left w:val="single" w:sz="4" w:color="E2E8F0"/>
-              <w:bottom w:val="single" w:sz="4" w:color="E2E8F0"/>
-              <w:right w:val="single" w:sz="4" w:color="E2E8F0"/>
-              <w:insideH w:val="single" w:sz="4" w:color="E2E8F0"/>
-              <w:insideV w:val="single" w:sz="4" w:color="E2E8F0"/>
-            </w:tcBorders>
-          </w:tcPr>
-          <w:p>
-            <w:r>
-              <w:rPr>
-                <w:color w:val="1E293B"/>
-                <w:sz w:val="18"/>
-              </w:rPr>
-              <w:t>Произвольный CSS</w:t>
-            </w:r>
-          </w:p>
-        </w:tc>
-      </w:tr>
-    </w:tbl>
-    <w:p/>
-    <w:p>
-      <w:r>
-        <w:rPr>
-          <w:b/>
-          <w:color w:val="4F6AFF"/>
-          <w:sz w:val="26"/>
-        </w:rPr>
-        <w:t>Переменные хранилища (выходные)</w:t>
-      </w:r>
-    </w:p>
-    <w:tbl>
-      <w:tblPr>
-        <w:tblW w:type="auto" w:w="0"/>
-        <w:jc w:val="left"/>
-        <w:tblLook w:firstColumn="1" w:firstRow="1" w:lastColumn="0" w:lastRow="0" w:noHBand="0" w:noVBand="1" w:val="04A0"/>
-      </w:tblPr>
-      <w:tblGrid>
-        <w:gridCol w:w="2351"/>
-        <w:gridCol w:w="2351"/>
-        <w:gridCol w:w="2351"/>
-        <w:gridCol w:w="2351"/>
-      </w:tblGrid>
-      <w:tr>
-        <w:tc>
-          <w:tcPr>
-            <w:tcW w:type="dxa" w:w="2551"/>
-            <w:shd w:val="clear" w:color="auto" w:fill="4F6AFF"/>
-            <w:tcBorders>
-              <w:top w:val="single" w:sz="4" w:color="3A56F0"/>
-              <w:left w:val="single" w:sz="4" w:color="3A56F0"/>
-              <w:bottom w:val="single" w:sz="4" w:color="3A56F0"/>
-              <w:right w:val="single" w:sz="4" w:color="3A56F0"/>
-              <w:insideH w:val="single" w:sz="4" w:color="3A56F0"/>
-              <w:insideV w:val="single" w:sz="4" w:color="3A56F0"/>
-            </w:tcBorders>
-          </w:tcPr>
-          <w:p>
-            <w:pPr>
-              <w:jc w:val="left"/>
-            </w:pPr>
-            <w:r>
-              <w:rPr>
-                <w:b/>
-                <w:color w:val="FFFFFF"/>
-                <w:sz w:val="18"/>
-              </w:rPr>
-              <w:t>Параметр</w:t>
-            </w:r>
-          </w:p>
-        </w:tc>
-        <w:tc>
-          <w:tcPr>
-            <w:tcW w:type="dxa" w:w="1417"/>
-            <w:shd w:val="clear" w:color="auto" w:fill="4F6AFF"/>
-            <w:tcBorders>
-              <w:top w:val="single" w:sz="4" w:color="3A56F0"/>
-              <w:left w:val="single" w:sz="4" w:color="3A56F0"/>
-              <w:bottom w:val="single" w:sz="4" w:color="3A56F0"/>
-              <w:right w:val="single" w:sz="4" w:color="3A56F0"/>
-              <w:insideH w:val="single" w:sz="4" w:color="3A56F0"/>
-              <w:insideV w:val="single" w:sz="4" w:color="3A56F0"/>
-            </w:tcBorders>
-          </w:tcPr>
-          <w:p>
-            <w:pPr>
-              <w:jc w:val="left"/>
-            </w:pPr>
-            <w:r>
-              <w:rPr>
-                <w:b/>
-                <w:color w:val="FFFFFF"/>
-                <w:sz w:val="18"/>
-              </w:rPr>
-              <w:t>Тип</w:t>
-            </w:r>
-          </w:p>
-        </w:tc>
-        <w:tc>
-          <w:tcPr>
-            <w:tcW w:type="dxa" w:w="1984"/>
-            <w:shd w:val="clear" w:color="auto" w:fill="4F6AFF"/>
-            <w:tcBorders>
-              <w:top w:val="single" w:sz="4" w:color="3A56F0"/>
-              <w:left w:val="single" w:sz="4" w:color="3A56F0"/>
-              <w:bottom w:val="single" w:sz="4" w:color="3A56F0"/>
-              <w:right w:val="single" w:sz="4" w:color="3A56F0"/>
-              <w:insideH w:val="single" w:sz="4" w:color="3A56F0"/>
-              <w:insideV w:val="single" w:sz="4" w:color="3A56F0"/>
-            </w:tcBorders>
-          </w:tcPr>
-          <w:p>
-            <w:pPr>
-              <w:jc w:val="left"/>
-            </w:pPr>
-            <w:r>
-              <w:rPr>
-                <w:b/>
-                <w:color w:val="FFFFFF"/>
-                <w:sz w:val="18"/>
-              </w:rPr>
-              <w:t>Умолчание</w:t>
-            </w:r>
-          </w:p>
-        </w:tc>
-        <w:tc>
-          <w:tcPr>
-            <w:tcW w:type="dxa" w:w="4535"/>
-            <w:shd w:val="clear" w:color="auto" w:fill="4F6AFF"/>
-            <w:tcBorders>
-              <w:top w:val="single" w:sz="4" w:color="3A56F0"/>
-              <w:left w:val="single" w:sz="4" w:color="3A56F0"/>
-              <w:bottom w:val="single" w:sz="4" w:color="3A56F0"/>
-              <w:right w:val="single" w:sz="4" w:color="3A56F0"/>
-              <w:insideH w:val="single" w:sz="4" w:color="3A56F0"/>
-              <w:insideV w:val="single" w:sz="4" w:color="3A56F0"/>
-            </w:tcBorders>
-          </w:tcPr>
-          <w:p>
-            <w:pPr>
-              <w:jc w:val="left"/>
-            </w:pPr>
-            <w:r>
-              <w:rPr>
-                <w:b/>
-                <w:color w:val="FFFFFF"/>
-                <w:sz w:val="18"/>
-              </w:rPr>
-              <w:t>Описание</w:t>
-            </w:r>
-          </w:p>
-        </w:tc>
-      </w:tr>
-      <w:tr>
-        <w:tc>
-          <w:tcPr>
-            <w:tcW w:type="dxa" w:w="2551"/>
-            <w:shd w:val="clear" w:color="auto" w:fill="FFFFFF"/>
-            <w:tcBorders>
-              <w:top w:val="single" w:sz="4" w:color="E2E8F0"/>
-              <w:left w:val="single" w:sz="4" w:color="E2E8F0"/>
-              <w:bottom w:val="single" w:sz="4" w:color="E2E8F0"/>
-              <w:right w:val="single" w:sz="4" w:color="E2E8F0"/>
-              <w:insideH w:val="single" w:sz="4" w:color="E2E8F0"/>
-              <w:insideV w:val="single" w:sz="4" w:color="E2E8F0"/>
-            </w:tcBorders>
-          </w:tcPr>
-          <w:p>
-            <w:r>
-              <w:rPr>
-                <w:b/>
-                <w:color w:val="2D3A8C"/>
-                <w:sz w:val="18"/>
-              </w:rPr>
-              <w:t>date</w:t>
-            </w:r>
-          </w:p>
-        </w:tc>
-        <w:tc>
-          <w:tcPr>
-            <w:tcW w:type="dxa" w:w="1417"/>
-            <w:shd w:val="clear" w:color="auto" w:fill="FFFFFF"/>
-            <w:tcBorders>
-              <w:top w:val="single" w:sz="4" w:color="E2E8F0"/>
-              <w:left w:val="single" w:sz="4" w:color="E2E8F0"/>
-              <w:bottom w:val="single" w:sz="4" w:color="E2E8F0"/>
-              <w:right w:val="single" w:sz="4" w:color="E2E8F0"/>
-              <w:insideH w:val="single" w:sz="4" w:color="E2E8F0"/>
-              <w:insideV w:val="single" w:sz="4" w:color="E2E8F0"/>
-            </w:tcBorders>
-          </w:tcPr>
-          <w:p>
-            <w:r>
-              <w:rPr>
-                <w:color w:val="1E293B"/>
-                <w:sz w:val="18"/>
-              </w:rPr>
-              <w:t>—</w:t>
-            </w:r>
-          </w:p>
-        </w:tc>
-        <w:tc>
-          <w:tcPr>
-            <w:tcW w:type="dxa" w:w="1984"/>
-            <w:shd w:val="clear" w:color="auto" w:fill="FFFFFF"/>
-            <w:tcBorders>
-              <w:top w:val="single" w:sz="4" w:color="E2E8F0"/>
-              <w:left w:val="single" w:sz="4" w:color="E2E8F0"/>
-              <w:bottom w:val="single" w:sz="4" w:color="E2E8F0"/>
-              <w:right w:val="single" w:sz="4" w:color="E2E8F0"/>
-              <w:insideH w:val="single" w:sz="4" w:color="E2E8F0"/>
-              <w:insideV w:val="single" w:sz="4" w:color="E2E8F0"/>
-            </w:tcBorders>
-          </w:tcPr>
-          <w:p>
-            <w:r>
-              <w:rPr>
-                <w:color w:val="1E293B"/>
-                <w:sz w:val="18"/>
-              </w:rPr>
-              <w:t>—</w:t>
-            </w:r>
-          </w:p>
-        </w:tc>
-        <w:tc>
-          <w:tcPr>
-            <w:tcW w:type="dxa" w:w="4535"/>
-            <w:shd w:val="clear" w:color="auto" w:fill="FFFFFF"/>
-            <w:tcBorders>
-              <w:top w:val="single" w:sz="4" w:color="E2E8F0"/>
-              <w:left w:val="single" w:sz="4" w:color="E2E8F0"/>
-              <w:bottom w:val="single" w:sz="4" w:color="E2E8F0"/>
-              <w:right w:val="single" w:sz="4" w:color="E2E8F0"/>
-              <w:insideH w:val="single" w:sz="4" w:color="E2E8F0"/>
-              <w:insideV w:val="single" w:sz="4" w:color="E2E8F0"/>
-            </w:tcBorders>
-          </w:tcPr>
-          <w:p>
-            <w:r>
-              <w:rPr>
-                <w:color w:val="1E293B"/>
-                <w:sz w:val="18"/>
-              </w:rPr>
-              <w:t>Выбранная дата (ISO-строка или timestamp мс при calWithTime=true)</w:t>
-            </w:r>
-          </w:p>
-        </w:tc>
-      </w:tr>
-      <w:tr>
-        <w:tc>
-          <w:tcPr>
-            <w:tcW w:type="dxa" w:w="2551"/>
-            <w:shd w:val="clear" w:color="auto" w:fill="F8FAFC"/>
-            <w:tcBorders>
-              <w:top w:val="single" w:sz="4" w:color="E2E8F0"/>
-              <w:left w:val="single" w:sz="4" w:color="E2E8F0"/>
-              <w:bottom w:val="single" w:sz="4" w:color="E2E8F0"/>
-              <w:right w:val="single" w:sz="4" w:color="E2E8F0"/>
-              <w:insideH w:val="single" w:sz="4" w:color="E2E8F0"/>
-              <w:insideV w:val="single" w:sz="4" w:color="E2E8F0"/>
-            </w:tcBorders>
-          </w:tcPr>
-          <w:p>
-            <w:r>
-              <w:rPr>
-                <w:b/>
-                <w:color w:val="2D3A8C"/>
-                <w:sz w:val="18"/>
-              </w:rPr>
-              <w:t>dateStart</w:t>
-            </w:r>
-          </w:p>
-        </w:tc>
-        <w:tc>
-          <w:tcPr>
-            <w:tcW w:type="dxa" w:w="1417"/>
-            <w:shd w:val="clear" w:color="auto" w:fill="F8FAFC"/>
-            <w:tcBorders>
-              <w:top w:val="single" w:sz="4" w:color="E2E8F0"/>
-              <w:left w:val="single" w:sz="4" w:color="E2E8F0"/>
-              <w:bottom w:val="single" w:sz="4" w:color="E2E8F0"/>
-              <w:right w:val="single" w:sz="4" w:color="E2E8F0"/>
-              <w:insideH w:val="single" w:sz="4" w:color="E2E8F0"/>
-              <w:insideV w:val="single" w:sz="4" w:color="E2E8F0"/>
-            </w:tcBorders>
-          </w:tcPr>
-          <w:p>
-            <w:r>
-              <w:rPr>
-                <w:color w:val="1E293B"/>
-                <w:sz w:val="18"/>
-              </w:rPr>
-              <w:t>—</w:t>
-            </w:r>
-          </w:p>
-        </w:tc>
-        <w:tc>
-          <w:tcPr>
-            <w:tcW w:type="dxa" w:w="1984"/>
-            <w:shd w:val="clear" w:color="auto" w:fill="F8FAFC"/>
-            <w:tcBorders>
-              <w:top w:val="single" w:sz="4" w:color="E2E8F0"/>
-              <w:left w:val="single" w:sz="4" w:color="E2E8F0"/>
-              <w:bottom w:val="single" w:sz="4" w:color="E2E8F0"/>
-              <w:right w:val="single" w:sz="4" w:color="E2E8F0"/>
-              <w:insideH w:val="single" w:sz="4" w:color="E2E8F0"/>
-              <w:insideV w:val="single" w:sz="4" w:color="E2E8F0"/>
-            </w:tcBorders>
-          </w:tcPr>
-          <w:p>
-            <w:r>
-              <w:rPr>
-                <w:color w:val="1E293B"/>
-                <w:sz w:val="18"/>
-              </w:rPr>
-              <w:t>—</w:t>
-            </w:r>
-          </w:p>
-        </w:tc>
-        <w:tc>
-          <w:tcPr>
-            <w:tcW w:type="dxa" w:w="4535"/>
-            <w:shd w:val="clear" w:color="auto" w:fill="F8FAFC"/>
-            <w:tcBorders>
-              <w:top w:val="single" w:sz="4" w:color="E2E8F0"/>
-              <w:left w:val="single" w:sz="4" w:color="E2E8F0"/>
-              <w:bottom w:val="single" w:sz="4" w:color="E2E8F0"/>
-              <w:right w:val="single" w:sz="4" w:color="E2E8F0"/>
-              <w:insideH w:val="single" w:sz="4" w:color="E2E8F0"/>
-              <w:insideV w:val="single" w:sz="4" w:color="E2E8F0"/>
-            </w:tcBorders>
-          </w:tcPr>
-          <w:p>
-            <w:r>
-              <w:rPr>
-                <w:color w:val="1E293B"/>
-                <w:sz w:val="18"/>
-              </w:rPr>
-              <w:t>Начало диапазона (ISO или timestamp)</w:t>
-            </w:r>
-          </w:p>
-        </w:tc>
-      </w:tr>
-      <w:tr>
-        <w:tc>
-          <w:tcPr>
-            <w:tcW w:type="dxa" w:w="2551"/>
-            <w:shd w:val="clear" w:color="auto" w:fill="FFFFFF"/>
-            <w:tcBorders>
-              <w:top w:val="single" w:sz="4" w:color="E2E8F0"/>
-              <w:left w:val="single" w:sz="4" w:color="E2E8F0"/>
-              <w:bottom w:val="single" w:sz="4" w:color="E2E8F0"/>
-              <w:right w:val="single" w:sz="4" w:color="E2E8F0"/>
-              <w:insideH w:val="single" w:sz="4" w:color="E2E8F0"/>
-              <w:insideV w:val="single" w:sz="4" w:color="E2E8F0"/>
-            </w:tcBorders>
-          </w:tcPr>
-          <w:p>
-            <w:r>
-              <w:rPr>
-                <w:b/>
-                <w:color w:val="2D3A8C"/>
-                <w:sz w:val="18"/>
-              </w:rPr>
-              <w:t>dateEnd</w:t>
-            </w:r>
-          </w:p>
-        </w:tc>
-        <w:tc>
-          <w:tcPr>
-            <w:tcW w:type="dxa" w:w="1417"/>
-            <w:shd w:val="clear" w:color="auto" w:fill="FFFFFF"/>
-            <w:tcBorders>
-              <w:top w:val="single" w:sz="4" w:color="E2E8F0"/>
-              <w:left w:val="single" w:sz="4" w:color="E2E8F0"/>
-              <w:bottom w:val="single" w:sz="4" w:color="E2E8F0"/>
-              <w:right w:val="single" w:sz="4" w:color="E2E8F0"/>
-              <w:insideH w:val="single" w:sz="4" w:color="E2E8F0"/>
-              <w:insideV w:val="single" w:sz="4" w:color="E2E8F0"/>
-            </w:tcBorders>
-          </w:tcPr>
-          <w:p>
-            <w:r>
-              <w:rPr>
-                <w:color w:val="1E293B"/>
-                <w:sz w:val="18"/>
-              </w:rPr>
-              <w:t>—</w:t>
-            </w:r>
-          </w:p>
-        </w:tc>
-        <w:tc>
-          <w:tcPr>
-            <w:tcW w:type="dxa" w:w="1984"/>
-            <w:shd w:val="clear" w:color="auto" w:fill="FFFFFF"/>
-            <w:tcBorders>
-              <w:top w:val="single" w:sz="4" w:color="E2E8F0"/>
-              <w:left w:val="single" w:sz="4" w:color="E2E8F0"/>
-              <w:bottom w:val="single" w:sz="4" w:color="E2E8F0"/>
-              <w:right w:val="single" w:sz="4" w:color="E2E8F0"/>
-              <w:insideH w:val="single" w:sz="4" w:color="E2E8F0"/>
-              <w:insideV w:val="single" w:sz="4" w:color="E2E8F0"/>
-            </w:tcBorders>
-          </w:tcPr>
-          <w:p>
-            <w:r>
-              <w:rPr>
-                <w:color w:val="1E293B"/>
-                <w:sz w:val="18"/>
-              </w:rPr>
-              <w:t>—</w:t>
-            </w:r>
-          </w:p>
-        </w:tc>
-        <w:tc>
-          <w:tcPr>
-            <w:tcW w:type="dxa" w:w="4535"/>
-            <w:shd w:val="clear" w:color="auto" w:fill="FFFFFF"/>
-            <w:tcBorders>
-              <w:top w:val="single" w:sz="4" w:color="E2E8F0"/>
-              <w:left w:val="single" w:sz="4" w:color="E2E8F0"/>
-              <w:bottom w:val="single" w:sz="4" w:color="E2E8F0"/>
-              <w:right w:val="single" w:sz="4" w:color="E2E8F0"/>
-              <w:insideH w:val="single" w:sz="4" w:color="E2E8F0"/>
-              <w:insideV w:val="single" w:sz="4" w:color="E2E8F0"/>
-            </w:tcBorders>
-          </w:tcPr>
-          <w:p>
-            <w:r>
-              <w:rPr>
-                <w:color w:val="1E293B"/>
-                <w:sz w:val="18"/>
-              </w:rPr>
-              <w:t>Конец диапазона (ISO или timestamp)</w:t>
-            </w:r>
-          </w:p>
-        </w:tc>
-      </w:tr>
-      <w:tr>
-        <w:tc>
-          <w:tcPr>
-            <w:tcW w:type="dxa" w:w="2551"/>
-            <w:shd w:val="clear" w:color="auto" w:fill="F8FAFC"/>
-            <w:tcBorders>
-              <w:top w:val="single" w:sz="4" w:color="E2E8F0"/>
-              <w:left w:val="single" w:sz="4" w:color="E2E8F0"/>
-              <w:bottom w:val="single" w:sz="4" w:color="E2E8F0"/>
-              <w:right w:val="single" w:sz="4" w:color="E2E8F0"/>
-              <w:insideH w:val="single" w:sz="4" w:color="E2E8F0"/>
-              <w:insideV w:val="single" w:sz="4" w:color="E2E8F0"/>
-            </w:tcBorders>
-          </w:tcPr>
-          <w:p>
-            <w:r>
-              <w:rPr>
-                <w:b/>
-                <w:color w:val="2D3A8C"/>
-                <w:sz w:val="18"/>
-              </w:rPr>
-              <w:t>datesList</w:t>
-            </w:r>
-          </w:p>
-        </w:tc>
-        <w:tc>
-          <w:tcPr>
-            <w:tcW w:type="dxa" w:w="1417"/>
-            <w:shd w:val="clear" w:color="auto" w:fill="F8FAFC"/>
-            <w:tcBorders>
-              <w:top w:val="single" w:sz="4" w:color="E2E8F0"/>
-              <w:left w:val="single" w:sz="4" w:color="E2E8F0"/>
-              <w:bottom w:val="single" w:sz="4" w:color="E2E8F0"/>
-              <w:right w:val="single" w:sz="4" w:color="E2E8F0"/>
-              <w:insideH w:val="single" w:sz="4" w:color="E2E8F0"/>
-              <w:insideV w:val="single" w:sz="4" w:color="E2E8F0"/>
-            </w:tcBorders>
-          </w:tcPr>
-          <w:p>
-            <w:r>
-              <w:rPr>
-                <w:color w:val="1E293B"/>
-                <w:sz w:val="18"/>
-              </w:rPr>
-              <w:t>—</w:t>
-            </w:r>
-          </w:p>
-        </w:tc>
-        <w:tc>
-          <w:tcPr>
-            <w:tcW w:type="dxa" w:w="1984"/>
-            <w:shd w:val="clear" w:color="auto" w:fill="F8FAFC"/>
-            <w:tcBorders>
-              <w:top w:val="single" w:sz="4" w:color="E2E8F0"/>
-              <w:left w:val="single" w:sz="4" w:color="E2E8F0"/>
-              <w:bottom w:val="single" w:sz="4" w:color="E2E8F0"/>
-              <w:right w:val="single" w:sz="4" w:color="E2E8F0"/>
-              <w:insideH w:val="single" w:sz="4" w:color="E2E8F0"/>
-              <w:insideV w:val="single" w:sz="4" w:color="E2E8F0"/>
-            </w:tcBorders>
-          </w:tcPr>
-          <w:p>
-            <w:r>
-              <w:rPr>
-                <w:color w:val="1E293B"/>
-                <w:sz w:val="18"/>
-              </w:rPr>
-              <w:t>—</w:t>
-            </w:r>
-          </w:p>
-        </w:tc>
-        <w:tc>
-          <w:tcPr>
-            <w:tcW w:type="dxa" w:w="4535"/>
-            <w:shd w:val="clear" w:color="auto" w:fill="F8FAFC"/>
-            <w:tcBorders>
-              <w:top w:val="single" w:sz="4" w:color="E2E8F0"/>
-              <w:left w:val="single" w:sz="4" w:color="E2E8F0"/>
-              <w:bottom w:val="single" w:sz="4" w:color="E2E8F0"/>
-              <w:right w:val="single" w:sz="4" w:color="E2E8F0"/>
-              <w:insideH w:val="single" w:sz="4" w:color="E2E8F0"/>
-              <w:insideV w:val="single" w:sz="4" w:color="E2E8F0"/>
-            </w:tcBorders>
-          </w:tcPr>
-          <w:p>
-            <w:r>
-              <w:rPr>
-                <w:color w:val="1E293B"/>
-                <w:sz w:val="18"/>
-              </w:rPr>
-              <w:t>Массив выбранных дат в JSON-строке (режим multi)</w:t>
+              <w:t>В расширенном режиме (два месяца рядом) кнопка «Сегодня» в шапке скрывается автоматически и её переключатель блокируется.</w:t>
             </w:r>
           </w:p>
         </w:tc>
@@ -8055,15 +568,188 @@
     <w:p/>
     <w:p>
       <w:pPr>
-        <w:ind w:left="283"/>
+        <w:spacing w:before="80"/>
       </w:pPr>
       <w:r>
         <w:rPr>
           <w:i/>
-          <w:color w:val="475569"/>
+          <w:color w:val="64748B"/>
           <w:sz w:val="18"/>
         </w:rPr>
-        <w:t xml:space="preserve">  ℹ  Переменные настраиваются через системный раздел «Переменные» виджета на платформе.</w:t>
+        <w:t>[Скриншот: Элементы интерфейса календаря]</w:t>
+      </w:r>
+    </w:p>
+    <w:p/>
+    <w:p>
+      <w:pPr>
+        <w:spacing w:before="200" w:after="40"/>
+      </w:pPr>
+      <w:r>
+        <w:rPr>
+          <w:b/>
+          <w:color w:val="4F6AFF"/>
+          <w:sz w:val="28"/>
+        </w:rPr>
+        <w:t>Кнопки-пресеты дат</w:t>
+      </w:r>
+    </w:p>
+    <w:p>
+      <w:pPr>
+        <w:spacing w:after="40"/>
+      </w:pPr>
+      <w:r>
+        <w:rPr>
+          <w:sz w:val="21"/>
+        </w:rPr>
+        <w:t>Пресеты — быстрые кнопки для выбора типовых периодов (неделя, месяц и т.д.).</w:t>
+      </w:r>
+    </w:p>
+    <w:p>
+      <w:pPr>
+        <w:pStyle w:val="ListNumber"/>
+      </w:pPr>
+      <w:r>
+        <w:rPr>
+          <w:sz w:val="21"/>
+        </w:rPr>
+        <w:t>Активируйте «Показывать пресеты», чтобы включить блок пресетов.</w:t>
+      </w:r>
+    </w:p>
+    <w:p>
+      <w:pPr>
+        <w:pStyle w:val="ListNumber"/>
+      </w:pPr>
+      <w:r>
+        <w:rPr>
+          <w:sz w:val="21"/>
+        </w:rPr>
+        <w:t>Переключателем «Кнопка «Сегодня» в шапке» управляйте отдельной кнопкой в шапке мини-календаря.</w:t>
+      </w:r>
+    </w:p>
+    <w:p>
+      <w:pPr>
+        <w:pStyle w:val="ListNumber"/>
+      </w:pPr>
+      <w:r>
+        <w:rPr>
+          <w:sz w:val="21"/>
+        </w:rPr>
+        <w:t>В поле «Колонок в ряду» задайте число колонок сетки пресетов (0 = авто).</w:t>
+      </w:r>
+    </w:p>
+    <w:p>
+      <w:pPr>
+        <w:pStyle w:val="ListNumber"/>
+      </w:pPr>
+      <w:r>
+        <w:rPr>
+          <w:sz w:val="21"/>
+        </w:rPr>
+        <w:t>Для каждого пресета укажите: тип (Готовый / Даты / N дней), подпись и при необходимости значения.</w:t>
+      </w:r>
+    </w:p>
+    <w:p>
+      <w:pPr>
+        <w:pStyle w:val="ListNumber"/>
+      </w:pPr>
+      <w:r>
+        <w:rPr>
+          <w:sz w:val="21"/>
+        </w:rPr>
+        <w:t>Нажмите на крестик рядом с пресетом чтобы удалить его, или добавьте новый кнопкой «+».</w:t>
+      </w:r>
+    </w:p>
+    <w:p>
+      <w:pPr>
+        <w:spacing w:after="40"/>
+      </w:pPr>
+      <w:r>
+        <w:rPr>
+          <w:sz w:val="21"/>
+        </w:rPr>
+        <w:t>Готовые ключи пресетов: Сегодня, Вчера, Эта неделя, Прошлая неделя, Этот месяц, Прошлый месяц, 7 дней, 30 дней, 90 дней, Этот год.</w:t>
+      </w:r>
+    </w:p>
+    <w:p>
+      <w:pPr>
+        <w:spacing w:before="80"/>
+      </w:pPr>
+      <w:r>
+        <w:rPr>
+          <w:i/>
+          <w:color w:val="64748B"/>
+          <w:sz w:val="18"/>
+        </w:rPr>
+        <w:t>[Скриншот: Настройка кнопок-пресетов дат]</w:t>
+      </w:r>
+    </w:p>
+    <w:p/>
+    <w:p>
+      <w:pPr>
+        <w:spacing w:before="200" w:after="40"/>
+      </w:pPr>
+      <w:r>
+        <w:rPr>
+          <w:b/>
+          <w:color w:val="4F6AFF"/>
+          <w:sz w:val="28"/>
+        </w:rPr>
+        <w:t>Переменные хранилища</w:t>
+      </w:r>
+    </w:p>
+    <w:p>
+      <w:pPr>
+        <w:spacing w:after="40"/>
+      </w:pPr>
+      <w:r>
+        <w:rPr>
+          <w:sz w:val="21"/>
+        </w:rPr>
+        <w:t>Виджет записывает результат выбора в переменные хранилища платформы. Настройте их в системном разделе «Переменные» виджета:</w:t>
+      </w:r>
+    </w:p>
+    <w:p>
+      <w:pPr>
+        <w:pStyle w:val="ListBullet"/>
+      </w:pPr>
+      <w:r>
+        <w:rPr>
+          <w:sz w:val="21"/>
+        </w:rPr>
+        <w:t>date — выбранная дата (одиночный режим), ISO или timestamp.</w:t>
+      </w:r>
+    </w:p>
+    <w:p>
+      <w:pPr>
+        <w:pStyle w:val="ListBullet"/>
+      </w:pPr>
+      <w:r>
+        <w:rPr>
+          <w:sz w:val="21"/>
+        </w:rPr>
+        <w:t>dateStart — начало диапазона.</w:t>
+      </w:r>
+    </w:p>
+    <w:p>
+      <w:pPr>
+        <w:pStyle w:val="ListBullet"/>
+      </w:pPr>
+      <w:r>
+        <w:rPr>
+          <w:sz w:val="21"/>
+        </w:rPr>
+        <w:t>dateEnd — конец диапазона.</w:t>
+      </w:r>
+    </w:p>
+    <w:p>
+      <w:pPr>
+        <w:pStyle w:val="ListBullet"/>
+      </w:pPr>
+      <w:r>
+        <w:rPr>
+          <w:sz w:val="21"/>
+        </w:rPr>
+        <w:t>datesList — список дат в JSON (режим множественного выбора).</w:t>
       </w:r>
     </w:p>
     <w:sectPr>
@@ -8442,7 +1128,7 @@
     <w:rPr>
       <w:rFonts w:ascii="Calibri" w:hAnsi="Calibri"/>
       <w:color w:val="1E293B"/>
-      <w:sz w:val="20"/>
+      <w:sz w:val="21"/>
     </w:rPr>
   </w:style>
   <w:style w:type="paragraph" w:styleId="Header">
